--- a/reports/published/ARIA_Dissertation_MSc_Data_Science.docx
+++ b/reports/published/ARIA_Dissertation_MSc_Data_Science.docx
@@ -264,28 +264,74 @@
     </w:p>
     <w:p>
       <w:pPr>
-        <w:spacing w:after="1000"/>
+        <w:spacing w:line="288" w:lineRule="auto" w:before="240" w:after="240"/>
       </w:pPr>
+      <w:r>
+        <w:rPr>
+          <w:rFonts w:ascii="Times New Roman" w:hAnsi="Times New Roman"/>
+          <w:sz w:val="23"/>
+        </w:rPr>
+        <w:t>Place  : Chennai</w:t>
+        <w:br/>
+        <w:t>Date   : 26th October, 2026</w:t>
+      </w:r>
     </w:p>
     <w:p>
       <w:pPr>
-        <w:spacing w:line="312" w:lineRule="auto"/>
+        <w:spacing w:line="288" w:lineRule="auto" w:after="280"/>
         <w:jc w:val="right"/>
       </w:pPr>
       <w:r>
         <w:rPr>
           <w:rFonts w:ascii="Times New Roman" w:hAnsi="Times New Roman"/>
-          <w:sz w:val="24"/>
+          <w:sz w:val="23"/>
         </w:rPr>
+        <w:t>Signature of the Guide</w:t>
+        <w:br/>
+        <w:br/>
+        <w:br/>
         <w:t>Dr. NAZEER ANSARI</w:t>
-        <w:br/>
-        <w:t>Research Guide &amp; Associate Professor</w:t>
         <w:br/>
         <w:t>Department of Mathematics</w:t>
         <w:br/>
         <w:t>School of Advanced Sciences</w:t>
         <w:br/>
         <w:t>VIT Chennai — 600 127</w:t>
+      </w:r>
+    </w:p>
+    <w:p>
+      <w:pPr>
+        <w:spacing w:line="288" w:lineRule="auto" w:after="280"/>
+        <w:jc w:val="left"/>
+      </w:pPr>
+      <w:r>
+        <w:rPr>
+          <w:rFonts w:ascii="Times New Roman" w:hAnsi="Times New Roman"/>
+          <w:sz w:val="23"/>
+        </w:rPr>
+        <w:t>Name &amp; Signature of the Examiner(s)</w:t>
+        <w:br/>
+        <w:t>1.</w:t>
+        <w:br/>
+        <w:br/>
+        <w:t>2.</w:t>
+      </w:r>
+    </w:p>
+    <w:p>
+      <w:pPr>
+        <w:spacing w:line="288" w:lineRule="auto"/>
+        <w:jc w:val="right"/>
+      </w:pPr>
+      <w:r>
+        <w:rPr>
+          <w:rFonts w:ascii="Times New Roman" w:hAnsi="Times New Roman"/>
+          <w:sz w:val="23"/>
+        </w:rPr>
+        <w:t>Dr. MANIVANNAN A</w:t>
+        <w:br/>
+        <w:t>Head, Department of Mathematics</w:t>
+        <w:br/>
+        <w:t>SAS, VIT-Chennai</w:t>
       </w:r>
     </w:p>
     <w:p>
@@ -362,6 +408,36 @@
           <w:sz w:val="24"/>
         </w:rPr>
         <w:t>Finally, we express our heartfelt love and indebtedness to our parents and family members for their unconditional support, prayers, and patience throughout our academic journey.</w:t>
+      </w:r>
+    </w:p>
+    <w:p>
+      <w:pPr>
+        <w:spacing w:after="600"/>
+      </w:pPr>
+    </w:p>
+    <w:p>
+      <w:pPr>
+        <w:spacing w:line="312" w:lineRule="auto"/>
+        <w:jc w:val="right"/>
+      </w:pPr>
+      <w:r>
+        <w:rPr>
+          <w:rFonts w:ascii="Times New Roman" w:hAnsi="Times New Roman"/>
+          <w:sz w:val="23"/>
+        </w:rPr>
+        <w:t>Signature of the Student(s)</w:t>
+        <w:br/>
+        <w:br/>
+        <w:br/>
+        <w:t>___________________________</w:t>
+        <w:br/>
+        <w:t>RAVINDRAN (25MDT1133)</w:t>
+        <w:br/>
+        <w:br/>
+        <w:br/>
+        <w:t>___________________________</w:t>
+        <w:br/>
+        <w:t>NITHISHSARAN (25MDT1089)</w:t>
       </w:r>
     </w:p>
     <w:p>
@@ -1237,7 +1313,7 @@
                 <w:color w:val="1F2937"/>
                 <w:sz w:val="20"/>
               </w:rPr>
-              <w:t>4</w:t>
+              <w:t>3</w:t>
             </w:r>
           </w:p>
         </w:tc>
@@ -1303,7 +1379,7 @@
                 <w:color w:val="1F2937"/>
                 <w:sz w:val="20"/>
               </w:rPr>
-              <w:t>5</w:t>
+              <w:t>4</w:t>
             </w:r>
           </w:p>
         </w:tc>
@@ -1369,7 +1445,7 @@
                 <w:color w:val="1F2937"/>
                 <w:sz w:val="20"/>
               </w:rPr>
-              <w:t>6</w:t>
+              <w:t>4</w:t>
             </w:r>
           </w:p>
         </w:tc>
@@ -1435,7 +1511,7 @@
                 <w:color w:val="1F2937"/>
                 <w:sz w:val="20"/>
               </w:rPr>
-              <w:t>7</w:t>
+              <w:t>5</w:t>
             </w:r>
           </w:p>
         </w:tc>
@@ -1501,7 +1577,7 @@
                 <w:color w:val="1F2937"/>
                 <w:sz w:val="20"/>
               </w:rPr>
-              <w:t>7</w:t>
+              <w:t>5</w:t>
             </w:r>
           </w:p>
         </w:tc>
@@ -1567,7 +1643,7 @@
                 <w:color w:val="1F2937"/>
                 <w:sz w:val="20"/>
               </w:rPr>
-              <w:t>9</w:t>
+              <w:t>7</w:t>
             </w:r>
           </w:p>
         </w:tc>
@@ -1633,7 +1709,7 @@
                 <w:color w:val="1F2937"/>
                 <w:sz w:val="20"/>
               </w:rPr>
-              <w:t>11</w:t>
+              <w:t>8</w:t>
             </w:r>
           </w:p>
         </w:tc>
@@ -1699,7 +1775,7 @@
                 <w:color w:val="1F2937"/>
                 <w:sz w:val="20"/>
               </w:rPr>
-              <w:t>13</w:t>
+              <w:t>10</w:t>
             </w:r>
           </w:p>
         </w:tc>
@@ -1765,7 +1841,7 @@
                 <w:color w:val="1F2937"/>
                 <w:sz w:val="20"/>
               </w:rPr>
-              <w:t>15</w:t>
+              <w:t>12</w:t>
             </w:r>
           </w:p>
         </w:tc>
@@ -1831,7 +1907,7 @@
                 <w:color w:val="1F2937"/>
                 <w:sz w:val="20"/>
               </w:rPr>
-              <w:t>16</w:t>
+              <w:t>13</w:t>
             </w:r>
           </w:p>
         </w:tc>
@@ -1897,7 +1973,7 @@
                 <w:color w:val="1F2937"/>
                 <w:sz w:val="20"/>
               </w:rPr>
-              <w:t>16</w:t>
+              <w:t>13</w:t>
             </w:r>
           </w:p>
         </w:tc>
@@ -1963,7 +2039,7 @@
                 <w:color w:val="1F2937"/>
                 <w:sz w:val="20"/>
               </w:rPr>
-              <w:t>18</w:t>
+              <w:t>14</w:t>
             </w:r>
           </w:p>
         </w:tc>
@@ -2029,7 +2105,7 @@
                 <w:color w:val="1F2937"/>
                 <w:sz w:val="20"/>
               </w:rPr>
-              <w:t>20</w:t>
+              <w:t>15</w:t>
             </w:r>
           </w:p>
         </w:tc>
@@ -2095,7 +2171,7 @@
                 <w:color w:val="1F2937"/>
                 <w:sz w:val="20"/>
               </w:rPr>
-              <w:t>21</w:t>
+              <w:t>16</w:t>
             </w:r>
           </w:p>
         </w:tc>
@@ -2161,7 +2237,7 @@
                 <w:color w:val="1F2937"/>
                 <w:sz w:val="20"/>
               </w:rPr>
-              <w:t>22</w:t>
+              <w:t>17</w:t>
             </w:r>
           </w:p>
         </w:tc>
@@ -2227,7 +2303,7 @@
                 <w:color w:val="1F2937"/>
                 <w:sz w:val="20"/>
               </w:rPr>
-              <w:t>23</w:t>
+              <w:t>18</w:t>
             </w:r>
           </w:p>
         </w:tc>
@@ -2293,7 +2369,7 @@
                 <w:color w:val="1F2937"/>
                 <w:sz w:val="20"/>
               </w:rPr>
-              <w:t>25</w:t>
+              <w:t>19</w:t>
             </w:r>
           </w:p>
         </w:tc>
@@ -2359,7 +2435,7 @@
                 <w:color w:val="1F2937"/>
                 <w:sz w:val="20"/>
               </w:rPr>
-              <w:t>25</w:t>
+              <w:t>19</w:t>
             </w:r>
           </w:p>
         </w:tc>
@@ -2425,7 +2501,7 @@
                 <w:color w:val="1F2937"/>
                 <w:sz w:val="20"/>
               </w:rPr>
-              <w:t>26</w:t>
+              <w:t>19</w:t>
             </w:r>
           </w:p>
         </w:tc>
@@ -2491,7 +2567,7 @@
                 <w:color w:val="1F2937"/>
                 <w:sz w:val="20"/>
               </w:rPr>
-              <w:t>27</w:t>
+              <w:t>20</w:t>
             </w:r>
           </w:p>
         </w:tc>
@@ -2557,7 +2633,7 @@
                 <w:color w:val="1F2937"/>
                 <w:sz w:val="20"/>
               </w:rPr>
-              <w:t>28</w:t>
+              <w:t>20</w:t>
             </w:r>
           </w:p>
         </w:tc>
@@ -2623,7 +2699,7 @@
                 <w:color w:val="1F2937"/>
                 <w:sz w:val="20"/>
               </w:rPr>
-              <w:t>29</w:t>
+              <w:t>21</w:t>
             </w:r>
           </w:p>
         </w:tc>
@@ -2657,7 +2733,7 @@
                 <w:color w:val="1F2937"/>
                 <w:sz w:val="20"/>
               </w:rPr>
-              <w:t>APPENDIX: SYSTEM PROMPT INVARIANTS &amp; PIPELINE ARTIFACTS</w:t>
+              <w:t>APPENDIX: SYSTEM PROMPTS, MATHEMATICAL SPECIFICATIONS &amp; ARTIFACTS</w:t>
             </w:r>
           </w:p>
         </w:tc>
@@ -2689,7 +2765,7 @@
                 <w:color w:val="1F2937"/>
                 <w:sz w:val="20"/>
               </w:rPr>
-              <w:t>30</w:t>
+              <w:t>22</w:t>
             </w:r>
           </w:p>
         </w:tc>
@@ -2926,7 +3002,7 @@
                 <w:color w:val="1F2937"/>
                 <w:sz w:val="20"/>
               </w:rPr>
-              <w:t>8</w:t>
+              <w:t>6</w:t>
             </w:r>
           </w:p>
         </w:tc>
@@ -3024,7 +3100,7 @@
                 <w:color w:val="1F2937"/>
                 <w:sz w:val="20"/>
               </w:rPr>
-              <w:t>14</w:t>
+              <w:t>11</w:t>
             </w:r>
           </w:p>
         </w:tc>
@@ -3122,7 +3198,7 @@
                 <w:color w:val="1F2937"/>
                 <w:sz w:val="20"/>
               </w:rPr>
-              <w:t>17</w:t>
+              <w:t>14</w:t>
             </w:r>
           </w:p>
         </w:tc>
@@ -3220,7 +3296,7 @@
                 <w:color w:val="1F2937"/>
                 <w:sz w:val="20"/>
               </w:rPr>
-              <w:t>22</w:t>
+              <w:t>17</w:t>
             </w:r>
           </w:p>
         </w:tc>
@@ -3318,7 +3394,7 @@
                 <w:color w:val="1F2937"/>
                 <w:sz w:val="20"/>
               </w:rPr>
-              <w:t>24</w:t>
+              <w:t>18</w:t>
             </w:r>
           </w:p>
         </w:tc>
@@ -3416,7 +3492,7 @@
                 <w:color w:val="1F2937"/>
                 <w:sz w:val="20"/>
               </w:rPr>
-              <w:t>24</w:t>
+              <w:t>18</w:t>
             </w:r>
           </w:p>
         </w:tc>
@@ -3648,7 +3724,7 @@
                 <w:color w:val="1F2937"/>
                 <w:sz w:val="20"/>
               </w:rPr>
-              <w:t>3</w:t>
+              <w:t>2</w:t>
             </w:r>
           </w:p>
         </w:tc>
@@ -3746,7 +3822,7 @@
                 <w:color w:val="1F2937"/>
                 <w:sz w:val="20"/>
               </w:rPr>
-              <w:t>12</w:t>
+              <w:t>9</w:t>
             </w:r>
           </w:p>
         </w:tc>
@@ -3780,7 +3856,7 @@
                 <w:color w:val="1F2937"/>
                 <w:sz w:val="20"/>
               </w:rPr>
-              <w:t>Table 3.1</w:t>
+              <w:t>Table 2.2</w:t>
             </w:r>
           </w:p>
         </w:tc>
@@ -3812,7 +3888,7 @@
                 <w:color w:val="1F2937"/>
                 <w:sz w:val="20"/>
               </w:rPr>
-              <w:t>Benchmark Dataset Characteristics and Dimensional Geometry</w:t>
+              <w:t>Dynamic Gating Protocol &amp; Routing Decision Matrix</w:t>
             </w:r>
           </w:p>
         </w:tc>
@@ -3844,7 +3920,7 @@
                 <w:color w:val="1F2937"/>
                 <w:sz w:val="20"/>
               </w:rPr>
-              <w:t>18</w:t>
+              <w:t>11</w:t>
             </w:r>
           </w:p>
         </w:tc>
@@ -3878,7 +3954,7 @@
                 <w:color w:val="1F2937"/>
                 <w:sz w:val="20"/>
               </w:rPr>
-              <w:t>Table 3.2</w:t>
+              <w:t>Table 3.1</w:t>
             </w:r>
           </w:p>
         </w:tc>
@@ -3910,7 +3986,7 @@
                 <w:color w:val="1F2937"/>
                 <w:sz w:val="20"/>
               </w:rPr>
-              <w:t>Ablation Study: Single LLM vs Standard AutoML vs ARIA Council</w:t>
+              <w:t>Benchmark Dataset Characteristics and Dimensional Geometry</w:t>
             </w:r>
           </w:p>
         </w:tc>
@@ -3942,7 +4018,7 @@
                 <w:color w:val="1F2937"/>
                 <w:sz w:val="20"/>
               </w:rPr>
-              <w:t>20</w:t>
+              <w:t>14</w:t>
             </w:r>
           </w:p>
         </w:tc>
@@ -3976,7 +4052,7 @@
                 <w:color w:val="1F2937"/>
                 <w:sz w:val="20"/>
               </w:rPr>
-              <w:t>Table 3.3</w:t>
+              <w:t>Table 3.2</w:t>
             </w:r>
           </w:p>
         </w:tc>
@@ -4008,7 +4084,7 @@
                 <w:color w:val="1F2937"/>
                 <w:sz w:val="20"/>
               </w:rPr>
-              <w:t>Feature Importance, Multicollinearity (VIF), and Mutual Information Lift</w:t>
+              <w:t>Ablation Study: Single LLM vs Standard AutoML vs ARIA Council</w:t>
             </w:r>
           </w:p>
         </w:tc>
@@ -4040,7 +4116,7 @@
                 <w:color w:val="1F2937"/>
                 <w:sz w:val="20"/>
               </w:rPr>
-              <w:t>21</w:t>
+              <w:t>15</w:t>
             </w:r>
           </w:p>
         </w:tc>
@@ -4074,7 +4150,7 @@
                 <w:color w:val="1F2937"/>
                 <w:sz w:val="20"/>
               </w:rPr>
-              <w:t>Table 3.4</w:t>
+              <w:t>Table 3.3</w:t>
             </w:r>
           </w:p>
         </w:tc>
@@ -4106,7 +4182,7 @@
                 <w:color w:val="1F2937"/>
                 <w:sz w:val="20"/>
               </w:rPr>
-              <w:t>Comprehensive Multi-Model Algorithm Tournament Performance</w:t>
+              <w:t>Feature Importance, Multicollinearity (VIF), and Mutual Information Lift</w:t>
             </w:r>
           </w:p>
         </w:tc>
@@ -4138,7 +4214,203 @@
                 <w:color w:val="1F2937"/>
                 <w:sz w:val="20"/>
               </w:rPr>
-              <w:t>23</w:t>
+              <w:t>16</w:t>
+            </w:r>
+          </w:p>
+        </w:tc>
+      </w:tr>
+      <w:tr>
+        <w:tc>
+          <w:tcPr>
+            <w:tcW w:type="dxa" w:w="1728"/>
+            <w:shd w:fill="FFFFFF"/>
+            <w:tcMar>
+              <w:top w:w="90" w:type="dxa"/>
+              <w:bottom w:w="90" w:type="dxa"/>
+              <w:left w:w="120" w:type="dxa"/>
+              <w:right w:w="120" w:type="dxa"/>
+            </w:tcMar>
+            <w:tcBorders>
+              <w:top w:val="single" w:sz="4" w:space="0" w:color="E2E8F0"/>
+              <w:left w:val="single" w:sz="4" w:space="0" w:color="E2E8F0"/>
+              <w:bottom w:val="single" w:sz="4" w:space="0" w:color="E2E8F0"/>
+              <w:right w:val="single" w:sz="4" w:space="0" w:color="E2E8F0"/>
+            </w:tcBorders>
+          </w:tcPr>
+          <w:p>
+            <w:pPr>
+              <w:spacing w:after="0" w:line="276" w:lineRule="auto"/>
+              <w:jc w:val="left"/>
+            </w:pPr>
+            <w:r>
+              <w:rPr>
+                <w:rFonts w:ascii="Times New Roman" w:hAnsi="Times New Roman"/>
+                <w:color w:val="1F2937"/>
+                <w:sz w:val="20"/>
+              </w:rPr>
+              <w:t>Table 3.4</w:t>
+            </w:r>
+          </w:p>
+        </w:tc>
+        <w:tc>
+          <w:tcPr>
+            <w:tcW w:type="dxa" w:w="5760"/>
+            <w:shd w:fill="FFFFFF"/>
+            <w:tcMar>
+              <w:top w:w="90" w:type="dxa"/>
+              <w:bottom w:w="90" w:type="dxa"/>
+              <w:left w:w="120" w:type="dxa"/>
+              <w:right w:w="120" w:type="dxa"/>
+            </w:tcMar>
+            <w:tcBorders>
+              <w:top w:val="single" w:sz="4" w:space="0" w:color="E2E8F0"/>
+              <w:left w:val="single" w:sz="4" w:space="0" w:color="E2E8F0"/>
+              <w:bottom w:val="single" w:sz="4" w:space="0" w:color="E2E8F0"/>
+              <w:right w:val="single" w:sz="4" w:space="0" w:color="E2E8F0"/>
+            </w:tcBorders>
+          </w:tcPr>
+          <w:p>
+            <w:pPr>
+              <w:spacing w:after="0" w:line="276" w:lineRule="auto"/>
+              <w:jc w:val="center"/>
+            </w:pPr>
+            <w:r>
+              <w:rPr>
+                <w:rFonts w:ascii="Times New Roman" w:hAnsi="Times New Roman"/>
+                <w:color w:val="1F2937"/>
+                <w:sz w:val="20"/>
+              </w:rPr>
+              <w:t>Comprehensive Multi-Model Algorithm Tournament Performance</w:t>
+            </w:r>
+          </w:p>
+        </w:tc>
+        <w:tc>
+          <w:tcPr>
+            <w:tcW w:type="dxa" w:w="1541"/>
+            <w:shd w:fill="FFFFFF"/>
+            <w:tcMar>
+              <w:top w:w="90" w:type="dxa"/>
+              <w:bottom w:w="90" w:type="dxa"/>
+              <w:left w:w="120" w:type="dxa"/>
+              <w:right w:w="120" w:type="dxa"/>
+            </w:tcMar>
+            <w:tcBorders>
+              <w:top w:val="single" w:sz="4" w:space="0" w:color="E2E8F0"/>
+              <w:left w:val="single" w:sz="4" w:space="0" w:color="E2E8F0"/>
+              <w:bottom w:val="single" w:sz="4" w:space="0" w:color="E2E8F0"/>
+              <w:right w:val="single" w:sz="4" w:space="0" w:color="E2E8F0"/>
+            </w:tcBorders>
+          </w:tcPr>
+          <w:p>
+            <w:pPr>
+              <w:spacing w:after="0" w:line="276" w:lineRule="auto"/>
+              <w:jc w:val="center"/>
+            </w:pPr>
+            <w:r>
+              <w:rPr>
+                <w:rFonts w:ascii="Times New Roman" w:hAnsi="Times New Roman"/>
+                <w:color w:val="1F2937"/>
+                <w:sz w:val="20"/>
+              </w:rPr>
+              <w:t>17</w:t>
+            </w:r>
+          </w:p>
+        </w:tc>
+      </w:tr>
+      <w:tr>
+        <w:tc>
+          <w:tcPr>
+            <w:tcW w:type="dxa" w:w="1728"/>
+            <w:shd w:fill="F8FAFC"/>
+            <w:tcMar>
+              <w:top w:w="90" w:type="dxa"/>
+              <w:bottom w:w="90" w:type="dxa"/>
+              <w:left w:w="120" w:type="dxa"/>
+              <w:right w:w="120" w:type="dxa"/>
+            </w:tcMar>
+            <w:tcBorders>
+              <w:top w:val="single" w:sz="4" w:space="0" w:color="E2E8F0"/>
+              <w:left w:val="single" w:sz="4" w:space="0" w:color="E2E8F0"/>
+              <w:bottom w:val="single" w:sz="4" w:space="0" w:color="E2E8F0"/>
+              <w:right w:val="single" w:sz="4" w:space="0" w:color="E2E8F0"/>
+            </w:tcBorders>
+          </w:tcPr>
+          <w:p>
+            <w:pPr>
+              <w:spacing w:after="0" w:line="276" w:lineRule="auto"/>
+              <w:jc w:val="left"/>
+            </w:pPr>
+            <w:r>
+              <w:rPr>
+                <w:rFonts w:ascii="Times New Roman" w:hAnsi="Times New Roman"/>
+                <w:color w:val="1F2937"/>
+                <w:sz w:val="20"/>
+              </w:rPr>
+              <w:t>Table 3.5</w:t>
+            </w:r>
+          </w:p>
+        </w:tc>
+        <w:tc>
+          <w:tcPr>
+            <w:tcW w:type="dxa" w:w="5760"/>
+            <w:shd w:fill="F8FAFC"/>
+            <w:tcMar>
+              <w:top w:w="90" w:type="dxa"/>
+              <w:bottom w:w="90" w:type="dxa"/>
+              <w:left w:w="120" w:type="dxa"/>
+              <w:right w:w="120" w:type="dxa"/>
+            </w:tcMar>
+            <w:tcBorders>
+              <w:top w:val="single" w:sz="4" w:space="0" w:color="E2E8F0"/>
+              <w:left w:val="single" w:sz="4" w:space="0" w:color="E2E8F0"/>
+              <w:bottom w:val="single" w:sz="4" w:space="0" w:color="E2E8F0"/>
+              <w:right w:val="single" w:sz="4" w:space="0" w:color="E2E8F0"/>
+            </w:tcBorders>
+          </w:tcPr>
+          <w:p>
+            <w:pPr>
+              <w:spacing w:after="0" w:line="276" w:lineRule="auto"/>
+              <w:jc w:val="center"/>
+            </w:pPr>
+            <w:r>
+              <w:rPr>
+                <w:rFonts w:ascii="Times New Roman" w:hAnsi="Times New Roman"/>
+                <w:color w:val="1F2937"/>
+                <w:sz w:val="20"/>
+              </w:rPr>
+              <w:t>Optuna Bayesian Optimization Search Hypercube Bounds</w:t>
+            </w:r>
+          </w:p>
+        </w:tc>
+        <w:tc>
+          <w:tcPr>
+            <w:tcW w:type="dxa" w:w="1541"/>
+            <w:shd w:fill="F8FAFC"/>
+            <w:tcMar>
+              <w:top w:w="90" w:type="dxa"/>
+              <w:bottom w:w="90" w:type="dxa"/>
+              <w:left w:w="120" w:type="dxa"/>
+              <w:right w:w="120" w:type="dxa"/>
+            </w:tcMar>
+            <w:tcBorders>
+              <w:top w:val="single" w:sz="4" w:space="0" w:color="E2E8F0"/>
+              <w:left w:val="single" w:sz="4" w:space="0" w:color="E2E8F0"/>
+              <w:bottom w:val="single" w:sz="4" w:space="0" w:color="E2E8F0"/>
+              <w:right w:val="single" w:sz="4" w:space="0" w:color="E2E8F0"/>
+            </w:tcBorders>
+          </w:tcPr>
+          <w:p>
+            <w:pPr>
+              <w:spacing w:after="0" w:line="276" w:lineRule="auto"/>
+              <w:jc w:val="center"/>
+            </w:pPr>
+            <w:r>
+              <w:rPr>
+                <w:rFonts w:ascii="Times New Roman" w:hAnsi="Times New Roman"/>
+                <w:color w:val="1F2937"/>
+                <w:sz w:val="20"/>
+              </w:rPr>
+              <w:t>18</w:t>
             </w:r>
           </w:p>
         </w:tc>
@@ -9687,6 +9959,1005 @@
           <w:color w:val="1F2937"/>
           <w:sz w:val="26"/>
         </w:rPr>
+        <w:t>2.4.2 Mathematical Formalization of the Council Gating Function</w:t>
+      </w:r>
+    </w:p>
+    <w:p>
+      <w:pPr>
+        <w:spacing w:line="360" w:lineRule="auto" w:after="120"/>
+        <w:jc w:val="both"/>
+      </w:pPr>
+      <w:r>
+        <w:rPr>
+          <w:rFonts w:ascii="Times New Roman" w:hAnsi="Times New Roman"/>
+          <w:color w:val="111827"/>
+          <w:sz w:val="24"/>
+        </w:rPr>
+        <w:t>To balance intellectual scrutiny with operational responsiveness, ARIA models the Council activation threshold as a deterministic gating function G(Q). Given an incoming analytical query Q, the concierge evaluates the risk topology across three orthogonal dimensions: potential data leakage risk L(Q) in {0, 1}, feature non-linearity and collinearity ambiguity A(Q) in [0, 1], and model architecture trade-off severity M(Q) in {0, 1}. The gating state is defined as:</w:t>
+      </w:r>
+    </w:p>
+    <w:p>
+      <w:pPr>
+        <w:pStyle w:val="ListBullet"/>
+        <w:spacing w:line="312" w:lineRule="auto" w:after="80"/>
+        <w:jc w:val="both"/>
+      </w:pPr>
+      <w:r>
+        <w:rPr>
+          <w:rFonts w:ascii="Times New Roman" w:hAnsi="Times New Roman"/>
+          <w:b/>
+          <w:sz w:val="24"/>
+        </w:rPr>
+        <w:t xml:space="preserve">Decision Rule: </w:t>
+      </w:r>
+      <w:r>
+        <w:rPr>
+          <w:rFonts w:ascii="Times New Roman" w:hAnsi="Times New Roman"/>
+          <w:sz w:val="24"/>
+        </w:rPr>
+        <w:t>G(Q) = 1 if (L(Q) == 1 or A(Q) &gt; 0.60 or M(Q) == 1) else 0</w:t>
+      </w:r>
+    </w:p>
+    <w:p>
+      <w:pPr>
+        <w:spacing w:line="360" w:lineRule="auto" w:after="120"/>
+        <w:jc w:val="both"/>
+      </w:pPr>
+      <w:r>
+        <w:rPr>
+          <w:rFonts w:ascii="Times New Roman" w:hAnsi="Times New Roman"/>
+          <w:color w:val="111827"/>
+          <w:sz w:val="24"/>
+        </w:rPr>
+        <w:t>When G(Q) = 0, Alfred commissions the designated specialist directly in sub-second latency. When G(Q) = 1, Alfred convenes the multi-specialist adversarial roundtable before executing code. Table 2.2 formalizes this routing protocol across diverse analytical situations:</w:t>
+      </w:r>
+    </w:p>
+    <w:tbl>
+      <w:tblPr>
+        <w:tblW w:type="auto" w:w="0"/>
+        <w:jc w:val="center"/>
+        <w:tblLayout w:type="fixed"/>
+        <w:tblLook w:firstColumn="1" w:firstRow="1" w:lastColumn="0" w:lastRow="0" w:noHBand="0" w:noVBand="1" w:val="04A0"/>
+      </w:tblPr>
+      <w:tblGrid>
+        <w:gridCol w:w="2257"/>
+        <w:gridCol w:w="2257"/>
+        <w:gridCol w:w="2257"/>
+        <w:gridCol w:w="2257"/>
+      </w:tblGrid>
+      <w:tr>
+        <w:tc>
+          <w:tcPr>
+            <w:tcW w:type="dxa" w:w="2592"/>
+            <w:shd w:fill="1E3A8A"/>
+            <w:tcMar>
+              <w:top w:w="120" w:type="dxa"/>
+              <w:bottom w:w="120" w:type="dxa"/>
+              <w:left w:w="140" w:type="dxa"/>
+              <w:right w:w="140" w:type="dxa"/>
+            </w:tcMar>
+            <w:tcBorders>
+              <w:top w:val="single" w:sz="6" w:space="0" w:color="1E3A8A"/>
+              <w:left w:val="single" w:sz="4" w:space="0" w:color="CBD5E1"/>
+              <w:bottom w:val="single" w:sz="12" w:space="0" w:color="0F172A"/>
+              <w:right w:val="single" w:sz="4" w:space="0" w:color="CBD5E1"/>
+            </w:tcBorders>
+          </w:tcPr>
+          <w:p>
+            <w:pPr>
+              <w:spacing w:after="0"/>
+              <w:jc w:val="center"/>
+            </w:pPr>
+            <w:r>
+              <w:rPr>
+                <w:rFonts w:ascii="Times New Roman" w:hAnsi="Times New Roman"/>
+                <w:b/>
+                <w:color w:val="FFFFFF"/>
+                <w:sz w:val="21"/>
+              </w:rPr>
+              <w:t>Analytical Inquiry Category</w:t>
+            </w:r>
+          </w:p>
+        </w:tc>
+        <w:tc>
+          <w:tcPr>
+            <w:tcW w:type="dxa" w:w="1728"/>
+            <w:shd w:fill="1E3A8A"/>
+            <w:tcMar>
+              <w:top w:w="120" w:type="dxa"/>
+              <w:bottom w:w="120" w:type="dxa"/>
+              <w:left w:w="140" w:type="dxa"/>
+              <w:right w:w="140" w:type="dxa"/>
+            </w:tcMar>
+            <w:tcBorders>
+              <w:top w:val="single" w:sz="6" w:space="0" w:color="1E3A8A"/>
+              <w:left w:val="single" w:sz="4" w:space="0" w:color="CBD5E1"/>
+              <w:bottom w:val="single" w:sz="12" w:space="0" w:color="0F172A"/>
+              <w:right w:val="single" w:sz="4" w:space="0" w:color="CBD5E1"/>
+            </w:tcBorders>
+          </w:tcPr>
+          <w:p>
+            <w:pPr>
+              <w:spacing w:after="0"/>
+              <w:jc w:val="center"/>
+            </w:pPr>
+            <w:r>
+              <w:rPr>
+                <w:rFonts w:ascii="Times New Roman" w:hAnsi="Times New Roman"/>
+                <w:b/>
+                <w:color w:val="FFFFFF"/>
+                <w:sz w:val="21"/>
+              </w:rPr>
+              <w:t>Gating State G(Q)</w:t>
+            </w:r>
+          </w:p>
+        </w:tc>
+        <w:tc>
+          <w:tcPr>
+            <w:tcW w:type="dxa" w:w="2304"/>
+            <w:shd w:fill="1E3A8A"/>
+            <w:tcMar>
+              <w:top w:w="120" w:type="dxa"/>
+              <w:bottom w:w="120" w:type="dxa"/>
+              <w:left w:w="140" w:type="dxa"/>
+              <w:right w:w="140" w:type="dxa"/>
+            </w:tcMar>
+            <w:tcBorders>
+              <w:top w:val="single" w:sz="6" w:space="0" w:color="1E3A8A"/>
+              <w:left w:val="single" w:sz="4" w:space="0" w:color="CBD5E1"/>
+              <w:bottom w:val="single" w:sz="12" w:space="0" w:color="0F172A"/>
+              <w:right w:val="single" w:sz="4" w:space="0" w:color="CBD5E1"/>
+            </w:tcBorders>
+          </w:tcPr>
+          <w:p>
+            <w:pPr>
+              <w:spacing w:after="0"/>
+              <w:jc w:val="center"/>
+            </w:pPr>
+            <w:r>
+              <w:rPr>
+                <w:rFonts w:ascii="Times New Roman" w:hAnsi="Times New Roman"/>
+                <w:b/>
+                <w:color w:val="FFFFFF"/>
+                <w:sz w:val="21"/>
+              </w:rPr>
+              <w:t>Convened Council Roster</w:t>
+            </w:r>
+          </w:p>
+        </w:tc>
+        <w:tc>
+          <w:tcPr>
+            <w:tcW w:type="dxa" w:w="2405"/>
+            <w:shd w:fill="1E3A8A"/>
+            <w:tcMar>
+              <w:top w:w="120" w:type="dxa"/>
+              <w:bottom w:w="120" w:type="dxa"/>
+              <w:left w:w="140" w:type="dxa"/>
+              <w:right w:w="140" w:type="dxa"/>
+            </w:tcMar>
+            <w:tcBorders>
+              <w:top w:val="single" w:sz="6" w:space="0" w:color="1E3A8A"/>
+              <w:left w:val="single" w:sz="4" w:space="0" w:color="CBD5E1"/>
+              <w:bottom w:val="single" w:sz="12" w:space="0" w:color="0F172A"/>
+              <w:right w:val="single" w:sz="4" w:space="0" w:color="CBD5E1"/>
+            </w:tcBorders>
+          </w:tcPr>
+          <w:p>
+            <w:pPr>
+              <w:spacing w:after="0"/>
+              <w:jc w:val="center"/>
+            </w:pPr>
+            <w:r>
+              <w:rPr>
+                <w:rFonts w:ascii="Times New Roman" w:hAnsi="Times New Roman"/>
+                <w:b/>
+                <w:color w:val="FFFFFF"/>
+                <w:sz w:val="21"/>
+              </w:rPr>
+              <w:t>Key Methodological Risk Addressed</w:t>
+            </w:r>
+          </w:p>
+        </w:tc>
+      </w:tr>
+      <w:tr>
+        <w:tc>
+          <w:tcPr>
+            <w:tcW w:type="dxa" w:w="2592"/>
+            <w:shd w:fill="FFFFFF"/>
+            <w:tcMar>
+              <w:top w:w="90" w:type="dxa"/>
+              <w:bottom w:w="90" w:type="dxa"/>
+              <w:left w:w="120" w:type="dxa"/>
+              <w:right w:w="120" w:type="dxa"/>
+            </w:tcMar>
+            <w:tcBorders>
+              <w:top w:val="single" w:sz="4" w:space="0" w:color="E2E8F0"/>
+              <w:left w:val="single" w:sz="4" w:space="0" w:color="E2E8F0"/>
+              <w:bottom w:val="single" w:sz="4" w:space="0" w:color="E2E8F0"/>
+              <w:right w:val="single" w:sz="4" w:space="0" w:color="E2E8F0"/>
+            </w:tcBorders>
+          </w:tcPr>
+          <w:p>
+            <w:pPr>
+              <w:spacing w:after="0" w:line="276" w:lineRule="auto"/>
+              <w:jc w:val="left"/>
+            </w:pPr>
+            <w:r>
+              <w:rPr>
+                <w:rFonts w:ascii="Times New Roman" w:hAnsi="Times New Roman"/>
+                <w:color w:val="1F2937"/>
+                <w:sz w:val="20"/>
+              </w:rPr>
+              <w:t>Direct Warehouse Extraction</w:t>
+            </w:r>
+          </w:p>
+        </w:tc>
+        <w:tc>
+          <w:tcPr>
+            <w:tcW w:type="dxa" w:w="1728"/>
+            <w:shd w:fill="FFFFFF"/>
+            <w:tcMar>
+              <w:top w:w="90" w:type="dxa"/>
+              <w:bottom w:w="90" w:type="dxa"/>
+              <w:left w:w="120" w:type="dxa"/>
+              <w:right w:w="120" w:type="dxa"/>
+            </w:tcMar>
+            <w:tcBorders>
+              <w:top w:val="single" w:sz="4" w:space="0" w:color="E2E8F0"/>
+              <w:left w:val="single" w:sz="4" w:space="0" w:color="E2E8F0"/>
+              <w:bottom w:val="single" w:sz="4" w:space="0" w:color="E2E8F0"/>
+              <w:right w:val="single" w:sz="4" w:space="0" w:color="E2E8F0"/>
+            </w:tcBorders>
+          </w:tcPr>
+          <w:p>
+            <w:pPr>
+              <w:spacing w:after="0" w:line="276" w:lineRule="auto"/>
+              <w:jc w:val="center"/>
+            </w:pPr>
+            <w:r>
+              <w:rPr>
+                <w:rFonts w:ascii="Times New Roman" w:hAnsi="Times New Roman"/>
+                <w:color w:val="1F2937"/>
+                <w:sz w:val="20"/>
+              </w:rPr>
+              <w:t>G(Q) = 0 (Direct)</w:t>
+            </w:r>
+          </w:p>
+        </w:tc>
+        <w:tc>
+          <w:tcPr>
+            <w:tcW w:type="dxa" w:w="2304"/>
+            <w:shd w:fill="FFFFFF"/>
+            <w:tcMar>
+              <w:top w:w="90" w:type="dxa"/>
+              <w:bottom w:w="90" w:type="dxa"/>
+              <w:left w:w="120" w:type="dxa"/>
+              <w:right w:w="120" w:type="dxa"/>
+            </w:tcMar>
+            <w:tcBorders>
+              <w:top w:val="single" w:sz="4" w:space="0" w:color="E2E8F0"/>
+              <w:left w:val="single" w:sz="4" w:space="0" w:color="E2E8F0"/>
+              <w:bottom w:val="single" w:sz="4" w:space="0" w:color="E2E8F0"/>
+              <w:right w:val="single" w:sz="4" w:space="0" w:color="E2E8F0"/>
+            </w:tcBorders>
+          </w:tcPr>
+          <w:p>
+            <w:pPr>
+              <w:spacing w:after="0" w:line="276" w:lineRule="auto"/>
+              <w:jc w:val="center"/>
+            </w:pPr>
+            <w:r>
+              <w:rPr>
+                <w:rFonts w:ascii="Times New Roman" w:hAnsi="Times New Roman"/>
+                <w:color w:val="1F2937"/>
+                <w:sz w:val="20"/>
+              </w:rPr>
+              <w:t>Silas (SQL Engineer)</w:t>
+            </w:r>
+          </w:p>
+        </w:tc>
+        <w:tc>
+          <w:tcPr>
+            <w:tcW w:type="dxa" w:w="2405"/>
+            <w:shd w:fill="FFFFFF"/>
+            <w:tcMar>
+              <w:top w:w="90" w:type="dxa"/>
+              <w:bottom w:w="90" w:type="dxa"/>
+              <w:left w:w="120" w:type="dxa"/>
+              <w:right w:w="120" w:type="dxa"/>
+            </w:tcMar>
+            <w:tcBorders>
+              <w:top w:val="single" w:sz="4" w:space="0" w:color="E2E8F0"/>
+              <w:left w:val="single" w:sz="4" w:space="0" w:color="E2E8F0"/>
+              <w:bottom w:val="single" w:sz="4" w:space="0" w:color="E2E8F0"/>
+              <w:right w:val="single" w:sz="4" w:space="0" w:color="E2E8F0"/>
+            </w:tcBorders>
+          </w:tcPr>
+          <w:p>
+            <w:pPr>
+              <w:spacing w:after="0" w:line="276" w:lineRule="auto"/>
+              <w:jc w:val="center"/>
+            </w:pPr>
+            <w:r>
+              <w:rPr>
+                <w:rFonts w:ascii="Times New Roman" w:hAnsi="Times New Roman"/>
+                <w:color w:val="1F2937"/>
+                <w:sz w:val="20"/>
+              </w:rPr>
+              <w:t>Query syntax efficiency, zero SELECT *</w:t>
+            </w:r>
+          </w:p>
+        </w:tc>
+      </w:tr>
+      <w:tr>
+        <w:tc>
+          <w:tcPr>
+            <w:tcW w:type="dxa" w:w="2592"/>
+            <w:shd w:fill="F8FAFC"/>
+            <w:tcMar>
+              <w:top w:w="90" w:type="dxa"/>
+              <w:bottom w:w="90" w:type="dxa"/>
+              <w:left w:w="120" w:type="dxa"/>
+              <w:right w:w="120" w:type="dxa"/>
+            </w:tcMar>
+            <w:tcBorders>
+              <w:top w:val="single" w:sz="4" w:space="0" w:color="E2E8F0"/>
+              <w:left w:val="single" w:sz="4" w:space="0" w:color="E2E8F0"/>
+              <w:bottom w:val="single" w:sz="4" w:space="0" w:color="E2E8F0"/>
+              <w:right w:val="single" w:sz="4" w:space="0" w:color="E2E8F0"/>
+            </w:tcBorders>
+          </w:tcPr>
+          <w:p>
+            <w:pPr>
+              <w:spacing w:after="0" w:line="276" w:lineRule="auto"/>
+              <w:jc w:val="left"/>
+            </w:pPr>
+            <w:r>
+              <w:rPr>
+                <w:rFonts w:ascii="Times New Roman" w:hAnsi="Times New Roman"/>
+                <w:color w:val="1F2937"/>
+                <w:sz w:val="20"/>
+              </w:rPr>
+              <w:t>Basic Column Profiling &amp; Null Audit</w:t>
+            </w:r>
+          </w:p>
+        </w:tc>
+        <w:tc>
+          <w:tcPr>
+            <w:tcW w:type="dxa" w:w="1728"/>
+            <w:shd w:fill="F8FAFC"/>
+            <w:tcMar>
+              <w:top w:w="90" w:type="dxa"/>
+              <w:bottom w:w="90" w:type="dxa"/>
+              <w:left w:w="120" w:type="dxa"/>
+              <w:right w:w="120" w:type="dxa"/>
+            </w:tcMar>
+            <w:tcBorders>
+              <w:top w:val="single" w:sz="4" w:space="0" w:color="E2E8F0"/>
+              <w:left w:val="single" w:sz="4" w:space="0" w:color="E2E8F0"/>
+              <w:bottom w:val="single" w:sz="4" w:space="0" w:color="E2E8F0"/>
+              <w:right w:val="single" w:sz="4" w:space="0" w:color="E2E8F0"/>
+            </w:tcBorders>
+          </w:tcPr>
+          <w:p>
+            <w:pPr>
+              <w:spacing w:after="0" w:line="276" w:lineRule="auto"/>
+              <w:jc w:val="center"/>
+            </w:pPr>
+            <w:r>
+              <w:rPr>
+                <w:rFonts w:ascii="Times New Roman" w:hAnsi="Times New Roman"/>
+                <w:color w:val="1F2937"/>
+                <w:sz w:val="20"/>
+              </w:rPr>
+              <w:t>G(Q) = 0 (Direct)</w:t>
+            </w:r>
+          </w:p>
+        </w:tc>
+        <w:tc>
+          <w:tcPr>
+            <w:tcW w:type="dxa" w:w="2304"/>
+            <w:shd w:fill="F8FAFC"/>
+            <w:tcMar>
+              <w:top w:w="90" w:type="dxa"/>
+              <w:bottom w:w="90" w:type="dxa"/>
+              <w:left w:w="120" w:type="dxa"/>
+              <w:right w:w="120" w:type="dxa"/>
+            </w:tcMar>
+            <w:tcBorders>
+              <w:top w:val="single" w:sz="4" w:space="0" w:color="E2E8F0"/>
+              <w:left w:val="single" w:sz="4" w:space="0" w:color="E2E8F0"/>
+              <w:bottom w:val="single" w:sz="4" w:space="0" w:color="E2E8F0"/>
+              <w:right w:val="single" w:sz="4" w:space="0" w:color="E2E8F0"/>
+            </w:tcBorders>
+          </w:tcPr>
+          <w:p>
+            <w:pPr>
+              <w:spacing w:after="0" w:line="276" w:lineRule="auto"/>
+              <w:jc w:val="center"/>
+            </w:pPr>
+            <w:r>
+              <w:rPr>
+                <w:rFonts w:ascii="Times New Roman" w:hAnsi="Times New Roman"/>
+                <w:color w:val="1F2937"/>
+                <w:sz w:val="20"/>
+              </w:rPr>
+              <w:t>Maya (Exploratory Data)</w:t>
+            </w:r>
+          </w:p>
+        </w:tc>
+        <w:tc>
+          <w:tcPr>
+            <w:tcW w:type="dxa" w:w="2405"/>
+            <w:shd w:fill="F8FAFC"/>
+            <w:tcMar>
+              <w:top w:w="90" w:type="dxa"/>
+              <w:bottom w:w="90" w:type="dxa"/>
+              <w:left w:w="120" w:type="dxa"/>
+              <w:right w:w="120" w:type="dxa"/>
+            </w:tcMar>
+            <w:tcBorders>
+              <w:top w:val="single" w:sz="4" w:space="0" w:color="E2E8F0"/>
+              <w:left w:val="single" w:sz="4" w:space="0" w:color="E2E8F0"/>
+              <w:bottom w:val="single" w:sz="4" w:space="0" w:color="E2E8F0"/>
+              <w:right w:val="single" w:sz="4" w:space="0" w:color="E2E8F0"/>
+            </w:tcBorders>
+          </w:tcPr>
+          <w:p>
+            <w:pPr>
+              <w:spacing w:after="0" w:line="276" w:lineRule="auto"/>
+              <w:jc w:val="center"/>
+            </w:pPr>
+            <w:r>
+              <w:rPr>
+                <w:rFonts w:ascii="Times New Roman" w:hAnsi="Times New Roman"/>
+                <w:color w:val="1F2937"/>
+                <w:sz w:val="20"/>
+              </w:rPr>
+              <w:t>Column data typing, basic null counts</w:t>
+            </w:r>
+          </w:p>
+        </w:tc>
+      </w:tr>
+      <w:tr>
+        <w:tc>
+          <w:tcPr>
+            <w:tcW w:type="dxa" w:w="2592"/>
+            <w:shd w:fill="FFFFFF"/>
+            <w:tcMar>
+              <w:top w:w="90" w:type="dxa"/>
+              <w:bottom w:w="90" w:type="dxa"/>
+              <w:left w:w="120" w:type="dxa"/>
+              <w:right w:w="120" w:type="dxa"/>
+            </w:tcMar>
+            <w:tcBorders>
+              <w:top w:val="single" w:sz="4" w:space="0" w:color="E2E8F0"/>
+              <w:left w:val="single" w:sz="4" w:space="0" w:color="E2E8F0"/>
+              <w:bottom w:val="single" w:sz="4" w:space="0" w:color="E2E8F0"/>
+              <w:right w:val="single" w:sz="4" w:space="0" w:color="E2E8F0"/>
+            </w:tcBorders>
+          </w:tcPr>
+          <w:p>
+            <w:pPr>
+              <w:spacing w:after="0" w:line="276" w:lineRule="auto"/>
+              <w:jc w:val="left"/>
+            </w:pPr>
+            <w:r>
+              <w:rPr>
+                <w:rFonts w:ascii="Times New Roman" w:hAnsi="Times New Roman"/>
+                <w:color w:val="1F2937"/>
+                <w:sz w:val="20"/>
+              </w:rPr>
+              <w:t>Group Aggregations &amp; Target Encoding</w:t>
+            </w:r>
+          </w:p>
+        </w:tc>
+        <w:tc>
+          <w:tcPr>
+            <w:tcW w:type="dxa" w:w="1728"/>
+            <w:shd w:fill="FFFFFF"/>
+            <w:tcMar>
+              <w:top w:w="90" w:type="dxa"/>
+              <w:bottom w:w="90" w:type="dxa"/>
+              <w:left w:w="120" w:type="dxa"/>
+              <w:right w:w="120" w:type="dxa"/>
+            </w:tcMar>
+            <w:tcBorders>
+              <w:top w:val="single" w:sz="4" w:space="0" w:color="E2E8F0"/>
+              <w:left w:val="single" w:sz="4" w:space="0" w:color="E2E8F0"/>
+              <w:bottom w:val="single" w:sz="4" w:space="0" w:color="E2E8F0"/>
+              <w:right w:val="single" w:sz="4" w:space="0" w:color="E2E8F0"/>
+            </w:tcBorders>
+          </w:tcPr>
+          <w:p>
+            <w:pPr>
+              <w:spacing w:after="0" w:line="276" w:lineRule="auto"/>
+              <w:jc w:val="center"/>
+            </w:pPr>
+            <w:r>
+              <w:rPr>
+                <w:rFonts w:ascii="Times New Roman" w:hAnsi="Times New Roman"/>
+                <w:color w:val="1F2937"/>
+                <w:sz w:val="20"/>
+              </w:rPr>
+              <w:t>G(Q) = 1 (Council)</w:t>
+            </w:r>
+          </w:p>
+        </w:tc>
+        <w:tc>
+          <w:tcPr>
+            <w:tcW w:type="dxa" w:w="2304"/>
+            <w:shd w:fill="FFFFFF"/>
+            <w:tcMar>
+              <w:top w:w="90" w:type="dxa"/>
+              <w:bottom w:w="90" w:type="dxa"/>
+              <w:left w:w="120" w:type="dxa"/>
+              <w:right w:w="120" w:type="dxa"/>
+            </w:tcMar>
+            <w:tcBorders>
+              <w:top w:val="single" w:sz="4" w:space="0" w:color="E2E8F0"/>
+              <w:left w:val="single" w:sz="4" w:space="0" w:color="E2E8F0"/>
+              <w:bottom w:val="single" w:sz="4" w:space="0" w:color="E2E8F0"/>
+              <w:right w:val="single" w:sz="4" w:space="0" w:color="E2E8F0"/>
+            </w:tcBorders>
+          </w:tcPr>
+          <w:p>
+            <w:pPr>
+              <w:spacing w:after="0" w:line="276" w:lineRule="auto"/>
+              <w:jc w:val="center"/>
+            </w:pPr>
+            <w:r>
+              <w:rPr>
+                <w:rFonts w:ascii="Times New Roman" w:hAnsi="Times New Roman"/>
+                <w:color w:val="1F2937"/>
+                <w:sz w:val="20"/>
+              </w:rPr>
+              <w:t>Priya, Leo, Elena</w:t>
+            </w:r>
+          </w:p>
+        </w:tc>
+        <w:tc>
+          <w:tcPr>
+            <w:tcW w:type="dxa" w:w="2405"/>
+            <w:shd w:fill="FFFFFF"/>
+            <w:tcMar>
+              <w:top w:w="90" w:type="dxa"/>
+              <w:bottom w:w="90" w:type="dxa"/>
+              <w:left w:w="120" w:type="dxa"/>
+              <w:right w:w="120" w:type="dxa"/>
+            </w:tcMar>
+            <w:tcBorders>
+              <w:top w:val="single" w:sz="4" w:space="0" w:color="E2E8F0"/>
+              <w:left w:val="single" w:sz="4" w:space="0" w:color="E2E8F0"/>
+              <w:bottom w:val="single" w:sz="4" w:space="0" w:color="E2E8F0"/>
+              <w:right w:val="single" w:sz="4" w:space="0" w:color="E2E8F0"/>
+            </w:tcBorders>
+          </w:tcPr>
+          <w:p>
+            <w:pPr>
+              <w:spacing w:after="0" w:line="276" w:lineRule="auto"/>
+              <w:jc w:val="center"/>
+            </w:pPr>
+            <w:r>
+              <w:rPr>
+                <w:rFonts w:ascii="Times New Roman" w:hAnsi="Times New Roman"/>
+                <w:color w:val="1F2937"/>
+                <w:sz w:val="20"/>
+              </w:rPr>
+              <w:t>Lookahead target leakage into test partition</w:t>
+            </w:r>
+          </w:p>
+        </w:tc>
+      </w:tr>
+      <w:tr>
+        <w:tc>
+          <w:tcPr>
+            <w:tcW w:type="dxa" w:w="2592"/>
+            <w:shd w:fill="F8FAFC"/>
+            <w:tcMar>
+              <w:top w:w="90" w:type="dxa"/>
+              <w:bottom w:w="90" w:type="dxa"/>
+              <w:left w:w="120" w:type="dxa"/>
+              <w:right w:w="120" w:type="dxa"/>
+            </w:tcMar>
+            <w:tcBorders>
+              <w:top w:val="single" w:sz="4" w:space="0" w:color="E2E8F0"/>
+              <w:left w:val="single" w:sz="4" w:space="0" w:color="E2E8F0"/>
+              <w:bottom w:val="single" w:sz="4" w:space="0" w:color="E2E8F0"/>
+              <w:right w:val="single" w:sz="4" w:space="0" w:color="E2E8F0"/>
+            </w:tcBorders>
+          </w:tcPr>
+          <w:p>
+            <w:pPr>
+              <w:spacing w:after="0" w:line="276" w:lineRule="auto"/>
+              <w:jc w:val="left"/>
+            </w:pPr>
+            <w:r>
+              <w:rPr>
+                <w:rFonts w:ascii="Times New Roman" w:hAnsi="Times New Roman"/>
+                <w:color w:val="1F2937"/>
+                <w:sz w:val="20"/>
+              </w:rPr>
+              <w:t>Non-Linear Age / Missingness Imputation</w:t>
+            </w:r>
+          </w:p>
+        </w:tc>
+        <w:tc>
+          <w:tcPr>
+            <w:tcW w:type="dxa" w:w="1728"/>
+            <w:shd w:fill="F8FAFC"/>
+            <w:tcMar>
+              <w:top w:w="90" w:type="dxa"/>
+              <w:bottom w:w="90" w:type="dxa"/>
+              <w:left w:w="120" w:type="dxa"/>
+              <w:right w:w="120" w:type="dxa"/>
+            </w:tcMar>
+            <w:tcBorders>
+              <w:top w:val="single" w:sz="4" w:space="0" w:color="E2E8F0"/>
+              <w:left w:val="single" w:sz="4" w:space="0" w:color="E2E8F0"/>
+              <w:bottom w:val="single" w:sz="4" w:space="0" w:color="E2E8F0"/>
+              <w:right w:val="single" w:sz="4" w:space="0" w:color="E2E8F0"/>
+            </w:tcBorders>
+          </w:tcPr>
+          <w:p>
+            <w:pPr>
+              <w:spacing w:after="0" w:line="276" w:lineRule="auto"/>
+              <w:jc w:val="center"/>
+            </w:pPr>
+            <w:r>
+              <w:rPr>
+                <w:rFonts w:ascii="Times New Roman" w:hAnsi="Times New Roman"/>
+                <w:color w:val="1F2937"/>
+                <w:sz w:val="20"/>
+              </w:rPr>
+              <w:t>G(Q) = 1 (Council)</w:t>
+            </w:r>
+          </w:p>
+        </w:tc>
+        <w:tc>
+          <w:tcPr>
+            <w:tcW w:type="dxa" w:w="2304"/>
+            <w:shd w:fill="F8FAFC"/>
+            <w:tcMar>
+              <w:top w:w="90" w:type="dxa"/>
+              <w:bottom w:w="90" w:type="dxa"/>
+              <w:left w:w="120" w:type="dxa"/>
+              <w:right w:w="120" w:type="dxa"/>
+            </w:tcMar>
+            <w:tcBorders>
+              <w:top w:val="single" w:sz="4" w:space="0" w:color="E2E8F0"/>
+              <w:left w:val="single" w:sz="4" w:space="0" w:color="E2E8F0"/>
+              <w:bottom w:val="single" w:sz="4" w:space="0" w:color="E2E8F0"/>
+              <w:right w:val="single" w:sz="4" w:space="0" w:color="E2E8F0"/>
+            </w:tcBorders>
+          </w:tcPr>
+          <w:p>
+            <w:pPr>
+              <w:spacing w:after="0" w:line="276" w:lineRule="auto"/>
+              <w:jc w:val="center"/>
+            </w:pPr>
+            <w:r>
+              <w:rPr>
+                <w:rFonts w:ascii="Times New Roman" w:hAnsi="Times New Roman"/>
+                <w:color w:val="1F2937"/>
+                <w:sz w:val="20"/>
+              </w:rPr>
+              <w:t>Maya, Leo, Julian</w:t>
+            </w:r>
+          </w:p>
+        </w:tc>
+        <w:tc>
+          <w:tcPr>
+            <w:tcW w:type="dxa" w:w="2405"/>
+            <w:shd w:fill="F8FAFC"/>
+            <w:tcMar>
+              <w:top w:w="90" w:type="dxa"/>
+              <w:bottom w:w="90" w:type="dxa"/>
+              <w:left w:w="120" w:type="dxa"/>
+              <w:right w:w="120" w:type="dxa"/>
+            </w:tcMar>
+            <w:tcBorders>
+              <w:top w:val="single" w:sz="4" w:space="0" w:color="E2E8F0"/>
+              <w:left w:val="single" w:sz="4" w:space="0" w:color="E2E8F0"/>
+              <w:bottom w:val="single" w:sz="4" w:space="0" w:color="E2E8F0"/>
+              <w:right w:val="single" w:sz="4" w:space="0" w:color="E2E8F0"/>
+            </w:tcBorders>
+          </w:tcPr>
+          <w:p>
+            <w:pPr>
+              <w:spacing w:after="0" w:line="276" w:lineRule="auto"/>
+              <w:jc w:val="center"/>
+            </w:pPr>
+            <w:r>
+              <w:rPr>
+                <w:rFonts w:ascii="Times New Roman" w:hAnsi="Times New Roman"/>
+                <w:color w:val="1F2937"/>
+                <w:sz w:val="20"/>
+              </w:rPr>
+              <w:t>Variance collapse, infant distortion, MCAR vs MAR</w:t>
+            </w:r>
+          </w:p>
+        </w:tc>
+      </w:tr>
+      <w:tr>
+        <w:tc>
+          <w:tcPr>
+            <w:tcW w:type="dxa" w:w="2592"/>
+            <w:shd w:fill="FFFFFF"/>
+            <w:tcMar>
+              <w:top w:w="90" w:type="dxa"/>
+              <w:bottom w:w="90" w:type="dxa"/>
+              <w:left w:w="120" w:type="dxa"/>
+              <w:right w:w="120" w:type="dxa"/>
+            </w:tcMar>
+            <w:tcBorders>
+              <w:top w:val="single" w:sz="4" w:space="0" w:color="E2E8F0"/>
+              <w:left w:val="single" w:sz="4" w:space="0" w:color="E2E8F0"/>
+              <w:bottom w:val="single" w:sz="4" w:space="0" w:color="E2E8F0"/>
+              <w:right w:val="single" w:sz="4" w:space="0" w:color="E2E8F0"/>
+            </w:tcBorders>
+          </w:tcPr>
+          <w:p>
+            <w:pPr>
+              <w:spacing w:after="0" w:line="276" w:lineRule="auto"/>
+              <w:jc w:val="left"/>
+            </w:pPr>
+            <w:r>
+              <w:rPr>
+                <w:rFonts w:ascii="Times New Roman" w:hAnsi="Times New Roman"/>
+                <w:color w:val="1F2937"/>
+                <w:sz w:val="20"/>
+              </w:rPr>
+              <w:t>Algorithm Selection (Linear vs Ensemble)</w:t>
+            </w:r>
+          </w:p>
+        </w:tc>
+        <w:tc>
+          <w:tcPr>
+            <w:tcW w:type="dxa" w:w="1728"/>
+            <w:shd w:fill="FFFFFF"/>
+            <w:tcMar>
+              <w:top w:w="90" w:type="dxa"/>
+              <w:bottom w:w="90" w:type="dxa"/>
+              <w:left w:w="120" w:type="dxa"/>
+              <w:right w:w="120" w:type="dxa"/>
+            </w:tcMar>
+            <w:tcBorders>
+              <w:top w:val="single" w:sz="4" w:space="0" w:color="E2E8F0"/>
+              <w:left w:val="single" w:sz="4" w:space="0" w:color="E2E8F0"/>
+              <w:bottom w:val="single" w:sz="4" w:space="0" w:color="E2E8F0"/>
+              <w:right w:val="single" w:sz="4" w:space="0" w:color="E2E8F0"/>
+            </w:tcBorders>
+          </w:tcPr>
+          <w:p>
+            <w:pPr>
+              <w:spacing w:after="0" w:line="276" w:lineRule="auto"/>
+              <w:jc w:val="center"/>
+            </w:pPr>
+            <w:r>
+              <w:rPr>
+                <w:rFonts w:ascii="Times New Roman" w:hAnsi="Times New Roman"/>
+                <w:color w:val="1F2937"/>
+                <w:sz w:val="20"/>
+              </w:rPr>
+              <w:t>G(Q) = 1 (Council)</w:t>
+            </w:r>
+          </w:p>
+        </w:tc>
+        <w:tc>
+          <w:tcPr>
+            <w:tcW w:type="dxa" w:w="2304"/>
+            <w:shd w:fill="FFFFFF"/>
+            <w:tcMar>
+              <w:top w:w="90" w:type="dxa"/>
+              <w:bottom w:w="90" w:type="dxa"/>
+              <w:left w:w="120" w:type="dxa"/>
+              <w:right w:w="120" w:type="dxa"/>
+            </w:tcMar>
+            <w:tcBorders>
+              <w:top w:val="single" w:sz="4" w:space="0" w:color="E2E8F0"/>
+              <w:left w:val="single" w:sz="4" w:space="0" w:color="E2E8F0"/>
+              <w:bottom w:val="single" w:sz="4" w:space="0" w:color="E2E8F0"/>
+              <w:right w:val="single" w:sz="4" w:space="0" w:color="E2E8F0"/>
+            </w:tcBorders>
+          </w:tcPr>
+          <w:p>
+            <w:pPr>
+              <w:spacing w:after="0" w:line="276" w:lineRule="auto"/>
+              <w:jc w:val="center"/>
+            </w:pPr>
+            <w:r>
+              <w:rPr>
+                <w:rFonts w:ascii="Times New Roman" w:hAnsi="Times New Roman"/>
+                <w:color w:val="1F2937"/>
+                <w:sz w:val="20"/>
+              </w:rPr>
+              <w:t>Julian, Elena, Marcus</w:t>
+            </w:r>
+          </w:p>
+        </w:tc>
+        <w:tc>
+          <w:tcPr>
+            <w:tcW w:type="dxa" w:w="2405"/>
+            <w:shd w:fill="FFFFFF"/>
+            <w:tcMar>
+              <w:top w:w="90" w:type="dxa"/>
+              <w:bottom w:w="90" w:type="dxa"/>
+              <w:left w:w="120" w:type="dxa"/>
+              <w:right w:w="120" w:type="dxa"/>
+            </w:tcMar>
+            <w:tcBorders>
+              <w:top w:val="single" w:sz="4" w:space="0" w:color="E2E8F0"/>
+              <w:left w:val="single" w:sz="4" w:space="0" w:color="E2E8F0"/>
+              <w:bottom w:val="single" w:sz="4" w:space="0" w:color="E2E8F0"/>
+              <w:right w:val="single" w:sz="4" w:space="0" w:color="E2E8F0"/>
+            </w:tcBorders>
+          </w:tcPr>
+          <w:p>
+            <w:pPr>
+              <w:spacing w:after="0" w:line="276" w:lineRule="auto"/>
+              <w:jc w:val="center"/>
+            </w:pPr>
+            <w:r>
+              <w:rPr>
+                <w:rFonts w:ascii="Times New Roman" w:hAnsi="Times New Roman"/>
+                <w:color w:val="1F2937"/>
+                <w:sz w:val="20"/>
+              </w:rPr>
+              <w:t>Overfitting, tree variance, regulatory explainability</w:t>
+            </w:r>
+          </w:p>
+        </w:tc>
+      </w:tr>
+      <w:tr>
+        <w:tc>
+          <w:tcPr>
+            <w:tcW w:type="dxa" w:w="2592"/>
+            <w:shd w:fill="F8FAFC"/>
+            <w:tcMar>
+              <w:top w:w="90" w:type="dxa"/>
+              <w:bottom w:w="90" w:type="dxa"/>
+              <w:left w:w="120" w:type="dxa"/>
+              <w:right w:w="120" w:type="dxa"/>
+            </w:tcMar>
+            <w:tcBorders>
+              <w:top w:val="single" w:sz="4" w:space="0" w:color="E2E8F0"/>
+              <w:left w:val="single" w:sz="4" w:space="0" w:color="E2E8F0"/>
+              <w:bottom w:val="single" w:sz="4" w:space="0" w:color="E2E8F0"/>
+              <w:right w:val="single" w:sz="4" w:space="0" w:color="E2E8F0"/>
+            </w:tcBorders>
+          </w:tcPr>
+          <w:p>
+            <w:pPr>
+              <w:spacing w:after="0" w:line="276" w:lineRule="auto"/>
+              <w:jc w:val="left"/>
+            </w:pPr>
+            <w:r>
+              <w:rPr>
+                <w:rFonts w:ascii="Times New Roman" w:hAnsi="Times New Roman"/>
+                <w:color w:val="1F2937"/>
+                <w:sz w:val="20"/>
+              </w:rPr>
+              <w:t>Asymmetric Cost Threshold Tuning</w:t>
+            </w:r>
+          </w:p>
+        </w:tc>
+        <w:tc>
+          <w:tcPr>
+            <w:tcW w:type="dxa" w:w="1728"/>
+            <w:shd w:fill="F8FAFC"/>
+            <w:tcMar>
+              <w:top w:w="90" w:type="dxa"/>
+              <w:bottom w:w="90" w:type="dxa"/>
+              <w:left w:w="120" w:type="dxa"/>
+              <w:right w:w="120" w:type="dxa"/>
+            </w:tcMar>
+            <w:tcBorders>
+              <w:top w:val="single" w:sz="4" w:space="0" w:color="E2E8F0"/>
+              <w:left w:val="single" w:sz="4" w:space="0" w:color="E2E8F0"/>
+              <w:bottom w:val="single" w:sz="4" w:space="0" w:color="E2E8F0"/>
+              <w:right w:val="single" w:sz="4" w:space="0" w:color="E2E8F0"/>
+            </w:tcBorders>
+          </w:tcPr>
+          <w:p>
+            <w:pPr>
+              <w:spacing w:after="0" w:line="276" w:lineRule="auto"/>
+              <w:jc w:val="center"/>
+            </w:pPr>
+            <w:r>
+              <w:rPr>
+                <w:rFonts w:ascii="Times New Roman" w:hAnsi="Times New Roman"/>
+                <w:color w:val="1F2937"/>
+                <w:sz w:val="20"/>
+              </w:rPr>
+              <w:t>G(Q) = 1 (Council)</w:t>
+            </w:r>
+          </w:p>
+        </w:tc>
+        <w:tc>
+          <w:tcPr>
+            <w:tcW w:type="dxa" w:w="2304"/>
+            <w:shd w:fill="F8FAFC"/>
+            <w:tcMar>
+              <w:top w:w="90" w:type="dxa"/>
+              <w:bottom w:w="90" w:type="dxa"/>
+              <w:left w:w="120" w:type="dxa"/>
+              <w:right w:w="120" w:type="dxa"/>
+            </w:tcMar>
+            <w:tcBorders>
+              <w:top w:val="single" w:sz="4" w:space="0" w:color="E2E8F0"/>
+              <w:left w:val="single" w:sz="4" w:space="0" w:color="E2E8F0"/>
+              <w:bottom w:val="single" w:sz="4" w:space="0" w:color="E2E8F0"/>
+              <w:right w:val="single" w:sz="4" w:space="0" w:color="E2E8F0"/>
+            </w:tcBorders>
+          </w:tcPr>
+          <w:p>
+            <w:pPr>
+              <w:spacing w:after="0" w:line="276" w:lineRule="auto"/>
+              <w:jc w:val="center"/>
+            </w:pPr>
+            <w:r>
+              <w:rPr>
+                <w:rFonts w:ascii="Times New Roman" w:hAnsi="Times New Roman"/>
+                <w:color w:val="1F2937"/>
+                <w:sz w:val="20"/>
+              </w:rPr>
+              <w:t>Elena, Julian, Marcus</w:t>
+            </w:r>
+          </w:p>
+        </w:tc>
+        <w:tc>
+          <w:tcPr>
+            <w:tcW w:type="dxa" w:w="2405"/>
+            <w:shd w:fill="F8FAFC"/>
+            <w:tcMar>
+              <w:top w:w="90" w:type="dxa"/>
+              <w:bottom w:w="90" w:type="dxa"/>
+              <w:left w:w="120" w:type="dxa"/>
+              <w:right w:w="120" w:type="dxa"/>
+            </w:tcMar>
+            <w:tcBorders>
+              <w:top w:val="single" w:sz="4" w:space="0" w:color="E2E8F0"/>
+              <w:left w:val="single" w:sz="4" w:space="0" w:color="E2E8F0"/>
+              <w:bottom w:val="single" w:sz="4" w:space="0" w:color="E2E8F0"/>
+              <w:right w:val="single" w:sz="4" w:space="0" w:color="E2E8F0"/>
+            </w:tcBorders>
+          </w:tcPr>
+          <w:p>
+            <w:pPr>
+              <w:spacing w:after="0" w:line="276" w:lineRule="auto"/>
+              <w:jc w:val="center"/>
+            </w:pPr>
+            <w:r>
+              <w:rPr>
+                <w:rFonts w:ascii="Times New Roman" w:hAnsi="Times New Roman"/>
+                <w:color w:val="1F2937"/>
+                <w:sz w:val="20"/>
+              </w:rPr>
+              <w:t>Disparate impact, false positive vs negative costs</w:t>
+            </w:r>
+          </w:p>
+        </w:tc>
+      </w:tr>
+    </w:tbl>
+    <w:p>
+      <w:pPr>
+        <w:spacing w:after="120"/>
+      </w:pPr>
+    </w:p>
+    <w:p>
+      <w:pPr>
+        <w:keepNext/>
+        <w:spacing w:before="280" w:after="120"/>
+        <w:jc w:val="left"/>
+      </w:pPr>
+      <w:r>
+        <w:rPr>
+          <w:rFonts w:ascii="Times New Roman" w:hAnsi="Times New Roman"/>
+          <w:b/>
+          <w:color w:val="1F2937"/>
+          <w:sz w:val="26"/>
+        </w:rPr>
         <w:t>2.5 Invariant Enforcement: Zero Data Leakage and Clean Typography Standards</w:t>
       </w:r>
     </w:p>
@@ -9746,6 +11017,124 @@
           <w:sz w:val="24"/>
         </w:rPr>
         <w:t>Zero Raw LaTeX Standard: Language models routinely output raw academic LaTeX strings (e.g. $\text{FamilySize} = \text{SibSp} + \text{Parch}$). Because Microsoft Word, terminal consoles, and standard Markdown viewers do not natively render LaTeX math, these equations appear as unreadable broken text. ARIA strictly enforces that all formulas and metrics be expressed as clean inline code spans (e.g. FamilySize = SibSp + Parch + 1, VIF = 1 / (1 - R²)) or standard Unicode mathematical typography (±, ², ≥, ≤, ×, ÷).</w:t>
+      </w:r>
+    </w:p>
+    <w:p>
+      <w:pPr>
+        <w:keepNext/>
+        <w:spacing w:before="280" w:after="120"/>
+        <w:jc w:val="left"/>
+      </w:pPr>
+      <w:r>
+        <w:rPr>
+          <w:rFonts w:ascii="Times New Roman" w:hAnsi="Times New Roman"/>
+          <w:b/>
+          <w:color w:val="1F2937"/>
+          <w:sz w:val="26"/>
+        </w:rPr>
+        <w:t>2.6 Formalization of Invariant Mathematical Contracts</w:t>
+      </w:r>
+    </w:p>
+    <w:p>
+      <w:pPr>
+        <w:spacing w:line="360" w:lineRule="auto" w:after="120"/>
+        <w:jc w:val="both"/>
+      </w:pPr>
+      <w:r>
+        <w:rPr>
+          <w:rFonts w:ascii="Times New Roman" w:hAnsi="Times New Roman"/>
+          <w:color w:val="111827"/>
+          <w:sz w:val="24"/>
+        </w:rPr>
+        <w:t>To guarantee mathematical rigor throughout the automated pipeline, all statistical computations are governed by four formal contracts:</w:t>
+      </w:r>
+    </w:p>
+    <w:p>
+      <w:pPr>
+        <w:pStyle w:val="ListBullet"/>
+        <w:spacing w:line="312" w:lineRule="auto" w:after="80"/>
+        <w:jc w:val="both"/>
+      </w:pPr>
+      <w:r>
+        <w:rPr>
+          <w:rFonts w:ascii="Times New Roman" w:hAnsi="Times New Roman"/>
+          <w:b/>
+          <w:sz w:val="24"/>
+        </w:rPr>
+        <w:t xml:space="preserve">Contract 1 (Multicollinearity): </w:t>
+      </w:r>
+      <w:r>
+        <w:rPr>
+          <w:rFonts w:ascii="Times New Roman" w:hAnsi="Times New Roman"/>
+          <w:sz w:val="24"/>
+        </w:rPr>
+        <w:t>Multicollinearity Pruning: Variance Inflation Factor is computed as VIF_j = 1 / (1 - R_j²). Features exhibiting VIF &gt; 10 are eliminated or projected onto orthogonal principal components via PCA.</w:t>
+      </w:r>
+    </w:p>
+    <w:p>
+      <w:pPr>
+        <w:pStyle w:val="ListBullet"/>
+        <w:spacing w:line="312" w:lineRule="auto" w:after="80"/>
+        <w:jc w:val="both"/>
+      </w:pPr>
+      <w:r>
+        <w:rPr>
+          <w:rFonts w:ascii="Times New Roman" w:hAnsi="Times New Roman"/>
+          <w:b/>
+          <w:sz w:val="24"/>
+        </w:rPr>
+        <w:t xml:space="preserve">Contract 2 (Target Smoothing): </w:t>
+      </w:r>
+      <w:r>
+        <w:rPr>
+          <w:rFonts w:ascii="Times New Roman" w:hAnsi="Times New Roman"/>
+          <w:sz w:val="24"/>
+        </w:rPr>
+        <w:t>Leak-Free Smoothed Target Encoding: For categorical entity i, the smoothed estimate is calculated as S_i = λ_i * y_mean_i + (1 - λ_i) * y_mean_global, where smoothing weight λ_i = count_i / (count_i + m). This estimate is evaluated strictly within cross-validation folds.</w:t>
+      </w:r>
+    </w:p>
+    <w:p>
+      <w:pPr>
+        <w:pStyle w:val="ListBullet"/>
+        <w:spacing w:line="312" w:lineRule="auto" w:after="80"/>
+        <w:jc w:val="both"/>
+      </w:pPr>
+      <w:r>
+        <w:rPr>
+          <w:rFonts w:ascii="Times New Roman" w:hAnsi="Times New Roman"/>
+          <w:b/>
+          <w:sz w:val="24"/>
+        </w:rPr>
+        <w:t xml:space="preserve">Contract 3 (Generalization Gap): </w:t>
+      </w:r>
+      <w:r>
+        <w:rPr>
+          <w:rFonts w:ascii="Times New Roman" w:hAnsi="Times New Roman"/>
+          <w:sz w:val="24"/>
+        </w:rPr>
+        <w:t>Overfitting Guardrail: Generalization Gap is continuously tracked as Gap = Score_train - Score_cv. If Gap &gt; 0.10, automated hyperparameter penalties are applied (reducing tree depth, increasing leaf samples, adding L2 penalties).</w:t>
+      </w:r>
+    </w:p>
+    <w:p>
+      <w:pPr>
+        <w:pStyle w:val="ListBullet"/>
+        <w:spacing w:line="312" w:lineRule="auto" w:after="80"/>
+        <w:jc w:val="both"/>
+      </w:pPr>
+      <w:r>
+        <w:rPr>
+          <w:rFonts w:ascii="Times New Roman" w:hAnsi="Times New Roman"/>
+          <w:b/>
+          <w:sz w:val="24"/>
+        </w:rPr>
+        <w:t xml:space="preserve">Contract 4 (Cost Optimization): </w:t>
+      </w:r>
+      <w:r>
+        <w:rPr>
+          <w:rFonts w:ascii="Times New Roman" w:hAnsi="Times New Roman"/>
+          <w:sz w:val="24"/>
+        </w:rPr>
+        <w:t>Expected Value Decision Optimization: Optimal classification cutoff threshold_opt is selected by maximizing Expected Monetary Value: EV = (TP * V_TP) - (FP * C_FP) - (FN * C_FN).</w:t>
       </w:r>
     </w:p>
     <w:p>
@@ -13079,6 +14468,1533 @@
           <w:color w:val="1F2937"/>
           <w:sz w:val="26"/>
         </w:rPr>
+        <w:t>3.4.2 Intersectional Demographic Signal Analysis: The Titanic Benchmark</w:t>
+      </w:r>
+    </w:p>
+    <w:p>
+      <w:pPr>
+        <w:spacing w:line="360" w:lineRule="auto" w:after="120"/>
+        <w:jc w:val="both"/>
+      </w:pPr>
+      <w:r>
+        <w:rPr>
+          <w:rFonts w:ascii="Times New Roman" w:hAnsi="Times New Roman"/>
+          <w:color w:val="111827"/>
+          <w:sz w:val="24"/>
+        </w:rPr>
+        <w:t>To rigorously validate Maya's exploratory findings during the Council debate, we conducted a multi-dimensional intersectional analysis crossing socioeconomic class (Pclass), gender, and family cohesion. Table 3.3B summarizes the empirical survival probabilities:</w:t>
+      </w:r>
+    </w:p>
+    <w:tbl>
+      <w:tblPr>
+        <w:tblW w:type="auto" w:w="0"/>
+        <w:jc w:val="center"/>
+        <w:tblLayout w:type="fixed"/>
+        <w:tblLook w:firstColumn="1" w:firstRow="1" w:lastColumn="0" w:lastRow="0" w:noHBand="0" w:noVBand="1" w:val="04A0"/>
+      </w:tblPr>
+      <w:tblGrid>
+        <w:gridCol w:w="1806"/>
+        <w:gridCol w:w="1806"/>
+        <w:gridCol w:w="1806"/>
+        <w:gridCol w:w="1806"/>
+        <w:gridCol w:w="1806"/>
+      </w:tblGrid>
+      <w:tr>
+        <w:tc>
+          <w:tcPr>
+            <w:tcW w:type="dxa" w:w="3312"/>
+            <w:shd w:fill="1E3A8A"/>
+            <w:tcMar>
+              <w:top w:w="120" w:type="dxa"/>
+              <w:bottom w:w="120" w:type="dxa"/>
+              <w:left w:w="140" w:type="dxa"/>
+              <w:right w:w="140" w:type="dxa"/>
+            </w:tcMar>
+            <w:tcBorders>
+              <w:top w:val="single" w:sz="6" w:space="0" w:color="1E3A8A"/>
+              <w:left w:val="single" w:sz="4" w:space="0" w:color="CBD5E1"/>
+              <w:bottom w:val="single" w:sz="12" w:space="0" w:color="0F172A"/>
+              <w:right w:val="single" w:sz="4" w:space="0" w:color="CBD5E1"/>
+            </w:tcBorders>
+          </w:tcPr>
+          <w:p>
+            <w:pPr>
+              <w:spacing w:after="0"/>
+              <w:jc w:val="center"/>
+            </w:pPr>
+            <w:r>
+              <w:rPr>
+                <w:rFonts w:ascii="Times New Roman" w:hAnsi="Times New Roman"/>
+                <w:b/>
+                <w:color w:val="FFFFFF"/>
+                <w:sz w:val="21"/>
+              </w:rPr>
+              <w:t>Demographic Cohort</w:t>
+            </w:r>
+          </w:p>
+        </w:tc>
+        <w:tc>
+          <w:tcPr>
+            <w:tcW w:type="dxa" w:w="1440"/>
+            <w:shd w:fill="1E3A8A"/>
+            <w:tcMar>
+              <w:top w:w="120" w:type="dxa"/>
+              <w:bottom w:w="120" w:type="dxa"/>
+              <w:left w:w="140" w:type="dxa"/>
+              <w:right w:w="140" w:type="dxa"/>
+            </w:tcMar>
+            <w:tcBorders>
+              <w:top w:val="single" w:sz="6" w:space="0" w:color="1E3A8A"/>
+              <w:left w:val="single" w:sz="4" w:space="0" w:color="CBD5E1"/>
+              <w:bottom w:val="single" w:sz="12" w:space="0" w:color="0F172A"/>
+              <w:right w:val="single" w:sz="4" w:space="0" w:color="CBD5E1"/>
+            </w:tcBorders>
+          </w:tcPr>
+          <w:p>
+            <w:pPr>
+              <w:spacing w:after="0"/>
+              <w:jc w:val="center"/>
+            </w:pPr>
+            <w:r>
+              <w:rPr>
+                <w:rFonts w:ascii="Times New Roman" w:hAnsi="Times New Roman"/>
+                <w:b/>
+                <w:color w:val="FFFFFF"/>
+                <w:sz w:val="21"/>
+              </w:rPr>
+              <w:t>Sample Size (N)</w:t>
+            </w:r>
+          </w:p>
+        </w:tc>
+        <w:tc>
+          <w:tcPr>
+            <w:tcW w:type="dxa" w:w="1584"/>
+            <w:shd w:fill="1E3A8A"/>
+            <w:tcMar>
+              <w:top w:w="120" w:type="dxa"/>
+              <w:bottom w:w="120" w:type="dxa"/>
+              <w:left w:w="140" w:type="dxa"/>
+              <w:right w:w="140" w:type="dxa"/>
+            </w:tcMar>
+            <w:tcBorders>
+              <w:top w:val="single" w:sz="6" w:space="0" w:color="1E3A8A"/>
+              <w:left w:val="single" w:sz="4" w:space="0" w:color="CBD5E1"/>
+              <w:bottom w:val="single" w:sz="12" w:space="0" w:color="0F172A"/>
+              <w:right w:val="single" w:sz="4" w:space="0" w:color="CBD5E1"/>
+            </w:tcBorders>
+          </w:tcPr>
+          <w:p>
+            <w:pPr>
+              <w:spacing w:after="0"/>
+              <w:jc w:val="center"/>
+            </w:pPr>
+            <w:r>
+              <w:rPr>
+                <w:rFonts w:ascii="Times New Roman" w:hAnsi="Times New Roman"/>
+                <w:b/>
+                <w:color w:val="FFFFFF"/>
+                <w:sz w:val="21"/>
+              </w:rPr>
+              <w:t>Empirical Survival Rate</w:t>
+            </w:r>
+          </w:p>
+        </w:tc>
+        <w:tc>
+          <w:tcPr>
+            <w:tcW w:type="dxa" w:w="1440"/>
+            <w:shd w:fill="1E3A8A"/>
+            <w:tcMar>
+              <w:top w:w="120" w:type="dxa"/>
+              <w:bottom w:w="120" w:type="dxa"/>
+              <w:left w:w="140" w:type="dxa"/>
+              <w:right w:w="140" w:type="dxa"/>
+            </w:tcMar>
+            <w:tcBorders>
+              <w:top w:val="single" w:sz="6" w:space="0" w:color="1E3A8A"/>
+              <w:left w:val="single" w:sz="4" w:space="0" w:color="CBD5E1"/>
+              <w:bottom w:val="single" w:sz="12" w:space="0" w:color="0F172A"/>
+              <w:right w:val="single" w:sz="4" w:space="0" w:color="CBD5E1"/>
+            </w:tcBorders>
+          </w:tcPr>
+          <w:p>
+            <w:pPr>
+              <w:spacing w:after="0"/>
+              <w:jc w:val="center"/>
+            </w:pPr>
+            <w:r>
+              <w:rPr>
+                <w:rFonts w:ascii="Times New Roman" w:hAnsi="Times New Roman"/>
+                <w:b/>
+                <w:color w:val="FFFFFF"/>
+                <w:sz w:val="21"/>
+              </w:rPr>
+              <w:t>Model Predicted Prob.</w:t>
+            </w:r>
+          </w:p>
+        </w:tc>
+        <w:tc>
+          <w:tcPr>
+            <w:tcW w:type="dxa" w:w="1685"/>
+            <w:shd w:fill="1E3A8A"/>
+            <w:tcMar>
+              <w:top w:w="120" w:type="dxa"/>
+              <w:bottom w:w="120" w:type="dxa"/>
+              <w:left w:w="140" w:type="dxa"/>
+              <w:right w:w="140" w:type="dxa"/>
+            </w:tcMar>
+            <w:tcBorders>
+              <w:top w:val="single" w:sz="6" w:space="0" w:color="1E3A8A"/>
+              <w:left w:val="single" w:sz="4" w:space="0" w:color="CBD5E1"/>
+              <w:bottom w:val="single" w:sz="12" w:space="0" w:color="0F172A"/>
+              <w:right w:val="single" w:sz="4" w:space="0" w:color="CBD5E1"/>
+            </w:tcBorders>
+          </w:tcPr>
+          <w:p>
+            <w:pPr>
+              <w:spacing w:after="0"/>
+              <w:jc w:val="center"/>
+            </w:pPr>
+            <w:r>
+              <w:rPr>
+                <w:rFonts w:ascii="Times New Roman" w:hAnsi="Times New Roman"/>
+                <w:b/>
+                <w:color w:val="FFFFFF"/>
+                <w:sz w:val="21"/>
+              </w:rPr>
+              <w:t>Model Calibration Delta</w:t>
+            </w:r>
+          </w:p>
+        </w:tc>
+      </w:tr>
+      <w:tr>
+        <w:tc>
+          <w:tcPr>
+            <w:tcW w:type="dxa" w:w="3312"/>
+            <w:shd w:fill="FFFFFF"/>
+            <w:tcMar>
+              <w:top w:w="90" w:type="dxa"/>
+              <w:bottom w:w="90" w:type="dxa"/>
+              <w:left w:w="120" w:type="dxa"/>
+              <w:right w:w="120" w:type="dxa"/>
+            </w:tcMar>
+            <w:tcBorders>
+              <w:top w:val="single" w:sz="4" w:space="0" w:color="E2E8F0"/>
+              <w:left w:val="single" w:sz="4" w:space="0" w:color="E2E8F0"/>
+              <w:bottom w:val="single" w:sz="4" w:space="0" w:color="E2E8F0"/>
+              <w:right w:val="single" w:sz="4" w:space="0" w:color="E2E8F0"/>
+            </w:tcBorders>
+          </w:tcPr>
+          <w:p>
+            <w:pPr>
+              <w:spacing w:after="0" w:line="276" w:lineRule="auto"/>
+              <w:jc w:val="left"/>
+            </w:pPr>
+            <w:r>
+              <w:rPr>
+                <w:rFonts w:ascii="Times New Roman" w:hAnsi="Times New Roman"/>
+                <w:color w:val="1F2937"/>
+                <w:sz w:val="20"/>
+              </w:rPr>
+              <w:t>1st Class Female (Small Family)</w:t>
+            </w:r>
+          </w:p>
+        </w:tc>
+        <w:tc>
+          <w:tcPr>
+            <w:tcW w:type="dxa" w:w="1440"/>
+            <w:shd w:fill="FFFFFF"/>
+            <w:tcMar>
+              <w:top w:w="90" w:type="dxa"/>
+              <w:bottom w:w="90" w:type="dxa"/>
+              <w:left w:w="120" w:type="dxa"/>
+              <w:right w:w="120" w:type="dxa"/>
+            </w:tcMar>
+            <w:tcBorders>
+              <w:top w:val="single" w:sz="4" w:space="0" w:color="E2E8F0"/>
+              <w:left w:val="single" w:sz="4" w:space="0" w:color="E2E8F0"/>
+              <w:bottom w:val="single" w:sz="4" w:space="0" w:color="E2E8F0"/>
+              <w:right w:val="single" w:sz="4" w:space="0" w:color="E2E8F0"/>
+            </w:tcBorders>
+          </w:tcPr>
+          <w:p>
+            <w:pPr>
+              <w:spacing w:after="0" w:line="276" w:lineRule="auto"/>
+              <w:jc w:val="center"/>
+            </w:pPr>
+            <w:r>
+              <w:rPr>
+                <w:rFonts w:ascii="Times New Roman" w:hAnsi="Times New Roman"/>
+                <w:color w:val="1F2937"/>
+                <w:sz w:val="20"/>
+              </w:rPr>
+              <w:t>74</w:t>
+            </w:r>
+          </w:p>
+        </w:tc>
+        <w:tc>
+          <w:tcPr>
+            <w:tcW w:type="dxa" w:w="1584"/>
+            <w:shd w:fill="FFFFFF"/>
+            <w:tcMar>
+              <w:top w:w="90" w:type="dxa"/>
+              <w:bottom w:w="90" w:type="dxa"/>
+              <w:left w:w="120" w:type="dxa"/>
+              <w:right w:w="120" w:type="dxa"/>
+            </w:tcMar>
+            <w:tcBorders>
+              <w:top w:val="single" w:sz="4" w:space="0" w:color="E2E8F0"/>
+              <w:left w:val="single" w:sz="4" w:space="0" w:color="E2E8F0"/>
+              <w:bottom w:val="single" w:sz="4" w:space="0" w:color="E2E8F0"/>
+              <w:right w:val="single" w:sz="4" w:space="0" w:color="E2E8F0"/>
+            </w:tcBorders>
+          </w:tcPr>
+          <w:p>
+            <w:pPr>
+              <w:spacing w:after="0" w:line="276" w:lineRule="auto"/>
+              <w:jc w:val="center"/>
+            </w:pPr>
+            <w:r>
+              <w:rPr>
+                <w:rFonts w:ascii="Times New Roman" w:hAnsi="Times New Roman"/>
+                <w:color w:val="1F2937"/>
+                <w:sz w:val="20"/>
+              </w:rPr>
+              <w:t>97.3%</w:t>
+            </w:r>
+          </w:p>
+        </w:tc>
+        <w:tc>
+          <w:tcPr>
+            <w:tcW w:type="dxa" w:w="1440"/>
+            <w:shd w:fill="FFFFFF"/>
+            <w:tcMar>
+              <w:top w:w="90" w:type="dxa"/>
+              <w:bottom w:w="90" w:type="dxa"/>
+              <w:left w:w="120" w:type="dxa"/>
+              <w:right w:w="120" w:type="dxa"/>
+            </w:tcMar>
+            <w:tcBorders>
+              <w:top w:val="single" w:sz="4" w:space="0" w:color="E2E8F0"/>
+              <w:left w:val="single" w:sz="4" w:space="0" w:color="E2E8F0"/>
+              <w:bottom w:val="single" w:sz="4" w:space="0" w:color="E2E8F0"/>
+              <w:right w:val="single" w:sz="4" w:space="0" w:color="E2E8F0"/>
+            </w:tcBorders>
+          </w:tcPr>
+          <w:p>
+            <w:pPr>
+              <w:spacing w:after="0" w:line="276" w:lineRule="auto"/>
+              <w:jc w:val="center"/>
+            </w:pPr>
+            <w:r>
+              <w:rPr>
+                <w:rFonts w:ascii="Times New Roman" w:hAnsi="Times New Roman"/>
+                <w:color w:val="1F2937"/>
+                <w:sz w:val="20"/>
+              </w:rPr>
+              <w:t>0.965</w:t>
+            </w:r>
+          </w:p>
+        </w:tc>
+        <w:tc>
+          <w:tcPr>
+            <w:tcW w:type="dxa" w:w="1685"/>
+            <w:shd w:fill="FFFFFF"/>
+            <w:tcMar>
+              <w:top w:w="90" w:type="dxa"/>
+              <w:bottom w:w="90" w:type="dxa"/>
+              <w:left w:w="120" w:type="dxa"/>
+              <w:right w:w="120" w:type="dxa"/>
+            </w:tcMar>
+            <w:tcBorders>
+              <w:top w:val="single" w:sz="4" w:space="0" w:color="E2E8F0"/>
+              <w:left w:val="single" w:sz="4" w:space="0" w:color="E2E8F0"/>
+              <w:bottom w:val="single" w:sz="4" w:space="0" w:color="E2E8F0"/>
+              <w:right w:val="single" w:sz="4" w:space="0" w:color="E2E8F0"/>
+            </w:tcBorders>
+          </w:tcPr>
+          <w:p>
+            <w:pPr>
+              <w:spacing w:after="0" w:line="276" w:lineRule="auto"/>
+              <w:jc w:val="center"/>
+            </w:pPr>
+            <w:r>
+              <w:rPr>
+                <w:rFonts w:ascii="Times New Roman" w:hAnsi="Times New Roman"/>
+                <w:color w:val="1F2937"/>
+                <w:sz w:val="20"/>
+              </w:rPr>
+              <w:t>Δ = -0.008</w:t>
+            </w:r>
+          </w:p>
+        </w:tc>
+      </w:tr>
+      <w:tr>
+        <w:tc>
+          <w:tcPr>
+            <w:tcW w:type="dxa" w:w="3312"/>
+            <w:shd w:fill="F8FAFC"/>
+            <w:tcMar>
+              <w:top w:w="90" w:type="dxa"/>
+              <w:bottom w:w="90" w:type="dxa"/>
+              <w:left w:w="120" w:type="dxa"/>
+              <w:right w:w="120" w:type="dxa"/>
+            </w:tcMar>
+            <w:tcBorders>
+              <w:top w:val="single" w:sz="4" w:space="0" w:color="E2E8F0"/>
+              <w:left w:val="single" w:sz="4" w:space="0" w:color="E2E8F0"/>
+              <w:bottom w:val="single" w:sz="4" w:space="0" w:color="E2E8F0"/>
+              <w:right w:val="single" w:sz="4" w:space="0" w:color="E2E8F0"/>
+            </w:tcBorders>
+          </w:tcPr>
+          <w:p>
+            <w:pPr>
+              <w:spacing w:after="0" w:line="276" w:lineRule="auto"/>
+              <w:jc w:val="left"/>
+            </w:pPr>
+            <w:r>
+              <w:rPr>
+                <w:rFonts w:ascii="Times New Roman" w:hAnsi="Times New Roman"/>
+                <w:color w:val="1F2937"/>
+                <w:sz w:val="20"/>
+              </w:rPr>
+              <w:t>1st Class Female (Solo)</w:t>
+            </w:r>
+          </w:p>
+        </w:tc>
+        <w:tc>
+          <w:tcPr>
+            <w:tcW w:type="dxa" w:w="1440"/>
+            <w:shd w:fill="F8FAFC"/>
+            <w:tcMar>
+              <w:top w:w="90" w:type="dxa"/>
+              <w:bottom w:w="90" w:type="dxa"/>
+              <w:left w:w="120" w:type="dxa"/>
+              <w:right w:w="120" w:type="dxa"/>
+            </w:tcMar>
+            <w:tcBorders>
+              <w:top w:val="single" w:sz="4" w:space="0" w:color="E2E8F0"/>
+              <w:left w:val="single" w:sz="4" w:space="0" w:color="E2E8F0"/>
+              <w:bottom w:val="single" w:sz="4" w:space="0" w:color="E2E8F0"/>
+              <w:right w:val="single" w:sz="4" w:space="0" w:color="E2E8F0"/>
+            </w:tcBorders>
+          </w:tcPr>
+          <w:p>
+            <w:pPr>
+              <w:spacing w:after="0" w:line="276" w:lineRule="auto"/>
+              <w:jc w:val="center"/>
+            </w:pPr>
+            <w:r>
+              <w:rPr>
+                <w:rFonts w:ascii="Times New Roman" w:hAnsi="Times New Roman"/>
+                <w:color w:val="1F2937"/>
+                <w:sz w:val="20"/>
+              </w:rPr>
+              <w:t>34</w:t>
+            </w:r>
+          </w:p>
+        </w:tc>
+        <w:tc>
+          <w:tcPr>
+            <w:tcW w:type="dxa" w:w="1584"/>
+            <w:shd w:fill="F8FAFC"/>
+            <w:tcMar>
+              <w:top w:w="90" w:type="dxa"/>
+              <w:bottom w:w="90" w:type="dxa"/>
+              <w:left w:w="120" w:type="dxa"/>
+              <w:right w:w="120" w:type="dxa"/>
+            </w:tcMar>
+            <w:tcBorders>
+              <w:top w:val="single" w:sz="4" w:space="0" w:color="E2E8F0"/>
+              <w:left w:val="single" w:sz="4" w:space="0" w:color="E2E8F0"/>
+              <w:bottom w:val="single" w:sz="4" w:space="0" w:color="E2E8F0"/>
+              <w:right w:val="single" w:sz="4" w:space="0" w:color="E2E8F0"/>
+            </w:tcBorders>
+          </w:tcPr>
+          <w:p>
+            <w:pPr>
+              <w:spacing w:after="0" w:line="276" w:lineRule="auto"/>
+              <w:jc w:val="center"/>
+            </w:pPr>
+            <w:r>
+              <w:rPr>
+                <w:rFonts w:ascii="Times New Roman" w:hAnsi="Times New Roman"/>
+                <w:color w:val="1F2937"/>
+                <w:sz w:val="20"/>
+              </w:rPr>
+              <w:t>97.1%</w:t>
+            </w:r>
+          </w:p>
+        </w:tc>
+        <w:tc>
+          <w:tcPr>
+            <w:tcW w:type="dxa" w:w="1440"/>
+            <w:shd w:fill="F8FAFC"/>
+            <w:tcMar>
+              <w:top w:w="90" w:type="dxa"/>
+              <w:bottom w:w="90" w:type="dxa"/>
+              <w:left w:w="120" w:type="dxa"/>
+              <w:right w:w="120" w:type="dxa"/>
+            </w:tcMar>
+            <w:tcBorders>
+              <w:top w:val="single" w:sz="4" w:space="0" w:color="E2E8F0"/>
+              <w:left w:val="single" w:sz="4" w:space="0" w:color="E2E8F0"/>
+              <w:bottom w:val="single" w:sz="4" w:space="0" w:color="E2E8F0"/>
+              <w:right w:val="single" w:sz="4" w:space="0" w:color="E2E8F0"/>
+            </w:tcBorders>
+          </w:tcPr>
+          <w:p>
+            <w:pPr>
+              <w:spacing w:after="0" w:line="276" w:lineRule="auto"/>
+              <w:jc w:val="center"/>
+            </w:pPr>
+            <w:r>
+              <w:rPr>
+                <w:rFonts w:ascii="Times New Roman" w:hAnsi="Times New Roman"/>
+                <w:color w:val="1F2937"/>
+                <w:sz w:val="20"/>
+              </w:rPr>
+              <w:t>0.958</w:t>
+            </w:r>
+          </w:p>
+        </w:tc>
+        <w:tc>
+          <w:tcPr>
+            <w:tcW w:type="dxa" w:w="1685"/>
+            <w:shd w:fill="F8FAFC"/>
+            <w:tcMar>
+              <w:top w:w="90" w:type="dxa"/>
+              <w:bottom w:w="90" w:type="dxa"/>
+              <w:left w:w="120" w:type="dxa"/>
+              <w:right w:w="120" w:type="dxa"/>
+            </w:tcMar>
+            <w:tcBorders>
+              <w:top w:val="single" w:sz="4" w:space="0" w:color="E2E8F0"/>
+              <w:left w:val="single" w:sz="4" w:space="0" w:color="E2E8F0"/>
+              <w:bottom w:val="single" w:sz="4" w:space="0" w:color="E2E8F0"/>
+              <w:right w:val="single" w:sz="4" w:space="0" w:color="E2E8F0"/>
+            </w:tcBorders>
+          </w:tcPr>
+          <w:p>
+            <w:pPr>
+              <w:spacing w:after="0" w:line="276" w:lineRule="auto"/>
+              <w:jc w:val="center"/>
+            </w:pPr>
+            <w:r>
+              <w:rPr>
+                <w:rFonts w:ascii="Times New Roman" w:hAnsi="Times New Roman"/>
+                <w:color w:val="1F2937"/>
+                <w:sz w:val="20"/>
+              </w:rPr>
+              <w:t>Δ = -0.013</w:t>
+            </w:r>
+          </w:p>
+        </w:tc>
+      </w:tr>
+      <w:tr>
+        <w:tc>
+          <w:tcPr>
+            <w:tcW w:type="dxa" w:w="3312"/>
+            <w:shd w:fill="FFFFFF"/>
+            <w:tcMar>
+              <w:top w:w="90" w:type="dxa"/>
+              <w:bottom w:w="90" w:type="dxa"/>
+              <w:left w:w="120" w:type="dxa"/>
+              <w:right w:w="120" w:type="dxa"/>
+            </w:tcMar>
+            <w:tcBorders>
+              <w:top w:val="single" w:sz="4" w:space="0" w:color="E2E8F0"/>
+              <w:left w:val="single" w:sz="4" w:space="0" w:color="E2E8F0"/>
+              <w:bottom w:val="single" w:sz="4" w:space="0" w:color="E2E8F0"/>
+              <w:right w:val="single" w:sz="4" w:space="0" w:color="E2E8F0"/>
+            </w:tcBorders>
+          </w:tcPr>
+          <w:p>
+            <w:pPr>
+              <w:spacing w:after="0" w:line="276" w:lineRule="auto"/>
+              <w:jc w:val="left"/>
+            </w:pPr>
+            <w:r>
+              <w:rPr>
+                <w:rFonts w:ascii="Times New Roman" w:hAnsi="Times New Roman"/>
+                <w:color w:val="1F2937"/>
+                <w:sz w:val="20"/>
+              </w:rPr>
+              <w:t>2nd Class Female (Small Family)</w:t>
+            </w:r>
+          </w:p>
+        </w:tc>
+        <w:tc>
+          <w:tcPr>
+            <w:tcW w:type="dxa" w:w="1440"/>
+            <w:shd w:fill="FFFFFF"/>
+            <w:tcMar>
+              <w:top w:w="90" w:type="dxa"/>
+              <w:bottom w:w="90" w:type="dxa"/>
+              <w:left w:w="120" w:type="dxa"/>
+              <w:right w:w="120" w:type="dxa"/>
+            </w:tcMar>
+            <w:tcBorders>
+              <w:top w:val="single" w:sz="4" w:space="0" w:color="E2E8F0"/>
+              <w:left w:val="single" w:sz="4" w:space="0" w:color="E2E8F0"/>
+              <w:bottom w:val="single" w:sz="4" w:space="0" w:color="E2E8F0"/>
+              <w:right w:val="single" w:sz="4" w:space="0" w:color="E2E8F0"/>
+            </w:tcBorders>
+          </w:tcPr>
+          <w:p>
+            <w:pPr>
+              <w:spacing w:after="0" w:line="276" w:lineRule="auto"/>
+              <w:jc w:val="center"/>
+            </w:pPr>
+            <w:r>
+              <w:rPr>
+                <w:rFonts w:ascii="Times New Roman" w:hAnsi="Times New Roman"/>
+                <w:color w:val="1F2937"/>
+                <w:sz w:val="20"/>
+              </w:rPr>
+              <w:t>45</w:t>
+            </w:r>
+          </w:p>
+        </w:tc>
+        <w:tc>
+          <w:tcPr>
+            <w:tcW w:type="dxa" w:w="1584"/>
+            <w:shd w:fill="FFFFFF"/>
+            <w:tcMar>
+              <w:top w:w="90" w:type="dxa"/>
+              <w:bottom w:w="90" w:type="dxa"/>
+              <w:left w:w="120" w:type="dxa"/>
+              <w:right w:w="120" w:type="dxa"/>
+            </w:tcMar>
+            <w:tcBorders>
+              <w:top w:val="single" w:sz="4" w:space="0" w:color="E2E8F0"/>
+              <w:left w:val="single" w:sz="4" w:space="0" w:color="E2E8F0"/>
+              <w:bottom w:val="single" w:sz="4" w:space="0" w:color="E2E8F0"/>
+              <w:right w:val="single" w:sz="4" w:space="0" w:color="E2E8F0"/>
+            </w:tcBorders>
+          </w:tcPr>
+          <w:p>
+            <w:pPr>
+              <w:spacing w:after="0" w:line="276" w:lineRule="auto"/>
+              <w:jc w:val="center"/>
+            </w:pPr>
+            <w:r>
+              <w:rPr>
+                <w:rFonts w:ascii="Times New Roman" w:hAnsi="Times New Roman"/>
+                <w:color w:val="1F2937"/>
+                <w:sz w:val="20"/>
+              </w:rPr>
+              <w:t>91.1%</w:t>
+            </w:r>
+          </w:p>
+        </w:tc>
+        <w:tc>
+          <w:tcPr>
+            <w:tcW w:type="dxa" w:w="1440"/>
+            <w:shd w:fill="FFFFFF"/>
+            <w:tcMar>
+              <w:top w:w="90" w:type="dxa"/>
+              <w:bottom w:w="90" w:type="dxa"/>
+              <w:left w:w="120" w:type="dxa"/>
+              <w:right w:w="120" w:type="dxa"/>
+            </w:tcMar>
+            <w:tcBorders>
+              <w:top w:val="single" w:sz="4" w:space="0" w:color="E2E8F0"/>
+              <w:left w:val="single" w:sz="4" w:space="0" w:color="E2E8F0"/>
+              <w:bottom w:val="single" w:sz="4" w:space="0" w:color="E2E8F0"/>
+              <w:right w:val="single" w:sz="4" w:space="0" w:color="E2E8F0"/>
+            </w:tcBorders>
+          </w:tcPr>
+          <w:p>
+            <w:pPr>
+              <w:spacing w:after="0" w:line="276" w:lineRule="auto"/>
+              <w:jc w:val="center"/>
+            </w:pPr>
+            <w:r>
+              <w:rPr>
+                <w:rFonts w:ascii="Times New Roman" w:hAnsi="Times New Roman"/>
+                <w:color w:val="1F2937"/>
+                <w:sz w:val="20"/>
+              </w:rPr>
+              <w:t>0.898</w:t>
+            </w:r>
+          </w:p>
+        </w:tc>
+        <w:tc>
+          <w:tcPr>
+            <w:tcW w:type="dxa" w:w="1685"/>
+            <w:shd w:fill="FFFFFF"/>
+            <w:tcMar>
+              <w:top w:w="90" w:type="dxa"/>
+              <w:bottom w:w="90" w:type="dxa"/>
+              <w:left w:w="120" w:type="dxa"/>
+              <w:right w:w="120" w:type="dxa"/>
+            </w:tcMar>
+            <w:tcBorders>
+              <w:top w:val="single" w:sz="4" w:space="0" w:color="E2E8F0"/>
+              <w:left w:val="single" w:sz="4" w:space="0" w:color="E2E8F0"/>
+              <w:bottom w:val="single" w:sz="4" w:space="0" w:color="E2E8F0"/>
+              <w:right w:val="single" w:sz="4" w:space="0" w:color="E2E8F0"/>
+            </w:tcBorders>
+          </w:tcPr>
+          <w:p>
+            <w:pPr>
+              <w:spacing w:after="0" w:line="276" w:lineRule="auto"/>
+              <w:jc w:val="center"/>
+            </w:pPr>
+            <w:r>
+              <w:rPr>
+                <w:rFonts w:ascii="Times New Roman" w:hAnsi="Times New Roman"/>
+                <w:color w:val="1F2937"/>
+                <w:sz w:val="20"/>
+              </w:rPr>
+              <w:t>Δ = -0.013</w:t>
+            </w:r>
+          </w:p>
+        </w:tc>
+      </w:tr>
+      <w:tr>
+        <w:tc>
+          <w:tcPr>
+            <w:tcW w:type="dxa" w:w="3312"/>
+            <w:shd w:fill="F8FAFC"/>
+            <w:tcMar>
+              <w:top w:w="90" w:type="dxa"/>
+              <w:bottom w:w="90" w:type="dxa"/>
+              <w:left w:w="120" w:type="dxa"/>
+              <w:right w:w="120" w:type="dxa"/>
+            </w:tcMar>
+            <w:tcBorders>
+              <w:top w:val="single" w:sz="4" w:space="0" w:color="E2E8F0"/>
+              <w:left w:val="single" w:sz="4" w:space="0" w:color="E2E8F0"/>
+              <w:bottom w:val="single" w:sz="4" w:space="0" w:color="E2E8F0"/>
+              <w:right w:val="single" w:sz="4" w:space="0" w:color="E2E8F0"/>
+            </w:tcBorders>
+          </w:tcPr>
+          <w:p>
+            <w:pPr>
+              <w:spacing w:after="0" w:line="276" w:lineRule="auto"/>
+              <w:jc w:val="left"/>
+            </w:pPr>
+            <w:r>
+              <w:rPr>
+                <w:rFonts w:ascii="Times New Roman" w:hAnsi="Times New Roman"/>
+                <w:color w:val="1F2937"/>
+                <w:sz w:val="20"/>
+              </w:rPr>
+              <w:t>2nd Class Male Child (Master)</w:t>
+            </w:r>
+          </w:p>
+        </w:tc>
+        <w:tc>
+          <w:tcPr>
+            <w:tcW w:type="dxa" w:w="1440"/>
+            <w:shd w:fill="F8FAFC"/>
+            <w:tcMar>
+              <w:top w:w="90" w:type="dxa"/>
+              <w:bottom w:w="90" w:type="dxa"/>
+              <w:left w:w="120" w:type="dxa"/>
+              <w:right w:w="120" w:type="dxa"/>
+            </w:tcMar>
+            <w:tcBorders>
+              <w:top w:val="single" w:sz="4" w:space="0" w:color="E2E8F0"/>
+              <w:left w:val="single" w:sz="4" w:space="0" w:color="E2E8F0"/>
+              <w:bottom w:val="single" w:sz="4" w:space="0" w:color="E2E8F0"/>
+              <w:right w:val="single" w:sz="4" w:space="0" w:color="E2E8F0"/>
+            </w:tcBorders>
+          </w:tcPr>
+          <w:p>
+            <w:pPr>
+              <w:spacing w:after="0" w:line="276" w:lineRule="auto"/>
+              <w:jc w:val="center"/>
+            </w:pPr>
+            <w:r>
+              <w:rPr>
+                <w:rFonts w:ascii="Times New Roman" w:hAnsi="Times New Roman"/>
+                <w:color w:val="1F2937"/>
+                <w:sz w:val="20"/>
+              </w:rPr>
+              <w:t>11</w:t>
+            </w:r>
+          </w:p>
+        </w:tc>
+        <w:tc>
+          <w:tcPr>
+            <w:tcW w:type="dxa" w:w="1584"/>
+            <w:shd w:fill="F8FAFC"/>
+            <w:tcMar>
+              <w:top w:w="90" w:type="dxa"/>
+              <w:bottom w:w="90" w:type="dxa"/>
+              <w:left w:w="120" w:type="dxa"/>
+              <w:right w:w="120" w:type="dxa"/>
+            </w:tcMar>
+            <w:tcBorders>
+              <w:top w:val="single" w:sz="4" w:space="0" w:color="E2E8F0"/>
+              <w:left w:val="single" w:sz="4" w:space="0" w:color="E2E8F0"/>
+              <w:bottom w:val="single" w:sz="4" w:space="0" w:color="E2E8F0"/>
+              <w:right w:val="single" w:sz="4" w:space="0" w:color="E2E8F0"/>
+            </w:tcBorders>
+          </w:tcPr>
+          <w:p>
+            <w:pPr>
+              <w:spacing w:after="0" w:line="276" w:lineRule="auto"/>
+              <w:jc w:val="center"/>
+            </w:pPr>
+            <w:r>
+              <w:rPr>
+                <w:rFonts w:ascii="Times New Roman" w:hAnsi="Times New Roman"/>
+                <w:color w:val="1F2937"/>
+                <w:sz w:val="20"/>
+              </w:rPr>
+              <w:t>100.0%</w:t>
+            </w:r>
+          </w:p>
+        </w:tc>
+        <w:tc>
+          <w:tcPr>
+            <w:tcW w:type="dxa" w:w="1440"/>
+            <w:shd w:fill="F8FAFC"/>
+            <w:tcMar>
+              <w:top w:w="90" w:type="dxa"/>
+              <w:bottom w:w="90" w:type="dxa"/>
+              <w:left w:w="120" w:type="dxa"/>
+              <w:right w:w="120" w:type="dxa"/>
+            </w:tcMar>
+            <w:tcBorders>
+              <w:top w:val="single" w:sz="4" w:space="0" w:color="E2E8F0"/>
+              <w:left w:val="single" w:sz="4" w:space="0" w:color="E2E8F0"/>
+              <w:bottom w:val="single" w:sz="4" w:space="0" w:color="E2E8F0"/>
+              <w:right w:val="single" w:sz="4" w:space="0" w:color="E2E8F0"/>
+            </w:tcBorders>
+          </w:tcPr>
+          <w:p>
+            <w:pPr>
+              <w:spacing w:after="0" w:line="276" w:lineRule="auto"/>
+              <w:jc w:val="center"/>
+            </w:pPr>
+            <w:r>
+              <w:rPr>
+                <w:rFonts w:ascii="Times New Roman" w:hAnsi="Times New Roman"/>
+                <w:color w:val="1F2937"/>
+                <w:sz w:val="20"/>
+              </w:rPr>
+              <w:t>0.942</w:t>
+            </w:r>
+          </w:p>
+        </w:tc>
+        <w:tc>
+          <w:tcPr>
+            <w:tcW w:type="dxa" w:w="1685"/>
+            <w:shd w:fill="F8FAFC"/>
+            <w:tcMar>
+              <w:top w:w="90" w:type="dxa"/>
+              <w:bottom w:w="90" w:type="dxa"/>
+              <w:left w:w="120" w:type="dxa"/>
+              <w:right w:w="120" w:type="dxa"/>
+            </w:tcMar>
+            <w:tcBorders>
+              <w:top w:val="single" w:sz="4" w:space="0" w:color="E2E8F0"/>
+              <w:left w:val="single" w:sz="4" w:space="0" w:color="E2E8F0"/>
+              <w:bottom w:val="single" w:sz="4" w:space="0" w:color="E2E8F0"/>
+              <w:right w:val="single" w:sz="4" w:space="0" w:color="E2E8F0"/>
+            </w:tcBorders>
+          </w:tcPr>
+          <w:p>
+            <w:pPr>
+              <w:spacing w:after="0" w:line="276" w:lineRule="auto"/>
+              <w:jc w:val="center"/>
+            </w:pPr>
+            <w:r>
+              <w:rPr>
+                <w:rFonts w:ascii="Times New Roman" w:hAnsi="Times New Roman"/>
+                <w:color w:val="1F2937"/>
+                <w:sz w:val="20"/>
+              </w:rPr>
+              <w:t>Δ = -0.058</w:t>
+            </w:r>
+          </w:p>
+        </w:tc>
+      </w:tr>
+      <w:tr>
+        <w:tc>
+          <w:tcPr>
+            <w:tcW w:type="dxa" w:w="3312"/>
+            <w:shd w:fill="FFFFFF"/>
+            <w:tcMar>
+              <w:top w:w="90" w:type="dxa"/>
+              <w:bottom w:w="90" w:type="dxa"/>
+              <w:left w:w="120" w:type="dxa"/>
+              <w:right w:w="120" w:type="dxa"/>
+            </w:tcMar>
+            <w:tcBorders>
+              <w:top w:val="single" w:sz="4" w:space="0" w:color="E2E8F0"/>
+              <w:left w:val="single" w:sz="4" w:space="0" w:color="E2E8F0"/>
+              <w:bottom w:val="single" w:sz="4" w:space="0" w:color="E2E8F0"/>
+              <w:right w:val="single" w:sz="4" w:space="0" w:color="E2E8F0"/>
+            </w:tcBorders>
+          </w:tcPr>
+          <w:p>
+            <w:pPr>
+              <w:spacing w:after="0" w:line="276" w:lineRule="auto"/>
+              <w:jc w:val="left"/>
+            </w:pPr>
+            <w:r>
+              <w:rPr>
+                <w:rFonts w:ascii="Times New Roman" w:hAnsi="Times New Roman"/>
+                <w:color w:val="1F2937"/>
+                <w:sz w:val="20"/>
+              </w:rPr>
+              <w:t>3rd Class Female (Solo)</w:t>
+            </w:r>
+          </w:p>
+        </w:tc>
+        <w:tc>
+          <w:tcPr>
+            <w:tcW w:type="dxa" w:w="1440"/>
+            <w:shd w:fill="FFFFFF"/>
+            <w:tcMar>
+              <w:top w:w="90" w:type="dxa"/>
+              <w:bottom w:w="90" w:type="dxa"/>
+              <w:left w:w="120" w:type="dxa"/>
+              <w:right w:w="120" w:type="dxa"/>
+            </w:tcMar>
+            <w:tcBorders>
+              <w:top w:val="single" w:sz="4" w:space="0" w:color="E2E8F0"/>
+              <w:left w:val="single" w:sz="4" w:space="0" w:color="E2E8F0"/>
+              <w:bottom w:val="single" w:sz="4" w:space="0" w:color="E2E8F0"/>
+              <w:right w:val="single" w:sz="4" w:space="0" w:color="E2E8F0"/>
+            </w:tcBorders>
+          </w:tcPr>
+          <w:p>
+            <w:pPr>
+              <w:spacing w:after="0" w:line="276" w:lineRule="auto"/>
+              <w:jc w:val="center"/>
+            </w:pPr>
+            <w:r>
+              <w:rPr>
+                <w:rFonts w:ascii="Times New Roman" w:hAnsi="Times New Roman"/>
+                <w:color w:val="1F2937"/>
+                <w:sz w:val="20"/>
+              </w:rPr>
+              <w:t>60</w:t>
+            </w:r>
+          </w:p>
+        </w:tc>
+        <w:tc>
+          <w:tcPr>
+            <w:tcW w:type="dxa" w:w="1584"/>
+            <w:shd w:fill="FFFFFF"/>
+            <w:tcMar>
+              <w:top w:w="90" w:type="dxa"/>
+              <w:bottom w:w="90" w:type="dxa"/>
+              <w:left w:w="120" w:type="dxa"/>
+              <w:right w:w="120" w:type="dxa"/>
+            </w:tcMar>
+            <w:tcBorders>
+              <w:top w:val="single" w:sz="4" w:space="0" w:color="E2E8F0"/>
+              <w:left w:val="single" w:sz="4" w:space="0" w:color="E2E8F0"/>
+              <w:bottom w:val="single" w:sz="4" w:space="0" w:color="E2E8F0"/>
+              <w:right w:val="single" w:sz="4" w:space="0" w:color="E2E8F0"/>
+            </w:tcBorders>
+          </w:tcPr>
+          <w:p>
+            <w:pPr>
+              <w:spacing w:after="0" w:line="276" w:lineRule="auto"/>
+              <w:jc w:val="center"/>
+            </w:pPr>
+            <w:r>
+              <w:rPr>
+                <w:rFonts w:ascii="Times New Roman" w:hAnsi="Times New Roman"/>
+                <w:color w:val="1F2937"/>
+                <w:sz w:val="20"/>
+              </w:rPr>
+              <w:t>61.7%</w:t>
+            </w:r>
+          </w:p>
+        </w:tc>
+        <w:tc>
+          <w:tcPr>
+            <w:tcW w:type="dxa" w:w="1440"/>
+            <w:shd w:fill="FFFFFF"/>
+            <w:tcMar>
+              <w:top w:w="90" w:type="dxa"/>
+              <w:bottom w:w="90" w:type="dxa"/>
+              <w:left w:w="120" w:type="dxa"/>
+              <w:right w:w="120" w:type="dxa"/>
+            </w:tcMar>
+            <w:tcBorders>
+              <w:top w:val="single" w:sz="4" w:space="0" w:color="E2E8F0"/>
+              <w:left w:val="single" w:sz="4" w:space="0" w:color="E2E8F0"/>
+              <w:bottom w:val="single" w:sz="4" w:space="0" w:color="E2E8F0"/>
+              <w:right w:val="single" w:sz="4" w:space="0" w:color="E2E8F0"/>
+            </w:tcBorders>
+          </w:tcPr>
+          <w:p>
+            <w:pPr>
+              <w:spacing w:after="0" w:line="276" w:lineRule="auto"/>
+              <w:jc w:val="center"/>
+            </w:pPr>
+            <w:r>
+              <w:rPr>
+                <w:rFonts w:ascii="Times New Roman" w:hAnsi="Times New Roman"/>
+                <w:color w:val="1F2937"/>
+                <w:sz w:val="20"/>
+              </w:rPr>
+              <w:t>0.634</w:t>
+            </w:r>
+          </w:p>
+        </w:tc>
+        <w:tc>
+          <w:tcPr>
+            <w:tcW w:type="dxa" w:w="1685"/>
+            <w:shd w:fill="FFFFFF"/>
+            <w:tcMar>
+              <w:top w:w="90" w:type="dxa"/>
+              <w:bottom w:w="90" w:type="dxa"/>
+              <w:left w:w="120" w:type="dxa"/>
+              <w:right w:w="120" w:type="dxa"/>
+            </w:tcMar>
+            <w:tcBorders>
+              <w:top w:val="single" w:sz="4" w:space="0" w:color="E2E8F0"/>
+              <w:left w:val="single" w:sz="4" w:space="0" w:color="E2E8F0"/>
+              <w:bottom w:val="single" w:sz="4" w:space="0" w:color="E2E8F0"/>
+              <w:right w:val="single" w:sz="4" w:space="0" w:color="E2E8F0"/>
+            </w:tcBorders>
+          </w:tcPr>
+          <w:p>
+            <w:pPr>
+              <w:spacing w:after="0" w:line="276" w:lineRule="auto"/>
+              <w:jc w:val="center"/>
+            </w:pPr>
+            <w:r>
+              <w:rPr>
+                <w:rFonts w:ascii="Times New Roman" w:hAnsi="Times New Roman"/>
+                <w:color w:val="1F2937"/>
+                <w:sz w:val="20"/>
+              </w:rPr>
+              <w:t>Δ = +0.017</w:t>
+            </w:r>
+          </w:p>
+        </w:tc>
+      </w:tr>
+      <w:tr>
+        <w:tc>
+          <w:tcPr>
+            <w:tcW w:type="dxa" w:w="3312"/>
+            <w:shd w:fill="F8FAFC"/>
+            <w:tcMar>
+              <w:top w:w="90" w:type="dxa"/>
+              <w:bottom w:w="90" w:type="dxa"/>
+              <w:left w:w="120" w:type="dxa"/>
+              <w:right w:w="120" w:type="dxa"/>
+            </w:tcMar>
+            <w:tcBorders>
+              <w:top w:val="single" w:sz="4" w:space="0" w:color="E2E8F0"/>
+              <w:left w:val="single" w:sz="4" w:space="0" w:color="E2E8F0"/>
+              <w:bottom w:val="single" w:sz="4" w:space="0" w:color="E2E8F0"/>
+              <w:right w:val="single" w:sz="4" w:space="0" w:color="E2E8F0"/>
+            </w:tcBorders>
+          </w:tcPr>
+          <w:p>
+            <w:pPr>
+              <w:spacing w:after="0" w:line="276" w:lineRule="auto"/>
+              <w:jc w:val="left"/>
+            </w:pPr>
+            <w:r>
+              <w:rPr>
+                <w:rFonts w:ascii="Times New Roman" w:hAnsi="Times New Roman"/>
+                <w:color w:val="1F2937"/>
+                <w:sz w:val="20"/>
+              </w:rPr>
+              <w:t>3rd Class Female (Large Family &gt;= 5)</w:t>
+            </w:r>
+          </w:p>
+        </w:tc>
+        <w:tc>
+          <w:tcPr>
+            <w:tcW w:type="dxa" w:w="1440"/>
+            <w:shd w:fill="F8FAFC"/>
+            <w:tcMar>
+              <w:top w:w="90" w:type="dxa"/>
+              <w:bottom w:w="90" w:type="dxa"/>
+              <w:left w:w="120" w:type="dxa"/>
+              <w:right w:w="120" w:type="dxa"/>
+            </w:tcMar>
+            <w:tcBorders>
+              <w:top w:val="single" w:sz="4" w:space="0" w:color="E2E8F0"/>
+              <w:left w:val="single" w:sz="4" w:space="0" w:color="E2E8F0"/>
+              <w:bottom w:val="single" w:sz="4" w:space="0" w:color="E2E8F0"/>
+              <w:right w:val="single" w:sz="4" w:space="0" w:color="E2E8F0"/>
+            </w:tcBorders>
+          </w:tcPr>
+          <w:p>
+            <w:pPr>
+              <w:spacing w:after="0" w:line="276" w:lineRule="auto"/>
+              <w:jc w:val="center"/>
+            </w:pPr>
+            <w:r>
+              <w:rPr>
+                <w:rFonts w:ascii="Times New Roman" w:hAnsi="Times New Roman"/>
+                <w:color w:val="1F2937"/>
+                <w:sz w:val="20"/>
+              </w:rPr>
+              <w:t>31</w:t>
+            </w:r>
+          </w:p>
+        </w:tc>
+        <w:tc>
+          <w:tcPr>
+            <w:tcW w:type="dxa" w:w="1584"/>
+            <w:shd w:fill="F8FAFC"/>
+            <w:tcMar>
+              <w:top w:w="90" w:type="dxa"/>
+              <w:bottom w:w="90" w:type="dxa"/>
+              <w:left w:w="120" w:type="dxa"/>
+              <w:right w:w="120" w:type="dxa"/>
+            </w:tcMar>
+            <w:tcBorders>
+              <w:top w:val="single" w:sz="4" w:space="0" w:color="E2E8F0"/>
+              <w:left w:val="single" w:sz="4" w:space="0" w:color="E2E8F0"/>
+              <w:bottom w:val="single" w:sz="4" w:space="0" w:color="E2E8F0"/>
+              <w:right w:val="single" w:sz="4" w:space="0" w:color="E2E8F0"/>
+            </w:tcBorders>
+          </w:tcPr>
+          <w:p>
+            <w:pPr>
+              <w:spacing w:after="0" w:line="276" w:lineRule="auto"/>
+              <w:jc w:val="center"/>
+            </w:pPr>
+            <w:r>
+              <w:rPr>
+                <w:rFonts w:ascii="Times New Roman" w:hAnsi="Times New Roman"/>
+                <w:color w:val="1F2937"/>
+                <w:sz w:val="20"/>
+              </w:rPr>
+              <w:t>25.8%</w:t>
+            </w:r>
+          </w:p>
+        </w:tc>
+        <w:tc>
+          <w:tcPr>
+            <w:tcW w:type="dxa" w:w="1440"/>
+            <w:shd w:fill="F8FAFC"/>
+            <w:tcMar>
+              <w:top w:w="90" w:type="dxa"/>
+              <w:bottom w:w="90" w:type="dxa"/>
+              <w:left w:w="120" w:type="dxa"/>
+              <w:right w:w="120" w:type="dxa"/>
+            </w:tcMar>
+            <w:tcBorders>
+              <w:top w:val="single" w:sz="4" w:space="0" w:color="E2E8F0"/>
+              <w:left w:val="single" w:sz="4" w:space="0" w:color="E2E8F0"/>
+              <w:bottom w:val="single" w:sz="4" w:space="0" w:color="E2E8F0"/>
+              <w:right w:val="single" w:sz="4" w:space="0" w:color="E2E8F0"/>
+            </w:tcBorders>
+          </w:tcPr>
+          <w:p>
+            <w:pPr>
+              <w:spacing w:after="0" w:line="276" w:lineRule="auto"/>
+              <w:jc w:val="center"/>
+            </w:pPr>
+            <w:r>
+              <w:rPr>
+                <w:rFonts w:ascii="Times New Roman" w:hAnsi="Times New Roman"/>
+                <w:color w:val="1F2937"/>
+                <w:sz w:val="20"/>
+              </w:rPr>
+              <w:t>0.274</w:t>
+            </w:r>
+          </w:p>
+        </w:tc>
+        <w:tc>
+          <w:tcPr>
+            <w:tcW w:type="dxa" w:w="1685"/>
+            <w:shd w:fill="F8FAFC"/>
+            <w:tcMar>
+              <w:top w:w="90" w:type="dxa"/>
+              <w:bottom w:w="90" w:type="dxa"/>
+              <w:left w:w="120" w:type="dxa"/>
+              <w:right w:w="120" w:type="dxa"/>
+            </w:tcMar>
+            <w:tcBorders>
+              <w:top w:val="single" w:sz="4" w:space="0" w:color="E2E8F0"/>
+              <w:left w:val="single" w:sz="4" w:space="0" w:color="E2E8F0"/>
+              <w:bottom w:val="single" w:sz="4" w:space="0" w:color="E2E8F0"/>
+              <w:right w:val="single" w:sz="4" w:space="0" w:color="E2E8F0"/>
+            </w:tcBorders>
+          </w:tcPr>
+          <w:p>
+            <w:pPr>
+              <w:spacing w:after="0" w:line="276" w:lineRule="auto"/>
+              <w:jc w:val="center"/>
+            </w:pPr>
+            <w:r>
+              <w:rPr>
+                <w:rFonts w:ascii="Times New Roman" w:hAnsi="Times New Roman"/>
+                <w:color w:val="1F2937"/>
+                <w:sz w:val="20"/>
+              </w:rPr>
+              <w:t>Δ = +0.016</w:t>
+            </w:r>
+          </w:p>
+        </w:tc>
+      </w:tr>
+      <w:tr>
+        <w:tc>
+          <w:tcPr>
+            <w:tcW w:type="dxa" w:w="3312"/>
+            <w:shd w:fill="FFFFFF"/>
+            <w:tcMar>
+              <w:top w:w="90" w:type="dxa"/>
+              <w:bottom w:w="90" w:type="dxa"/>
+              <w:left w:w="120" w:type="dxa"/>
+              <w:right w:w="120" w:type="dxa"/>
+            </w:tcMar>
+            <w:tcBorders>
+              <w:top w:val="single" w:sz="4" w:space="0" w:color="E2E8F0"/>
+              <w:left w:val="single" w:sz="4" w:space="0" w:color="E2E8F0"/>
+              <w:bottom w:val="single" w:sz="4" w:space="0" w:color="E2E8F0"/>
+              <w:right w:val="single" w:sz="4" w:space="0" w:color="E2E8F0"/>
+            </w:tcBorders>
+          </w:tcPr>
+          <w:p>
+            <w:pPr>
+              <w:spacing w:after="0" w:line="276" w:lineRule="auto"/>
+              <w:jc w:val="left"/>
+            </w:pPr>
+            <w:r>
+              <w:rPr>
+                <w:rFonts w:ascii="Times New Roman" w:hAnsi="Times New Roman"/>
+                <w:color w:val="1F2937"/>
+                <w:sz w:val="20"/>
+              </w:rPr>
+              <w:t>1st Class Adult Male (Solo)</w:t>
+            </w:r>
+          </w:p>
+        </w:tc>
+        <w:tc>
+          <w:tcPr>
+            <w:tcW w:type="dxa" w:w="1440"/>
+            <w:shd w:fill="FFFFFF"/>
+            <w:tcMar>
+              <w:top w:w="90" w:type="dxa"/>
+              <w:bottom w:w="90" w:type="dxa"/>
+              <w:left w:w="120" w:type="dxa"/>
+              <w:right w:w="120" w:type="dxa"/>
+            </w:tcMar>
+            <w:tcBorders>
+              <w:top w:val="single" w:sz="4" w:space="0" w:color="E2E8F0"/>
+              <w:left w:val="single" w:sz="4" w:space="0" w:color="E2E8F0"/>
+              <w:bottom w:val="single" w:sz="4" w:space="0" w:color="E2E8F0"/>
+              <w:right w:val="single" w:sz="4" w:space="0" w:color="E2E8F0"/>
+            </w:tcBorders>
+          </w:tcPr>
+          <w:p>
+            <w:pPr>
+              <w:spacing w:after="0" w:line="276" w:lineRule="auto"/>
+              <w:jc w:val="center"/>
+            </w:pPr>
+            <w:r>
+              <w:rPr>
+                <w:rFonts w:ascii="Times New Roman" w:hAnsi="Times New Roman"/>
+                <w:color w:val="1F2937"/>
+                <w:sz w:val="20"/>
+              </w:rPr>
+              <w:t>105</w:t>
+            </w:r>
+          </w:p>
+        </w:tc>
+        <w:tc>
+          <w:tcPr>
+            <w:tcW w:type="dxa" w:w="1584"/>
+            <w:shd w:fill="FFFFFF"/>
+            <w:tcMar>
+              <w:top w:w="90" w:type="dxa"/>
+              <w:bottom w:w="90" w:type="dxa"/>
+              <w:left w:w="120" w:type="dxa"/>
+              <w:right w:w="120" w:type="dxa"/>
+            </w:tcMar>
+            <w:tcBorders>
+              <w:top w:val="single" w:sz="4" w:space="0" w:color="E2E8F0"/>
+              <w:left w:val="single" w:sz="4" w:space="0" w:color="E2E8F0"/>
+              <w:bottom w:val="single" w:sz="4" w:space="0" w:color="E2E8F0"/>
+              <w:right w:val="single" w:sz="4" w:space="0" w:color="E2E8F0"/>
+            </w:tcBorders>
+          </w:tcPr>
+          <w:p>
+            <w:pPr>
+              <w:spacing w:after="0" w:line="276" w:lineRule="auto"/>
+              <w:jc w:val="center"/>
+            </w:pPr>
+            <w:r>
+              <w:rPr>
+                <w:rFonts w:ascii="Times New Roman" w:hAnsi="Times New Roman"/>
+                <w:color w:val="1F2937"/>
+                <w:sz w:val="20"/>
+              </w:rPr>
+              <w:t>35.2%</w:t>
+            </w:r>
+          </w:p>
+        </w:tc>
+        <w:tc>
+          <w:tcPr>
+            <w:tcW w:type="dxa" w:w="1440"/>
+            <w:shd w:fill="FFFFFF"/>
+            <w:tcMar>
+              <w:top w:w="90" w:type="dxa"/>
+              <w:bottom w:w="90" w:type="dxa"/>
+              <w:left w:w="120" w:type="dxa"/>
+              <w:right w:w="120" w:type="dxa"/>
+            </w:tcMar>
+            <w:tcBorders>
+              <w:top w:val="single" w:sz="4" w:space="0" w:color="E2E8F0"/>
+              <w:left w:val="single" w:sz="4" w:space="0" w:color="E2E8F0"/>
+              <w:bottom w:val="single" w:sz="4" w:space="0" w:color="E2E8F0"/>
+              <w:right w:val="single" w:sz="4" w:space="0" w:color="E2E8F0"/>
+            </w:tcBorders>
+          </w:tcPr>
+          <w:p>
+            <w:pPr>
+              <w:spacing w:after="0" w:line="276" w:lineRule="auto"/>
+              <w:jc w:val="center"/>
+            </w:pPr>
+            <w:r>
+              <w:rPr>
+                <w:rFonts w:ascii="Times New Roman" w:hAnsi="Times New Roman"/>
+                <w:color w:val="1F2937"/>
+                <w:sz w:val="20"/>
+              </w:rPr>
+              <w:t>0.368</w:t>
+            </w:r>
+          </w:p>
+        </w:tc>
+        <w:tc>
+          <w:tcPr>
+            <w:tcW w:type="dxa" w:w="1685"/>
+            <w:shd w:fill="FFFFFF"/>
+            <w:tcMar>
+              <w:top w:w="90" w:type="dxa"/>
+              <w:bottom w:w="90" w:type="dxa"/>
+              <w:left w:w="120" w:type="dxa"/>
+              <w:right w:w="120" w:type="dxa"/>
+            </w:tcMar>
+            <w:tcBorders>
+              <w:top w:val="single" w:sz="4" w:space="0" w:color="E2E8F0"/>
+              <w:left w:val="single" w:sz="4" w:space="0" w:color="E2E8F0"/>
+              <w:bottom w:val="single" w:sz="4" w:space="0" w:color="E2E8F0"/>
+              <w:right w:val="single" w:sz="4" w:space="0" w:color="E2E8F0"/>
+            </w:tcBorders>
+          </w:tcPr>
+          <w:p>
+            <w:pPr>
+              <w:spacing w:after="0" w:line="276" w:lineRule="auto"/>
+              <w:jc w:val="center"/>
+            </w:pPr>
+            <w:r>
+              <w:rPr>
+                <w:rFonts w:ascii="Times New Roman" w:hAnsi="Times New Roman"/>
+                <w:color w:val="1F2937"/>
+                <w:sz w:val="20"/>
+              </w:rPr>
+              <w:t>Δ = +0.016</w:t>
+            </w:r>
+          </w:p>
+        </w:tc>
+      </w:tr>
+      <w:tr>
+        <w:tc>
+          <w:tcPr>
+            <w:tcW w:type="dxa" w:w="3312"/>
+            <w:shd w:fill="F8FAFC"/>
+            <w:tcMar>
+              <w:top w:w="90" w:type="dxa"/>
+              <w:bottom w:w="90" w:type="dxa"/>
+              <w:left w:w="120" w:type="dxa"/>
+              <w:right w:w="120" w:type="dxa"/>
+            </w:tcMar>
+            <w:tcBorders>
+              <w:top w:val="single" w:sz="4" w:space="0" w:color="E2E8F0"/>
+              <w:left w:val="single" w:sz="4" w:space="0" w:color="E2E8F0"/>
+              <w:bottom w:val="single" w:sz="4" w:space="0" w:color="E2E8F0"/>
+              <w:right w:val="single" w:sz="4" w:space="0" w:color="E2E8F0"/>
+            </w:tcBorders>
+          </w:tcPr>
+          <w:p>
+            <w:pPr>
+              <w:spacing w:after="0" w:line="276" w:lineRule="auto"/>
+              <w:jc w:val="left"/>
+            </w:pPr>
+            <w:r>
+              <w:rPr>
+                <w:rFonts w:ascii="Times New Roman" w:hAnsi="Times New Roman"/>
+                <w:color w:val="1F2937"/>
+                <w:sz w:val="20"/>
+              </w:rPr>
+              <w:t>3rd Class Adult Male (Solo)</w:t>
+            </w:r>
+          </w:p>
+        </w:tc>
+        <w:tc>
+          <w:tcPr>
+            <w:tcW w:type="dxa" w:w="1440"/>
+            <w:shd w:fill="F8FAFC"/>
+            <w:tcMar>
+              <w:top w:w="90" w:type="dxa"/>
+              <w:bottom w:w="90" w:type="dxa"/>
+              <w:left w:w="120" w:type="dxa"/>
+              <w:right w:w="120" w:type="dxa"/>
+            </w:tcMar>
+            <w:tcBorders>
+              <w:top w:val="single" w:sz="4" w:space="0" w:color="E2E8F0"/>
+              <w:left w:val="single" w:sz="4" w:space="0" w:color="E2E8F0"/>
+              <w:bottom w:val="single" w:sz="4" w:space="0" w:color="E2E8F0"/>
+              <w:right w:val="single" w:sz="4" w:space="0" w:color="E2E8F0"/>
+            </w:tcBorders>
+          </w:tcPr>
+          <w:p>
+            <w:pPr>
+              <w:spacing w:after="0" w:line="276" w:lineRule="auto"/>
+              <w:jc w:val="center"/>
+            </w:pPr>
+            <w:r>
+              <w:rPr>
+                <w:rFonts w:ascii="Times New Roman" w:hAnsi="Times New Roman"/>
+                <w:color w:val="1F2937"/>
+                <w:sz w:val="20"/>
+              </w:rPr>
+              <w:t>318</w:t>
+            </w:r>
+          </w:p>
+        </w:tc>
+        <w:tc>
+          <w:tcPr>
+            <w:tcW w:type="dxa" w:w="1584"/>
+            <w:shd w:fill="F8FAFC"/>
+            <w:tcMar>
+              <w:top w:w="90" w:type="dxa"/>
+              <w:bottom w:w="90" w:type="dxa"/>
+              <w:left w:w="120" w:type="dxa"/>
+              <w:right w:w="120" w:type="dxa"/>
+            </w:tcMar>
+            <w:tcBorders>
+              <w:top w:val="single" w:sz="4" w:space="0" w:color="E2E8F0"/>
+              <w:left w:val="single" w:sz="4" w:space="0" w:color="E2E8F0"/>
+              <w:bottom w:val="single" w:sz="4" w:space="0" w:color="E2E8F0"/>
+              <w:right w:val="single" w:sz="4" w:space="0" w:color="E2E8F0"/>
+            </w:tcBorders>
+          </w:tcPr>
+          <w:p>
+            <w:pPr>
+              <w:spacing w:after="0" w:line="276" w:lineRule="auto"/>
+              <w:jc w:val="center"/>
+            </w:pPr>
+            <w:r>
+              <w:rPr>
+                <w:rFonts w:ascii="Times New Roman" w:hAnsi="Times New Roman"/>
+                <w:color w:val="1F2937"/>
+                <w:sz w:val="20"/>
+              </w:rPr>
+              <w:t>11.9%</w:t>
+            </w:r>
+          </w:p>
+        </w:tc>
+        <w:tc>
+          <w:tcPr>
+            <w:tcW w:type="dxa" w:w="1440"/>
+            <w:shd w:fill="F8FAFC"/>
+            <w:tcMar>
+              <w:top w:w="90" w:type="dxa"/>
+              <w:bottom w:w="90" w:type="dxa"/>
+              <w:left w:w="120" w:type="dxa"/>
+              <w:right w:w="120" w:type="dxa"/>
+            </w:tcMar>
+            <w:tcBorders>
+              <w:top w:val="single" w:sz="4" w:space="0" w:color="E2E8F0"/>
+              <w:left w:val="single" w:sz="4" w:space="0" w:color="E2E8F0"/>
+              <w:bottom w:val="single" w:sz="4" w:space="0" w:color="E2E8F0"/>
+              <w:right w:val="single" w:sz="4" w:space="0" w:color="E2E8F0"/>
+            </w:tcBorders>
+          </w:tcPr>
+          <w:p>
+            <w:pPr>
+              <w:spacing w:after="0" w:line="276" w:lineRule="auto"/>
+              <w:jc w:val="center"/>
+            </w:pPr>
+            <w:r>
+              <w:rPr>
+                <w:rFonts w:ascii="Times New Roman" w:hAnsi="Times New Roman"/>
+                <w:color w:val="1F2937"/>
+                <w:sz w:val="20"/>
+              </w:rPr>
+              <w:t>0.112</w:t>
+            </w:r>
+          </w:p>
+        </w:tc>
+        <w:tc>
+          <w:tcPr>
+            <w:tcW w:type="dxa" w:w="1685"/>
+            <w:shd w:fill="F8FAFC"/>
+            <w:tcMar>
+              <w:top w:w="90" w:type="dxa"/>
+              <w:bottom w:w="90" w:type="dxa"/>
+              <w:left w:w="120" w:type="dxa"/>
+              <w:right w:w="120" w:type="dxa"/>
+            </w:tcMar>
+            <w:tcBorders>
+              <w:top w:val="single" w:sz="4" w:space="0" w:color="E2E8F0"/>
+              <w:left w:val="single" w:sz="4" w:space="0" w:color="E2E8F0"/>
+              <w:bottom w:val="single" w:sz="4" w:space="0" w:color="E2E8F0"/>
+              <w:right w:val="single" w:sz="4" w:space="0" w:color="E2E8F0"/>
+            </w:tcBorders>
+          </w:tcPr>
+          <w:p>
+            <w:pPr>
+              <w:spacing w:after="0" w:line="276" w:lineRule="auto"/>
+              <w:jc w:val="center"/>
+            </w:pPr>
+            <w:r>
+              <w:rPr>
+                <w:rFonts w:ascii="Times New Roman" w:hAnsi="Times New Roman"/>
+                <w:color w:val="1F2937"/>
+                <w:sz w:val="20"/>
+              </w:rPr>
+              <w:t>Δ = -0.007</w:t>
+            </w:r>
+          </w:p>
+        </w:tc>
+      </w:tr>
+    </w:tbl>
+    <w:p>
+      <w:pPr>
+        <w:spacing w:after="120"/>
+      </w:pPr>
+    </w:p>
+    <w:p>
+      <w:pPr>
+        <w:spacing w:line="360" w:lineRule="auto" w:after="120"/>
+        <w:jc w:val="both"/>
+      </w:pPr>
+      <w:r>
+        <w:rPr>
+          <w:rFonts w:ascii="Times New Roman" w:hAnsi="Times New Roman"/>
+          <w:color w:val="111827"/>
+          <w:sz w:val="24"/>
+        </w:rPr>
+        <w:t>Table 3.3B empirically validates the Council's intervention: female passengers in 3rd class with large families experienced survival rates of only 25.8%, colliding with the traditional 'women and children first' assumption. Priya's FamilySize and Compound_Group_Survival features captured this non-linear interaction with remarkable fidelity, resulting in an expected calibration delta |Δ| &lt; 0.02 across 7 of the 8 cohorts.</w:t>
+      </w:r>
+    </w:p>
+    <w:p>
+      <w:pPr>
+        <w:keepNext/>
+        <w:spacing w:before="280" w:after="120"/>
+        <w:jc w:val="left"/>
+      </w:pPr>
+      <w:r>
+        <w:rPr>
+          <w:rFonts w:ascii="Times New Roman" w:hAnsi="Times New Roman"/>
+          <w:b/>
+          <w:color w:val="1F2937"/>
+          <w:sz w:val="26"/>
+        </w:rPr>
         <w:t>3.5 Model Tournament &amp; Optuna Bayesian Optimization Trajectories</w:t>
       </w:r>
     </w:p>
@@ -14289,16 +17205,18 @@
     </w:p>
     <w:p>
       <w:pPr>
-        <w:spacing w:line="360" w:lineRule="auto" w:after="120"/>
-        <w:jc w:val="both"/>
+        <w:keepNext/>
+        <w:spacing w:before="280" w:after="120"/>
+        <w:jc w:val="left"/>
       </w:pPr>
       <w:r>
         <w:rPr>
           <w:rFonts w:ascii="Times New Roman" w:hAnsi="Times New Roman"/>
-          <w:color w:val="111827"/>
-          <w:sz w:val="24"/>
+          <w:b/>
+          <w:color w:val="1F2937"/>
+          <w:sz w:val="26"/>
         </w:rPr>
-        <w:t>Following initial benchmarking, LightGBM emerged as the champion architecture, achieving the optimal trade-off between non-linear expressiveness and generalization stability. Julian subsequently initiated an automated 50-trial Bayesian hyperparameter optimization study using Optuna's Tree-Structured Parzen Estimator (TPE).</w:t>
+        <w:t>3.5.2 Hyperparameter Search Bounds and Optuna Tuning Trajectory</w:t>
       </w:r>
     </w:p>
     <w:p>
@@ -14312,8 +17230,1329 @@
           <w:color w:val="111827"/>
           <w:sz w:val="24"/>
         </w:rPr>
-        <w:t>The winning hyperparameter configuration identified by Optuna constrained tree complexity to prevent overfitting on small passenger cohorts: num_leaves = 15, max_depth = 4, learning_rate = 0.042, min_child_samples = 20, colsample_bytree = 0.80, and reg_alpha = 0.15 (L1 regularization). This regularized topology produced a holdout ROC-AUC of 0.882 with a minimal generalization gap of 0.022.</w:t>
+        <w:t>Julian conducted an automated 50-trial Bayesian optimization study using Optuna's Tree-Structured Parzen Estimator (TPE). Table 3.5 details the hyperparameter search spaces and champion configurations:</w:t>
       </w:r>
+    </w:p>
+    <w:tbl>
+      <w:tblPr>
+        <w:tblW w:type="auto" w:w="0"/>
+        <w:jc w:val="center"/>
+        <w:tblLayout w:type="fixed"/>
+        <w:tblLook w:firstColumn="1" w:firstRow="1" w:lastColumn="0" w:lastRow="0" w:noHBand="0" w:noVBand="1" w:val="04A0"/>
+      </w:tblPr>
+      <w:tblGrid>
+        <w:gridCol w:w="1806"/>
+        <w:gridCol w:w="1806"/>
+        <w:gridCol w:w="1806"/>
+        <w:gridCol w:w="1806"/>
+        <w:gridCol w:w="1806"/>
+      </w:tblGrid>
+      <w:tr>
+        <w:tc>
+          <w:tcPr>
+            <w:tcW w:type="dxa" w:w="2160"/>
+            <w:shd w:fill="1E3A8A"/>
+            <w:tcMar>
+              <w:top w:w="120" w:type="dxa"/>
+              <w:bottom w:w="120" w:type="dxa"/>
+              <w:left w:w="140" w:type="dxa"/>
+              <w:right w:w="140" w:type="dxa"/>
+            </w:tcMar>
+            <w:tcBorders>
+              <w:top w:val="single" w:sz="6" w:space="0" w:color="1E3A8A"/>
+              <w:left w:val="single" w:sz="4" w:space="0" w:color="CBD5E1"/>
+              <w:bottom w:val="single" w:sz="12" w:space="0" w:color="0F172A"/>
+              <w:right w:val="single" w:sz="4" w:space="0" w:color="CBD5E1"/>
+            </w:tcBorders>
+          </w:tcPr>
+          <w:p>
+            <w:pPr>
+              <w:spacing w:after="0"/>
+              <w:jc w:val="center"/>
+            </w:pPr>
+            <w:r>
+              <w:rPr>
+                <w:rFonts w:ascii="Times New Roman" w:hAnsi="Times New Roman"/>
+                <w:b/>
+                <w:color w:val="FFFFFF"/>
+                <w:sz w:val="21"/>
+              </w:rPr>
+              <w:t>Hyperparameter Parameter</w:t>
+            </w:r>
+          </w:p>
+        </w:tc>
+        <w:tc>
+          <w:tcPr>
+            <w:tcW w:type="dxa" w:w="1872"/>
+            <w:shd w:fill="1E3A8A"/>
+            <w:tcMar>
+              <w:top w:w="120" w:type="dxa"/>
+              <w:bottom w:w="120" w:type="dxa"/>
+              <w:left w:w="140" w:type="dxa"/>
+              <w:right w:w="140" w:type="dxa"/>
+            </w:tcMar>
+            <w:tcBorders>
+              <w:top w:val="single" w:sz="6" w:space="0" w:color="1E3A8A"/>
+              <w:left w:val="single" w:sz="4" w:space="0" w:color="CBD5E1"/>
+              <w:bottom w:val="single" w:sz="12" w:space="0" w:color="0F172A"/>
+              <w:right w:val="single" w:sz="4" w:space="0" w:color="CBD5E1"/>
+            </w:tcBorders>
+          </w:tcPr>
+          <w:p>
+            <w:pPr>
+              <w:spacing w:after="0"/>
+              <w:jc w:val="center"/>
+            </w:pPr>
+            <w:r>
+              <w:rPr>
+                <w:rFonts w:ascii="Times New Roman" w:hAnsi="Times New Roman"/>
+                <w:b/>
+                <w:color w:val="FFFFFF"/>
+                <w:sz w:val="21"/>
+              </w:rPr>
+              <w:t>Search Space Distribution</w:t>
+            </w:r>
+          </w:p>
+        </w:tc>
+        <w:tc>
+          <w:tcPr>
+            <w:tcW w:type="dxa" w:w="1440"/>
+            <w:shd w:fill="1E3A8A"/>
+            <w:tcMar>
+              <w:top w:w="120" w:type="dxa"/>
+              <w:bottom w:w="120" w:type="dxa"/>
+              <w:left w:w="140" w:type="dxa"/>
+              <w:right w:w="140" w:type="dxa"/>
+            </w:tcMar>
+            <w:tcBorders>
+              <w:top w:val="single" w:sz="6" w:space="0" w:color="1E3A8A"/>
+              <w:left w:val="single" w:sz="4" w:space="0" w:color="CBD5E1"/>
+              <w:bottom w:val="single" w:sz="12" w:space="0" w:color="0F172A"/>
+              <w:right w:val="single" w:sz="4" w:space="0" w:color="CBD5E1"/>
+            </w:tcBorders>
+          </w:tcPr>
+          <w:p>
+            <w:pPr>
+              <w:spacing w:after="0"/>
+              <w:jc w:val="center"/>
+            </w:pPr>
+            <w:r>
+              <w:rPr>
+                <w:rFonts w:ascii="Times New Roman" w:hAnsi="Times New Roman"/>
+                <w:b/>
+                <w:color w:val="FFFFFF"/>
+                <w:sz w:val="21"/>
+              </w:rPr>
+              <w:t>Search Bounds</w:t>
+            </w:r>
+          </w:p>
+        </w:tc>
+        <w:tc>
+          <w:tcPr>
+            <w:tcW w:type="dxa" w:w="1584"/>
+            <w:shd w:fill="1E3A8A"/>
+            <w:tcMar>
+              <w:top w:w="120" w:type="dxa"/>
+              <w:bottom w:w="120" w:type="dxa"/>
+              <w:left w:w="140" w:type="dxa"/>
+              <w:right w:w="140" w:type="dxa"/>
+            </w:tcMar>
+            <w:tcBorders>
+              <w:top w:val="single" w:sz="6" w:space="0" w:color="1E3A8A"/>
+              <w:left w:val="single" w:sz="4" w:space="0" w:color="CBD5E1"/>
+              <w:bottom w:val="single" w:sz="12" w:space="0" w:color="0F172A"/>
+              <w:right w:val="single" w:sz="4" w:space="0" w:color="CBD5E1"/>
+            </w:tcBorders>
+          </w:tcPr>
+          <w:p>
+            <w:pPr>
+              <w:spacing w:after="0"/>
+              <w:jc w:val="center"/>
+            </w:pPr>
+            <w:r>
+              <w:rPr>
+                <w:rFonts w:ascii="Times New Roman" w:hAnsi="Times New Roman"/>
+                <w:b/>
+                <w:color w:val="FFFFFF"/>
+                <w:sz w:val="21"/>
+              </w:rPr>
+              <w:t>Winning Champion Value</w:t>
+            </w:r>
+          </w:p>
+        </w:tc>
+        <w:tc>
+          <w:tcPr>
+            <w:tcW w:type="dxa" w:w="2405"/>
+            <w:shd w:fill="1E3A8A"/>
+            <w:tcMar>
+              <w:top w:w="120" w:type="dxa"/>
+              <w:bottom w:w="120" w:type="dxa"/>
+              <w:left w:w="140" w:type="dxa"/>
+              <w:right w:w="140" w:type="dxa"/>
+            </w:tcMar>
+            <w:tcBorders>
+              <w:top w:val="single" w:sz="6" w:space="0" w:color="1E3A8A"/>
+              <w:left w:val="single" w:sz="4" w:space="0" w:color="CBD5E1"/>
+              <w:bottom w:val="single" w:sz="12" w:space="0" w:color="0F172A"/>
+              <w:right w:val="single" w:sz="4" w:space="0" w:color="CBD5E1"/>
+            </w:tcBorders>
+          </w:tcPr>
+          <w:p>
+            <w:pPr>
+              <w:spacing w:after="0"/>
+              <w:jc w:val="center"/>
+            </w:pPr>
+            <w:r>
+              <w:rPr>
+                <w:rFonts w:ascii="Times New Roman" w:hAnsi="Times New Roman"/>
+                <w:b/>
+                <w:color w:val="FFFFFF"/>
+                <w:sz w:val="21"/>
+              </w:rPr>
+              <w:t>Regularization Purpose</w:t>
+            </w:r>
+          </w:p>
+        </w:tc>
+      </w:tr>
+      <w:tr>
+        <w:tc>
+          <w:tcPr>
+            <w:tcW w:type="dxa" w:w="2160"/>
+            <w:shd w:fill="FFFFFF"/>
+            <w:tcMar>
+              <w:top w:w="90" w:type="dxa"/>
+              <w:bottom w:w="90" w:type="dxa"/>
+              <w:left w:w="120" w:type="dxa"/>
+              <w:right w:w="120" w:type="dxa"/>
+            </w:tcMar>
+            <w:tcBorders>
+              <w:top w:val="single" w:sz="4" w:space="0" w:color="E2E8F0"/>
+              <w:left w:val="single" w:sz="4" w:space="0" w:color="E2E8F0"/>
+              <w:bottom w:val="single" w:sz="4" w:space="0" w:color="E2E8F0"/>
+              <w:right w:val="single" w:sz="4" w:space="0" w:color="E2E8F0"/>
+            </w:tcBorders>
+          </w:tcPr>
+          <w:p>
+            <w:pPr>
+              <w:spacing w:after="0" w:line="276" w:lineRule="auto"/>
+              <w:jc w:val="left"/>
+            </w:pPr>
+            <w:r>
+              <w:rPr>
+                <w:rFonts w:ascii="Times New Roman" w:hAnsi="Times New Roman"/>
+                <w:color w:val="1F2937"/>
+                <w:sz w:val="20"/>
+              </w:rPr>
+              <w:t>num_leaves</w:t>
+            </w:r>
+          </w:p>
+        </w:tc>
+        <w:tc>
+          <w:tcPr>
+            <w:tcW w:type="dxa" w:w="1872"/>
+            <w:shd w:fill="FFFFFF"/>
+            <w:tcMar>
+              <w:top w:w="90" w:type="dxa"/>
+              <w:bottom w:w="90" w:type="dxa"/>
+              <w:left w:w="120" w:type="dxa"/>
+              <w:right w:w="120" w:type="dxa"/>
+            </w:tcMar>
+            <w:tcBorders>
+              <w:top w:val="single" w:sz="4" w:space="0" w:color="E2E8F0"/>
+              <w:left w:val="single" w:sz="4" w:space="0" w:color="E2E8F0"/>
+              <w:bottom w:val="single" w:sz="4" w:space="0" w:color="E2E8F0"/>
+              <w:right w:val="single" w:sz="4" w:space="0" w:color="E2E8F0"/>
+            </w:tcBorders>
+          </w:tcPr>
+          <w:p>
+            <w:pPr>
+              <w:spacing w:after="0" w:line="276" w:lineRule="auto"/>
+              <w:jc w:val="center"/>
+            </w:pPr>
+            <w:r>
+              <w:rPr>
+                <w:rFonts w:ascii="Times New Roman" w:hAnsi="Times New Roman"/>
+                <w:color w:val="1F2937"/>
+                <w:sz w:val="20"/>
+              </w:rPr>
+              <w:t>Integer (Uniform)</w:t>
+            </w:r>
+          </w:p>
+        </w:tc>
+        <w:tc>
+          <w:tcPr>
+            <w:tcW w:type="dxa" w:w="1440"/>
+            <w:shd w:fill="FFFFFF"/>
+            <w:tcMar>
+              <w:top w:w="90" w:type="dxa"/>
+              <w:bottom w:w="90" w:type="dxa"/>
+              <w:left w:w="120" w:type="dxa"/>
+              <w:right w:w="120" w:type="dxa"/>
+            </w:tcMar>
+            <w:tcBorders>
+              <w:top w:val="single" w:sz="4" w:space="0" w:color="E2E8F0"/>
+              <w:left w:val="single" w:sz="4" w:space="0" w:color="E2E8F0"/>
+              <w:bottom w:val="single" w:sz="4" w:space="0" w:color="E2E8F0"/>
+              <w:right w:val="single" w:sz="4" w:space="0" w:color="E2E8F0"/>
+            </w:tcBorders>
+          </w:tcPr>
+          <w:p>
+            <w:pPr>
+              <w:spacing w:after="0" w:line="276" w:lineRule="auto"/>
+              <w:jc w:val="center"/>
+            </w:pPr>
+            <w:r>
+              <w:rPr>
+                <w:rFonts w:ascii="Times New Roman" w:hAnsi="Times New Roman"/>
+                <w:color w:val="1F2937"/>
+                <w:sz w:val="20"/>
+              </w:rPr>
+              <w:t>[8, 64]</w:t>
+            </w:r>
+          </w:p>
+        </w:tc>
+        <w:tc>
+          <w:tcPr>
+            <w:tcW w:type="dxa" w:w="1584"/>
+            <w:shd w:fill="FFFFFF"/>
+            <w:tcMar>
+              <w:top w:w="90" w:type="dxa"/>
+              <w:bottom w:w="90" w:type="dxa"/>
+              <w:left w:w="120" w:type="dxa"/>
+              <w:right w:w="120" w:type="dxa"/>
+            </w:tcMar>
+            <w:tcBorders>
+              <w:top w:val="single" w:sz="4" w:space="0" w:color="E2E8F0"/>
+              <w:left w:val="single" w:sz="4" w:space="0" w:color="E2E8F0"/>
+              <w:bottom w:val="single" w:sz="4" w:space="0" w:color="E2E8F0"/>
+              <w:right w:val="single" w:sz="4" w:space="0" w:color="E2E8F0"/>
+            </w:tcBorders>
+          </w:tcPr>
+          <w:p>
+            <w:pPr>
+              <w:spacing w:after="0" w:line="276" w:lineRule="auto"/>
+              <w:jc w:val="center"/>
+            </w:pPr>
+            <w:r>
+              <w:rPr>
+                <w:rFonts w:ascii="Times New Roman" w:hAnsi="Times New Roman"/>
+                <w:color w:val="1F2937"/>
+                <w:sz w:val="20"/>
+              </w:rPr>
+              <w:t>15</w:t>
+            </w:r>
+          </w:p>
+        </w:tc>
+        <w:tc>
+          <w:tcPr>
+            <w:tcW w:type="dxa" w:w="2405"/>
+            <w:shd w:fill="FFFFFF"/>
+            <w:tcMar>
+              <w:top w:w="90" w:type="dxa"/>
+              <w:bottom w:w="90" w:type="dxa"/>
+              <w:left w:w="120" w:type="dxa"/>
+              <w:right w:w="120" w:type="dxa"/>
+            </w:tcMar>
+            <w:tcBorders>
+              <w:top w:val="single" w:sz="4" w:space="0" w:color="E2E8F0"/>
+              <w:left w:val="single" w:sz="4" w:space="0" w:color="E2E8F0"/>
+              <w:bottom w:val="single" w:sz="4" w:space="0" w:color="E2E8F0"/>
+              <w:right w:val="single" w:sz="4" w:space="0" w:color="E2E8F0"/>
+            </w:tcBorders>
+          </w:tcPr>
+          <w:p>
+            <w:pPr>
+              <w:spacing w:after="0" w:line="276" w:lineRule="auto"/>
+              <w:jc w:val="center"/>
+            </w:pPr>
+            <w:r>
+              <w:rPr>
+                <w:rFonts w:ascii="Times New Roman" w:hAnsi="Times New Roman"/>
+                <w:color w:val="1F2937"/>
+                <w:sz w:val="20"/>
+              </w:rPr>
+              <w:t>Constrains tree growth complexity</w:t>
+            </w:r>
+          </w:p>
+        </w:tc>
+      </w:tr>
+      <w:tr>
+        <w:tc>
+          <w:tcPr>
+            <w:tcW w:type="dxa" w:w="2160"/>
+            <w:shd w:fill="F8FAFC"/>
+            <w:tcMar>
+              <w:top w:w="90" w:type="dxa"/>
+              <w:bottom w:w="90" w:type="dxa"/>
+              <w:left w:w="120" w:type="dxa"/>
+              <w:right w:w="120" w:type="dxa"/>
+            </w:tcMar>
+            <w:tcBorders>
+              <w:top w:val="single" w:sz="4" w:space="0" w:color="E2E8F0"/>
+              <w:left w:val="single" w:sz="4" w:space="0" w:color="E2E8F0"/>
+              <w:bottom w:val="single" w:sz="4" w:space="0" w:color="E2E8F0"/>
+              <w:right w:val="single" w:sz="4" w:space="0" w:color="E2E8F0"/>
+            </w:tcBorders>
+          </w:tcPr>
+          <w:p>
+            <w:pPr>
+              <w:spacing w:after="0" w:line="276" w:lineRule="auto"/>
+              <w:jc w:val="left"/>
+            </w:pPr>
+            <w:r>
+              <w:rPr>
+                <w:rFonts w:ascii="Times New Roman" w:hAnsi="Times New Roman"/>
+                <w:color w:val="1F2937"/>
+                <w:sz w:val="20"/>
+              </w:rPr>
+              <w:t>max_depth</w:t>
+            </w:r>
+          </w:p>
+        </w:tc>
+        <w:tc>
+          <w:tcPr>
+            <w:tcW w:type="dxa" w:w="1872"/>
+            <w:shd w:fill="F8FAFC"/>
+            <w:tcMar>
+              <w:top w:w="90" w:type="dxa"/>
+              <w:bottom w:w="90" w:type="dxa"/>
+              <w:left w:w="120" w:type="dxa"/>
+              <w:right w:w="120" w:type="dxa"/>
+            </w:tcMar>
+            <w:tcBorders>
+              <w:top w:val="single" w:sz="4" w:space="0" w:color="E2E8F0"/>
+              <w:left w:val="single" w:sz="4" w:space="0" w:color="E2E8F0"/>
+              <w:bottom w:val="single" w:sz="4" w:space="0" w:color="E2E8F0"/>
+              <w:right w:val="single" w:sz="4" w:space="0" w:color="E2E8F0"/>
+            </w:tcBorders>
+          </w:tcPr>
+          <w:p>
+            <w:pPr>
+              <w:spacing w:after="0" w:line="276" w:lineRule="auto"/>
+              <w:jc w:val="center"/>
+            </w:pPr>
+            <w:r>
+              <w:rPr>
+                <w:rFonts w:ascii="Times New Roman" w:hAnsi="Times New Roman"/>
+                <w:color w:val="1F2937"/>
+                <w:sz w:val="20"/>
+              </w:rPr>
+              <w:t>Integer (Uniform)</w:t>
+            </w:r>
+          </w:p>
+        </w:tc>
+        <w:tc>
+          <w:tcPr>
+            <w:tcW w:type="dxa" w:w="1440"/>
+            <w:shd w:fill="F8FAFC"/>
+            <w:tcMar>
+              <w:top w:w="90" w:type="dxa"/>
+              <w:bottom w:w="90" w:type="dxa"/>
+              <w:left w:w="120" w:type="dxa"/>
+              <w:right w:w="120" w:type="dxa"/>
+            </w:tcMar>
+            <w:tcBorders>
+              <w:top w:val="single" w:sz="4" w:space="0" w:color="E2E8F0"/>
+              <w:left w:val="single" w:sz="4" w:space="0" w:color="E2E8F0"/>
+              <w:bottom w:val="single" w:sz="4" w:space="0" w:color="E2E8F0"/>
+              <w:right w:val="single" w:sz="4" w:space="0" w:color="E2E8F0"/>
+            </w:tcBorders>
+          </w:tcPr>
+          <w:p>
+            <w:pPr>
+              <w:spacing w:after="0" w:line="276" w:lineRule="auto"/>
+              <w:jc w:val="center"/>
+            </w:pPr>
+            <w:r>
+              <w:rPr>
+                <w:rFonts w:ascii="Times New Roman" w:hAnsi="Times New Roman"/>
+                <w:color w:val="1F2937"/>
+                <w:sz w:val="20"/>
+              </w:rPr>
+              <w:t>[3, 8]</w:t>
+            </w:r>
+          </w:p>
+        </w:tc>
+        <w:tc>
+          <w:tcPr>
+            <w:tcW w:type="dxa" w:w="1584"/>
+            <w:shd w:fill="F8FAFC"/>
+            <w:tcMar>
+              <w:top w:w="90" w:type="dxa"/>
+              <w:bottom w:w="90" w:type="dxa"/>
+              <w:left w:w="120" w:type="dxa"/>
+              <w:right w:w="120" w:type="dxa"/>
+            </w:tcMar>
+            <w:tcBorders>
+              <w:top w:val="single" w:sz="4" w:space="0" w:color="E2E8F0"/>
+              <w:left w:val="single" w:sz="4" w:space="0" w:color="E2E8F0"/>
+              <w:bottom w:val="single" w:sz="4" w:space="0" w:color="E2E8F0"/>
+              <w:right w:val="single" w:sz="4" w:space="0" w:color="E2E8F0"/>
+            </w:tcBorders>
+          </w:tcPr>
+          <w:p>
+            <w:pPr>
+              <w:spacing w:after="0" w:line="276" w:lineRule="auto"/>
+              <w:jc w:val="center"/>
+            </w:pPr>
+            <w:r>
+              <w:rPr>
+                <w:rFonts w:ascii="Times New Roman" w:hAnsi="Times New Roman"/>
+                <w:color w:val="1F2937"/>
+                <w:sz w:val="20"/>
+              </w:rPr>
+              <w:t>4</w:t>
+            </w:r>
+          </w:p>
+        </w:tc>
+        <w:tc>
+          <w:tcPr>
+            <w:tcW w:type="dxa" w:w="2405"/>
+            <w:shd w:fill="F8FAFC"/>
+            <w:tcMar>
+              <w:top w:w="90" w:type="dxa"/>
+              <w:bottom w:w="90" w:type="dxa"/>
+              <w:left w:w="120" w:type="dxa"/>
+              <w:right w:w="120" w:type="dxa"/>
+            </w:tcMar>
+            <w:tcBorders>
+              <w:top w:val="single" w:sz="4" w:space="0" w:color="E2E8F0"/>
+              <w:left w:val="single" w:sz="4" w:space="0" w:color="E2E8F0"/>
+              <w:bottom w:val="single" w:sz="4" w:space="0" w:color="E2E8F0"/>
+              <w:right w:val="single" w:sz="4" w:space="0" w:color="E2E8F0"/>
+            </w:tcBorders>
+          </w:tcPr>
+          <w:p>
+            <w:pPr>
+              <w:spacing w:after="0" w:line="276" w:lineRule="auto"/>
+              <w:jc w:val="center"/>
+            </w:pPr>
+            <w:r>
+              <w:rPr>
+                <w:rFonts w:ascii="Times New Roman" w:hAnsi="Times New Roman"/>
+                <w:color w:val="1F2937"/>
+                <w:sz w:val="20"/>
+              </w:rPr>
+              <w:t>Prevents deep isolated node splits</w:t>
+            </w:r>
+          </w:p>
+        </w:tc>
+      </w:tr>
+      <w:tr>
+        <w:tc>
+          <w:tcPr>
+            <w:tcW w:type="dxa" w:w="2160"/>
+            <w:shd w:fill="FFFFFF"/>
+            <w:tcMar>
+              <w:top w:w="90" w:type="dxa"/>
+              <w:bottom w:w="90" w:type="dxa"/>
+              <w:left w:w="120" w:type="dxa"/>
+              <w:right w:w="120" w:type="dxa"/>
+            </w:tcMar>
+            <w:tcBorders>
+              <w:top w:val="single" w:sz="4" w:space="0" w:color="E2E8F0"/>
+              <w:left w:val="single" w:sz="4" w:space="0" w:color="E2E8F0"/>
+              <w:bottom w:val="single" w:sz="4" w:space="0" w:color="E2E8F0"/>
+              <w:right w:val="single" w:sz="4" w:space="0" w:color="E2E8F0"/>
+            </w:tcBorders>
+          </w:tcPr>
+          <w:p>
+            <w:pPr>
+              <w:spacing w:after="0" w:line="276" w:lineRule="auto"/>
+              <w:jc w:val="left"/>
+            </w:pPr>
+            <w:r>
+              <w:rPr>
+                <w:rFonts w:ascii="Times New Roman" w:hAnsi="Times New Roman"/>
+                <w:color w:val="1F2937"/>
+                <w:sz w:val="20"/>
+              </w:rPr>
+              <w:t>learning_rate</w:t>
+            </w:r>
+          </w:p>
+        </w:tc>
+        <w:tc>
+          <w:tcPr>
+            <w:tcW w:type="dxa" w:w="1872"/>
+            <w:shd w:fill="FFFFFF"/>
+            <w:tcMar>
+              <w:top w:w="90" w:type="dxa"/>
+              <w:bottom w:w="90" w:type="dxa"/>
+              <w:left w:w="120" w:type="dxa"/>
+              <w:right w:w="120" w:type="dxa"/>
+            </w:tcMar>
+            <w:tcBorders>
+              <w:top w:val="single" w:sz="4" w:space="0" w:color="E2E8F0"/>
+              <w:left w:val="single" w:sz="4" w:space="0" w:color="E2E8F0"/>
+              <w:bottom w:val="single" w:sz="4" w:space="0" w:color="E2E8F0"/>
+              <w:right w:val="single" w:sz="4" w:space="0" w:color="E2E8F0"/>
+            </w:tcBorders>
+          </w:tcPr>
+          <w:p>
+            <w:pPr>
+              <w:spacing w:after="0" w:line="276" w:lineRule="auto"/>
+              <w:jc w:val="center"/>
+            </w:pPr>
+            <w:r>
+              <w:rPr>
+                <w:rFonts w:ascii="Times New Roman" w:hAnsi="Times New Roman"/>
+                <w:color w:val="1F2937"/>
+                <w:sz w:val="20"/>
+              </w:rPr>
+              <w:t>Float (Log-Uniform)</w:t>
+            </w:r>
+          </w:p>
+        </w:tc>
+        <w:tc>
+          <w:tcPr>
+            <w:tcW w:type="dxa" w:w="1440"/>
+            <w:shd w:fill="FFFFFF"/>
+            <w:tcMar>
+              <w:top w:w="90" w:type="dxa"/>
+              <w:bottom w:w="90" w:type="dxa"/>
+              <w:left w:w="120" w:type="dxa"/>
+              <w:right w:w="120" w:type="dxa"/>
+            </w:tcMar>
+            <w:tcBorders>
+              <w:top w:val="single" w:sz="4" w:space="0" w:color="E2E8F0"/>
+              <w:left w:val="single" w:sz="4" w:space="0" w:color="E2E8F0"/>
+              <w:bottom w:val="single" w:sz="4" w:space="0" w:color="E2E8F0"/>
+              <w:right w:val="single" w:sz="4" w:space="0" w:color="E2E8F0"/>
+            </w:tcBorders>
+          </w:tcPr>
+          <w:p>
+            <w:pPr>
+              <w:spacing w:after="0" w:line="276" w:lineRule="auto"/>
+              <w:jc w:val="center"/>
+            </w:pPr>
+            <w:r>
+              <w:rPr>
+                <w:rFonts w:ascii="Times New Roman" w:hAnsi="Times New Roman"/>
+                <w:color w:val="1F2937"/>
+                <w:sz w:val="20"/>
+              </w:rPr>
+              <w:t>[0.01, 0.20]</w:t>
+            </w:r>
+          </w:p>
+        </w:tc>
+        <w:tc>
+          <w:tcPr>
+            <w:tcW w:type="dxa" w:w="1584"/>
+            <w:shd w:fill="FFFFFF"/>
+            <w:tcMar>
+              <w:top w:w="90" w:type="dxa"/>
+              <w:bottom w:w="90" w:type="dxa"/>
+              <w:left w:w="120" w:type="dxa"/>
+              <w:right w:w="120" w:type="dxa"/>
+            </w:tcMar>
+            <w:tcBorders>
+              <w:top w:val="single" w:sz="4" w:space="0" w:color="E2E8F0"/>
+              <w:left w:val="single" w:sz="4" w:space="0" w:color="E2E8F0"/>
+              <w:bottom w:val="single" w:sz="4" w:space="0" w:color="E2E8F0"/>
+              <w:right w:val="single" w:sz="4" w:space="0" w:color="E2E8F0"/>
+            </w:tcBorders>
+          </w:tcPr>
+          <w:p>
+            <w:pPr>
+              <w:spacing w:after="0" w:line="276" w:lineRule="auto"/>
+              <w:jc w:val="center"/>
+            </w:pPr>
+            <w:r>
+              <w:rPr>
+                <w:rFonts w:ascii="Times New Roman" w:hAnsi="Times New Roman"/>
+                <w:color w:val="1F2937"/>
+                <w:sz w:val="20"/>
+              </w:rPr>
+              <w:t>0.042</w:t>
+            </w:r>
+          </w:p>
+        </w:tc>
+        <w:tc>
+          <w:tcPr>
+            <w:tcW w:type="dxa" w:w="2405"/>
+            <w:shd w:fill="FFFFFF"/>
+            <w:tcMar>
+              <w:top w:w="90" w:type="dxa"/>
+              <w:bottom w:w="90" w:type="dxa"/>
+              <w:left w:w="120" w:type="dxa"/>
+              <w:right w:w="120" w:type="dxa"/>
+            </w:tcMar>
+            <w:tcBorders>
+              <w:top w:val="single" w:sz="4" w:space="0" w:color="E2E8F0"/>
+              <w:left w:val="single" w:sz="4" w:space="0" w:color="E2E8F0"/>
+              <w:bottom w:val="single" w:sz="4" w:space="0" w:color="E2E8F0"/>
+              <w:right w:val="single" w:sz="4" w:space="0" w:color="E2E8F0"/>
+            </w:tcBorders>
+          </w:tcPr>
+          <w:p>
+            <w:pPr>
+              <w:spacing w:after="0" w:line="276" w:lineRule="auto"/>
+              <w:jc w:val="center"/>
+            </w:pPr>
+            <w:r>
+              <w:rPr>
+                <w:rFonts w:ascii="Times New Roman" w:hAnsi="Times New Roman"/>
+                <w:color w:val="1F2937"/>
+                <w:sz w:val="20"/>
+              </w:rPr>
+              <w:t>Enforces conservative shrinkage</w:t>
+            </w:r>
+          </w:p>
+        </w:tc>
+      </w:tr>
+      <w:tr>
+        <w:tc>
+          <w:tcPr>
+            <w:tcW w:type="dxa" w:w="2160"/>
+            <w:shd w:fill="F8FAFC"/>
+            <w:tcMar>
+              <w:top w:w="90" w:type="dxa"/>
+              <w:bottom w:w="90" w:type="dxa"/>
+              <w:left w:w="120" w:type="dxa"/>
+              <w:right w:w="120" w:type="dxa"/>
+            </w:tcMar>
+            <w:tcBorders>
+              <w:top w:val="single" w:sz="4" w:space="0" w:color="E2E8F0"/>
+              <w:left w:val="single" w:sz="4" w:space="0" w:color="E2E8F0"/>
+              <w:bottom w:val="single" w:sz="4" w:space="0" w:color="E2E8F0"/>
+              <w:right w:val="single" w:sz="4" w:space="0" w:color="E2E8F0"/>
+            </w:tcBorders>
+          </w:tcPr>
+          <w:p>
+            <w:pPr>
+              <w:spacing w:after="0" w:line="276" w:lineRule="auto"/>
+              <w:jc w:val="left"/>
+            </w:pPr>
+            <w:r>
+              <w:rPr>
+                <w:rFonts w:ascii="Times New Roman" w:hAnsi="Times New Roman"/>
+                <w:color w:val="1F2937"/>
+                <w:sz w:val="20"/>
+              </w:rPr>
+              <w:t>min_child_samples</w:t>
+            </w:r>
+          </w:p>
+        </w:tc>
+        <w:tc>
+          <w:tcPr>
+            <w:tcW w:type="dxa" w:w="1872"/>
+            <w:shd w:fill="F8FAFC"/>
+            <w:tcMar>
+              <w:top w:w="90" w:type="dxa"/>
+              <w:bottom w:w="90" w:type="dxa"/>
+              <w:left w:w="120" w:type="dxa"/>
+              <w:right w:w="120" w:type="dxa"/>
+            </w:tcMar>
+            <w:tcBorders>
+              <w:top w:val="single" w:sz="4" w:space="0" w:color="E2E8F0"/>
+              <w:left w:val="single" w:sz="4" w:space="0" w:color="E2E8F0"/>
+              <w:bottom w:val="single" w:sz="4" w:space="0" w:color="E2E8F0"/>
+              <w:right w:val="single" w:sz="4" w:space="0" w:color="E2E8F0"/>
+            </w:tcBorders>
+          </w:tcPr>
+          <w:p>
+            <w:pPr>
+              <w:spacing w:after="0" w:line="276" w:lineRule="auto"/>
+              <w:jc w:val="center"/>
+            </w:pPr>
+            <w:r>
+              <w:rPr>
+                <w:rFonts w:ascii="Times New Roman" w:hAnsi="Times New Roman"/>
+                <w:color w:val="1F2937"/>
+                <w:sz w:val="20"/>
+              </w:rPr>
+              <w:t>Integer (Uniform)</w:t>
+            </w:r>
+          </w:p>
+        </w:tc>
+        <w:tc>
+          <w:tcPr>
+            <w:tcW w:type="dxa" w:w="1440"/>
+            <w:shd w:fill="F8FAFC"/>
+            <w:tcMar>
+              <w:top w:w="90" w:type="dxa"/>
+              <w:bottom w:w="90" w:type="dxa"/>
+              <w:left w:w="120" w:type="dxa"/>
+              <w:right w:w="120" w:type="dxa"/>
+            </w:tcMar>
+            <w:tcBorders>
+              <w:top w:val="single" w:sz="4" w:space="0" w:color="E2E8F0"/>
+              <w:left w:val="single" w:sz="4" w:space="0" w:color="E2E8F0"/>
+              <w:bottom w:val="single" w:sz="4" w:space="0" w:color="E2E8F0"/>
+              <w:right w:val="single" w:sz="4" w:space="0" w:color="E2E8F0"/>
+            </w:tcBorders>
+          </w:tcPr>
+          <w:p>
+            <w:pPr>
+              <w:spacing w:after="0" w:line="276" w:lineRule="auto"/>
+              <w:jc w:val="center"/>
+            </w:pPr>
+            <w:r>
+              <w:rPr>
+                <w:rFonts w:ascii="Times New Roman" w:hAnsi="Times New Roman"/>
+                <w:color w:val="1F2937"/>
+                <w:sz w:val="20"/>
+              </w:rPr>
+              <w:t>[10, 50]</w:t>
+            </w:r>
+          </w:p>
+        </w:tc>
+        <w:tc>
+          <w:tcPr>
+            <w:tcW w:type="dxa" w:w="1584"/>
+            <w:shd w:fill="F8FAFC"/>
+            <w:tcMar>
+              <w:top w:w="90" w:type="dxa"/>
+              <w:bottom w:w="90" w:type="dxa"/>
+              <w:left w:w="120" w:type="dxa"/>
+              <w:right w:w="120" w:type="dxa"/>
+            </w:tcMar>
+            <w:tcBorders>
+              <w:top w:val="single" w:sz="4" w:space="0" w:color="E2E8F0"/>
+              <w:left w:val="single" w:sz="4" w:space="0" w:color="E2E8F0"/>
+              <w:bottom w:val="single" w:sz="4" w:space="0" w:color="E2E8F0"/>
+              <w:right w:val="single" w:sz="4" w:space="0" w:color="E2E8F0"/>
+            </w:tcBorders>
+          </w:tcPr>
+          <w:p>
+            <w:pPr>
+              <w:spacing w:after="0" w:line="276" w:lineRule="auto"/>
+              <w:jc w:val="center"/>
+            </w:pPr>
+            <w:r>
+              <w:rPr>
+                <w:rFonts w:ascii="Times New Roman" w:hAnsi="Times New Roman"/>
+                <w:color w:val="1F2937"/>
+                <w:sz w:val="20"/>
+              </w:rPr>
+              <w:t>20</w:t>
+            </w:r>
+          </w:p>
+        </w:tc>
+        <w:tc>
+          <w:tcPr>
+            <w:tcW w:type="dxa" w:w="2405"/>
+            <w:shd w:fill="F8FAFC"/>
+            <w:tcMar>
+              <w:top w:w="90" w:type="dxa"/>
+              <w:bottom w:w="90" w:type="dxa"/>
+              <w:left w:w="120" w:type="dxa"/>
+              <w:right w:w="120" w:type="dxa"/>
+            </w:tcMar>
+            <w:tcBorders>
+              <w:top w:val="single" w:sz="4" w:space="0" w:color="E2E8F0"/>
+              <w:left w:val="single" w:sz="4" w:space="0" w:color="E2E8F0"/>
+              <w:bottom w:val="single" w:sz="4" w:space="0" w:color="E2E8F0"/>
+              <w:right w:val="single" w:sz="4" w:space="0" w:color="E2E8F0"/>
+            </w:tcBorders>
+          </w:tcPr>
+          <w:p>
+            <w:pPr>
+              <w:spacing w:after="0" w:line="276" w:lineRule="auto"/>
+              <w:jc w:val="center"/>
+            </w:pPr>
+            <w:r>
+              <w:rPr>
+                <w:rFonts w:ascii="Times New Roman" w:hAnsi="Times New Roman"/>
+                <w:color w:val="1F2937"/>
+                <w:sz w:val="20"/>
+              </w:rPr>
+              <w:t>Requires robust subgroup evidence</w:t>
+            </w:r>
+          </w:p>
+        </w:tc>
+      </w:tr>
+      <w:tr>
+        <w:tc>
+          <w:tcPr>
+            <w:tcW w:type="dxa" w:w="2160"/>
+            <w:shd w:fill="FFFFFF"/>
+            <w:tcMar>
+              <w:top w:w="90" w:type="dxa"/>
+              <w:bottom w:w="90" w:type="dxa"/>
+              <w:left w:w="120" w:type="dxa"/>
+              <w:right w:w="120" w:type="dxa"/>
+            </w:tcMar>
+            <w:tcBorders>
+              <w:top w:val="single" w:sz="4" w:space="0" w:color="E2E8F0"/>
+              <w:left w:val="single" w:sz="4" w:space="0" w:color="E2E8F0"/>
+              <w:bottom w:val="single" w:sz="4" w:space="0" w:color="E2E8F0"/>
+              <w:right w:val="single" w:sz="4" w:space="0" w:color="E2E8F0"/>
+            </w:tcBorders>
+          </w:tcPr>
+          <w:p>
+            <w:pPr>
+              <w:spacing w:after="0" w:line="276" w:lineRule="auto"/>
+              <w:jc w:val="left"/>
+            </w:pPr>
+            <w:r>
+              <w:rPr>
+                <w:rFonts w:ascii="Times New Roman" w:hAnsi="Times New Roman"/>
+                <w:color w:val="1F2937"/>
+                <w:sz w:val="20"/>
+              </w:rPr>
+              <w:t>colsample_bytree</w:t>
+            </w:r>
+          </w:p>
+        </w:tc>
+        <w:tc>
+          <w:tcPr>
+            <w:tcW w:type="dxa" w:w="1872"/>
+            <w:shd w:fill="FFFFFF"/>
+            <w:tcMar>
+              <w:top w:w="90" w:type="dxa"/>
+              <w:bottom w:w="90" w:type="dxa"/>
+              <w:left w:w="120" w:type="dxa"/>
+              <w:right w:w="120" w:type="dxa"/>
+            </w:tcMar>
+            <w:tcBorders>
+              <w:top w:val="single" w:sz="4" w:space="0" w:color="E2E8F0"/>
+              <w:left w:val="single" w:sz="4" w:space="0" w:color="E2E8F0"/>
+              <w:bottom w:val="single" w:sz="4" w:space="0" w:color="E2E8F0"/>
+              <w:right w:val="single" w:sz="4" w:space="0" w:color="E2E8F0"/>
+            </w:tcBorders>
+          </w:tcPr>
+          <w:p>
+            <w:pPr>
+              <w:spacing w:after="0" w:line="276" w:lineRule="auto"/>
+              <w:jc w:val="center"/>
+            </w:pPr>
+            <w:r>
+              <w:rPr>
+                <w:rFonts w:ascii="Times New Roman" w:hAnsi="Times New Roman"/>
+                <w:color w:val="1F2937"/>
+                <w:sz w:val="20"/>
+              </w:rPr>
+              <w:t>Float (Uniform)</w:t>
+            </w:r>
+          </w:p>
+        </w:tc>
+        <w:tc>
+          <w:tcPr>
+            <w:tcW w:type="dxa" w:w="1440"/>
+            <w:shd w:fill="FFFFFF"/>
+            <w:tcMar>
+              <w:top w:w="90" w:type="dxa"/>
+              <w:bottom w:w="90" w:type="dxa"/>
+              <w:left w:w="120" w:type="dxa"/>
+              <w:right w:w="120" w:type="dxa"/>
+            </w:tcMar>
+            <w:tcBorders>
+              <w:top w:val="single" w:sz="4" w:space="0" w:color="E2E8F0"/>
+              <w:left w:val="single" w:sz="4" w:space="0" w:color="E2E8F0"/>
+              <w:bottom w:val="single" w:sz="4" w:space="0" w:color="E2E8F0"/>
+              <w:right w:val="single" w:sz="4" w:space="0" w:color="E2E8F0"/>
+            </w:tcBorders>
+          </w:tcPr>
+          <w:p>
+            <w:pPr>
+              <w:spacing w:after="0" w:line="276" w:lineRule="auto"/>
+              <w:jc w:val="center"/>
+            </w:pPr>
+            <w:r>
+              <w:rPr>
+                <w:rFonts w:ascii="Times New Roman" w:hAnsi="Times New Roman"/>
+                <w:color w:val="1F2937"/>
+                <w:sz w:val="20"/>
+              </w:rPr>
+              <w:t>[0.50, 1.00]</w:t>
+            </w:r>
+          </w:p>
+        </w:tc>
+        <w:tc>
+          <w:tcPr>
+            <w:tcW w:type="dxa" w:w="1584"/>
+            <w:shd w:fill="FFFFFF"/>
+            <w:tcMar>
+              <w:top w:w="90" w:type="dxa"/>
+              <w:bottom w:w="90" w:type="dxa"/>
+              <w:left w:w="120" w:type="dxa"/>
+              <w:right w:w="120" w:type="dxa"/>
+            </w:tcMar>
+            <w:tcBorders>
+              <w:top w:val="single" w:sz="4" w:space="0" w:color="E2E8F0"/>
+              <w:left w:val="single" w:sz="4" w:space="0" w:color="E2E8F0"/>
+              <w:bottom w:val="single" w:sz="4" w:space="0" w:color="E2E8F0"/>
+              <w:right w:val="single" w:sz="4" w:space="0" w:color="E2E8F0"/>
+            </w:tcBorders>
+          </w:tcPr>
+          <w:p>
+            <w:pPr>
+              <w:spacing w:after="0" w:line="276" w:lineRule="auto"/>
+              <w:jc w:val="center"/>
+            </w:pPr>
+            <w:r>
+              <w:rPr>
+                <w:rFonts w:ascii="Times New Roman" w:hAnsi="Times New Roman"/>
+                <w:color w:val="1F2937"/>
+                <w:sz w:val="20"/>
+              </w:rPr>
+              <w:t>0.80</w:t>
+            </w:r>
+          </w:p>
+        </w:tc>
+        <w:tc>
+          <w:tcPr>
+            <w:tcW w:type="dxa" w:w="2405"/>
+            <w:shd w:fill="FFFFFF"/>
+            <w:tcMar>
+              <w:top w:w="90" w:type="dxa"/>
+              <w:bottom w:w="90" w:type="dxa"/>
+              <w:left w:w="120" w:type="dxa"/>
+              <w:right w:w="120" w:type="dxa"/>
+            </w:tcMar>
+            <w:tcBorders>
+              <w:top w:val="single" w:sz="4" w:space="0" w:color="E2E8F0"/>
+              <w:left w:val="single" w:sz="4" w:space="0" w:color="E2E8F0"/>
+              <w:bottom w:val="single" w:sz="4" w:space="0" w:color="E2E8F0"/>
+              <w:right w:val="single" w:sz="4" w:space="0" w:color="E2E8F0"/>
+            </w:tcBorders>
+          </w:tcPr>
+          <w:p>
+            <w:pPr>
+              <w:spacing w:after="0" w:line="276" w:lineRule="auto"/>
+              <w:jc w:val="center"/>
+            </w:pPr>
+            <w:r>
+              <w:rPr>
+                <w:rFonts w:ascii="Times New Roman" w:hAnsi="Times New Roman"/>
+                <w:color w:val="1F2937"/>
+                <w:sz w:val="20"/>
+              </w:rPr>
+              <w:t>Feature subspace diversification</w:t>
+            </w:r>
+          </w:p>
+        </w:tc>
+      </w:tr>
+      <w:tr>
+        <w:tc>
+          <w:tcPr>
+            <w:tcW w:type="dxa" w:w="2160"/>
+            <w:shd w:fill="F8FAFC"/>
+            <w:tcMar>
+              <w:top w:w="90" w:type="dxa"/>
+              <w:bottom w:w="90" w:type="dxa"/>
+              <w:left w:w="120" w:type="dxa"/>
+              <w:right w:w="120" w:type="dxa"/>
+            </w:tcMar>
+            <w:tcBorders>
+              <w:top w:val="single" w:sz="4" w:space="0" w:color="E2E8F0"/>
+              <w:left w:val="single" w:sz="4" w:space="0" w:color="E2E8F0"/>
+              <w:bottom w:val="single" w:sz="4" w:space="0" w:color="E2E8F0"/>
+              <w:right w:val="single" w:sz="4" w:space="0" w:color="E2E8F0"/>
+            </w:tcBorders>
+          </w:tcPr>
+          <w:p>
+            <w:pPr>
+              <w:spacing w:after="0" w:line="276" w:lineRule="auto"/>
+              <w:jc w:val="left"/>
+            </w:pPr>
+            <w:r>
+              <w:rPr>
+                <w:rFonts w:ascii="Times New Roman" w:hAnsi="Times New Roman"/>
+                <w:color w:val="1F2937"/>
+                <w:sz w:val="20"/>
+              </w:rPr>
+              <w:t>reg_alpha (L1)</w:t>
+            </w:r>
+          </w:p>
+        </w:tc>
+        <w:tc>
+          <w:tcPr>
+            <w:tcW w:type="dxa" w:w="1872"/>
+            <w:shd w:fill="F8FAFC"/>
+            <w:tcMar>
+              <w:top w:w="90" w:type="dxa"/>
+              <w:bottom w:w="90" w:type="dxa"/>
+              <w:left w:w="120" w:type="dxa"/>
+              <w:right w:w="120" w:type="dxa"/>
+            </w:tcMar>
+            <w:tcBorders>
+              <w:top w:val="single" w:sz="4" w:space="0" w:color="E2E8F0"/>
+              <w:left w:val="single" w:sz="4" w:space="0" w:color="E2E8F0"/>
+              <w:bottom w:val="single" w:sz="4" w:space="0" w:color="E2E8F0"/>
+              <w:right w:val="single" w:sz="4" w:space="0" w:color="E2E8F0"/>
+            </w:tcBorders>
+          </w:tcPr>
+          <w:p>
+            <w:pPr>
+              <w:spacing w:after="0" w:line="276" w:lineRule="auto"/>
+              <w:jc w:val="center"/>
+            </w:pPr>
+            <w:r>
+              <w:rPr>
+                <w:rFonts w:ascii="Times New Roman" w:hAnsi="Times New Roman"/>
+                <w:color w:val="1F2937"/>
+                <w:sz w:val="20"/>
+              </w:rPr>
+              <w:t>Float (Log-Uniform)</w:t>
+            </w:r>
+          </w:p>
+        </w:tc>
+        <w:tc>
+          <w:tcPr>
+            <w:tcW w:type="dxa" w:w="1440"/>
+            <w:shd w:fill="F8FAFC"/>
+            <w:tcMar>
+              <w:top w:w="90" w:type="dxa"/>
+              <w:bottom w:w="90" w:type="dxa"/>
+              <w:left w:w="120" w:type="dxa"/>
+              <w:right w:w="120" w:type="dxa"/>
+            </w:tcMar>
+            <w:tcBorders>
+              <w:top w:val="single" w:sz="4" w:space="0" w:color="E2E8F0"/>
+              <w:left w:val="single" w:sz="4" w:space="0" w:color="E2E8F0"/>
+              <w:bottom w:val="single" w:sz="4" w:space="0" w:color="E2E8F0"/>
+              <w:right w:val="single" w:sz="4" w:space="0" w:color="E2E8F0"/>
+            </w:tcBorders>
+          </w:tcPr>
+          <w:p>
+            <w:pPr>
+              <w:spacing w:after="0" w:line="276" w:lineRule="auto"/>
+              <w:jc w:val="center"/>
+            </w:pPr>
+            <w:r>
+              <w:rPr>
+                <w:rFonts w:ascii="Times New Roman" w:hAnsi="Times New Roman"/>
+                <w:color w:val="1F2937"/>
+                <w:sz w:val="20"/>
+              </w:rPr>
+              <w:t>[1e-4, 10.0]</w:t>
+            </w:r>
+          </w:p>
+        </w:tc>
+        <w:tc>
+          <w:tcPr>
+            <w:tcW w:type="dxa" w:w="1584"/>
+            <w:shd w:fill="F8FAFC"/>
+            <w:tcMar>
+              <w:top w:w="90" w:type="dxa"/>
+              <w:bottom w:w="90" w:type="dxa"/>
+              <w:left w:w="120" w:type="dxa"/>
+              <w:right w:w="120" w:type="dxa"/>
+            </w:tcMar>
+            <w:tcBorders>
+              <w:top w:val="single" w:sz="4" w:space="0" w:color="E2E8F0"/>
+              <w:left w:val="single" w:sz="4" w:space="0" w:color="E2E8F0"/>
+              <w:bottom w:val="single" w:sz="4" w:space="0" w:color="E2E8F0"/>
+              <w:right w:val="single" w:sz="4" w:space="0" w:color="E2E8F0"/>
+            </w:tcBorders>
+          </w:tcPr>
+          <w:p>
+            <w:pPr>
+              <w:spacing w:after="0" w:line="276" w:lineRule="auto"/>
+              <w:jc w:val="center"/>
+            </w:pPr>
+            <w:r>
+              <w:rPr>
+                <w:rFonts w:ascii="Times New Roman" w:hAnsi="Times New Roman"/>
+                <w:color w:val="1F2937"/>
+                <w:sz w:val="20"/>
+              </w:rPr>
+              <w:t>0.150</w:t>
+            </w:r>
+          </w:p>
+        </w:tc>
+        <w:tc>
+          <w:tcPr>
+            <w:tcW w:type="dxa" w:w="2405"/>
+            <w:shd w:fill="F8FAFC"/>
+            <w:tcMar>
+              <w:top w:w="90" w:type="dxa"/>
+              <w:bottom w:w="90" w:type="dxa"/>
+              <w:left w:w="120" w:type="dxa"/>
+              <w:right w:w="120" w:type="dxa"/>
+            </w:tcMar>
+            <w:tcBorders>
+              <w:top w:val="single" w:sz="4" w:space="0" w:color="E2E8F0"/>
+              <w:left w:val="single" w:sz="4" w:space="0" w:color="E2E8F0"/>
+              <w:bottom w:val="single" w:sz="4" w:space="0" w:color="E2E8F0"/>
+              <w:right w:val="single" w:sz="4" w:space="0" w:color="E2E8F0"/>
+            </w:tcBorders>
+          </w:tcPr>
+          <w:p>
+            <w:pPr>
+              <w:spacing w:after="0" w:line="276" w:lineRule="auto"/>
+              <w:jc w:val="center"/>
+            </w:pPr>
+            <w:r>
+              <w:rPr>
+                <w:rFonts w:ascii="Times New Roman" w:hAnsi="Times New Roman"/>
+                <w:color w:val="1F2937"/>
+                <w:sz w:val="20"/>
+              </w:rPr>
+              <w:t>Drives non-predictive splits to zero</w:t>
+            </w:r>
+          </w:p>
+        </w:tc>
+      </w:tr>
+      <w:tr>
+        <w:tc>
+          <w:tcPr>
+            <w:tcW w:type="dxa" w:w="2160"/>
+            <w:shd w:fill="FFFFFF"/>
+            <w:tcMar>
+              <w:top w:w="90" w:type="dxa"/>
+              <w:bottom w:w="90" w:type="dxa"/>
+              <w:left w:w="120" w:type="dxa"/>
+              <w:right w:w="120" w:type="dxa"/>
+            </w:tcMar>
+            <w:tcBorders>
+              <w:top w:val="single" w:sz="4" w:space="0" w:color="E2E8F0"/>
+              <w:left w:val="single" w:sz="4" w:space="0" w:color="E2E8F0"/>
+              <w:bottom w:val="single" w:sz="4" w:space="0" w:color="E2E8F0"/>
+              <w:right w:val="single" w:sz="4" w:space="0" w:color="E2E8F0"/>
+            </w:tcBorders>
+          </w:tcPr>
+          <w:p>
+            <w:pPr>
+              <w:spacing w:after="0" w:line="276" w:lineRule="auto"/>
+              <w:jc w:val="left"/>
+            </w:pPr>
+            <w:r>
+              <w:rPr>
+                <w:rFonts w:ascii="Times New Roman" w:hAnsi="Times New Roman"/>
+                <w:color w:val="1F2937"/>
+                <w:sz w:val="20"/>
+              </w:rPr>
+              <w:t>reg_lambda (L2)</w:t>
+            </w:r>
+          </w:p>
+        </w:tc>
+        <w:tc>
+          <w:tcPr>
+            <w:tcW w:type="dxa" w:w="1872"/>
+            <w:shd w:fill="FFFFFF"/>
+            <w:tcMar>
+              <w:top w:w="90" w:type="dxa"/>
+              <w:bottom w:w="90" w:type="dxa"/>
+              <w:left w:w="120" w:type="dxa"/>
+              <w:right w:w="120" w:type="dxa"/>
+            </w:tcMar>
+            <w:tcBorders>
+              <w:top w:val="single" w:sz="4" w:space="0" w:color="E2E8F0"/>
+              <w:left w:val="single" w:sz="4" w:space="0" w:color="E2E8F0"/>
+              <w:bottom w:val="single" w:sz="4" w:space="0" w:color="E2E8F0"/>
+              <w:right w:val="single" w:sz="4" w:space="0" w:color="E2E8F0"/>
+            </w:tcBorders>
+          </w:tcPr>
+          <w:p>
+            <w:pPr>
+              <w:spacing w:after="0" w:line="276" w:lineRule="auto"/>
+              <w:jc w:val="center"/>
+            </w:pPr>
+            <w:r>
+              <w:rPr>
+                <w:rFonts w:ascii="Times New Roman" w:hAnsi="Times New Roman"/>
+                <w:color w:val="1F2937"/>
+                <w:sz w:val="20"/>
+              </w:rPr>
+              <w:t>Float (Log-Uniform)</w:t>
+            </w:r>
+          </w:p>
+        </w:tc>
+        <w:tc>
+          <w:tcPr>
+            <w:tcW w:type="dxa" w:w="1440"/>
+            <w:shd w:fill="FFFFFF"/>
+            <w:tcMar>
+              <w:top w:w="90" w:type="dxa"/>
+              <w:bottom w:w="90" w:type="dxa"/>
+              <w:left w:w="120" w:type="dxa"/>
+              <w:right w:w="120" w:type="dxa"/>
+            </w:tcMar>
+            <w:tcBorders>
+              <w:top w:val="single" w:sz="4" w:space="0" w:color="E2E8F0"/>
+              <w:left w:val="single" w:sz="4" w:space="0" w:color="E2E8F0"/>
+              <w:bottom w:val="single" w:sz="4" w:space="0" w:color="E2E8F0"/>
+              <w:right w:val="single" w:sz="4" w:space="0" w:color="E2E8F0"/>
+            </w:tcBorders>
+          </w:tcPr>
+          <w:p>
+            <w:pPr>
+              <w:spacing w:after="0" w:line="276" w:lineRule="auto"/>
+              <w:jc w:val="center"/>
+            </w:pPr>
+            <w:r>
+              <w:rPr>
+                <w:rFonts w:ascii="Times New Roman" w:hAnsi="Times New Roman"/>
+                <w:color w:val="1F2937"/>
+                <w:sz w:val="20"/>
+              </w:rPr>
+              <w:t>[1e-4, 10.0]</w:t>
+            </w:r>
+          </w:p>
+        </w:tc>
+        <w:tc>
+          <w:tcPr>
+            <w:tcW w:type="dxa" w:w="1584"/>
+            <w:shd w:fill="FFFFFF"/>
+            <w:tcMar>
+              <w:top w:w="90" w:type="dxa"/>
+              <w:bottom w:w="90" w:type="dxa"/>
+              <w:left w:w="120" w:type="dxa"/>
+              <w:right w:w="120" w:type="dxa"/>
+            </w:tcMar>
+            <w:tcBorders>
+              <w:top w:val="single" w:sz="4" w:space="0" w:color="E2E8F0"/>
+              <w:left w:val="single" w:sz="4" w:space="0" w:color="E2E8F0"/>
+              <w:bottom w:val="single" w:sz="4" w:space="0" w:color="E2E8F0"/>
+              <w:right w:val="single" w:sz="4" w:space="0" w:color="E2E8F0"/>
+            </w:tcBorders>
+          </w:tcPr>
+          <w:p>
+            <w:pPr>
+              <w:spacing w:after="0" w:line="276" w:lineRule="auto"/>
+              <w:jc w:val="center"/>
+            </w:pPr>
+            <w:r>
+              <w:rPr>
+                <w:rFonts w:ascii="Times New Roman" w:hAnsi="Times New Roman"/>
+                <w:color w:val="1F2937"/>
+                <w:sz w:val="20"/>
+              </w:rPr>
+              <w:t>0.320</w:t>
+            </w:r>
+          </w:p>
+        </w:tc>
+        <w:tc>
+          <w:tcPr>
+            <w:tcW w:type="dxa" w:w="2405"/>
+            <w:shd w:fill="FFFFFF"/>
+            <w:tcMar>
+              <w:top w:w="90" w:type="dxa"/>
+              <w:bottom w:w="90" w:type="dxa"/>
+              <w:left w:w="120" w:type="dxa"/>
+              <w:right w:w="120" w:type="dxa"/>
+            </w:tcMar>
+            <w:tcBorders>
+              <w:top w:val="single" w:sz="4" w:space="0" w:color="E2E8F0"/>
+              <w:left w:val="single" w:sz="4" w:space="0" w:color="E2E8F0"/>
+              <w:bottom w:val="single" w:sz="4" w:space="0" w:color="E2E8F0"/>
+              <w:right w:val="single" w:sz="4" w:space="0" w:color="E2E8F0"/>
+            </w:tcBorders>
+          </w:tcPr>
+          <w:p>
+            <w:pPr>
+              <w:spacing w:after="0" w:line="276" w:lineRule="auto"/>
+              <w:jc w:val="center"/>
+            </w:pPr>
+            <w:r>
+              <w:rPr>
+                <w:rFonts w:ascii="Times New Roman" w:hAnsi="Times New Roman"/>
+                <w:color w:val="1F2937"/>
+                <w:sz w:val="20"/>
+              </w:rPr>
+              <w:t>Smooths leaf weight variance</w:t>
+            </w:r>
+          </w:p>
+        </w:tc>
+      </w:tr>
+    </w:tbl>
+    <w:p>
+      <w:pPr>
+        <w:spacing w:after="120"/>
+      </w:pPr>
     </w:p>
     <w:p>
       <w:pPr>
@@ -14407,7 +18646,7 @@
           <w:color w:val="111827"/>
           <w:sz w:val="24"/>
         </w:rPr>
-        <w:t>This dissertation has introduced ARIA (Autonomous Research Intelligence for Analytics), an enterprise-grade multi-agent autonomous framework designed to overcome the cognitive fragmentation, data leakage risks, and unverified hallucinations prevalent in contemporary automated data science. Through rigorous architectural design, disciplined stage-gating, and adversarial peer review, ARIA advances the state-of-the-art in four key dimensions:</w:t>
+        <w:t>This dissertation has presented ARIA (Autonomous Research Intelligence for Analytics), an enterprise-grade multi-agent autonomous framework designed to overcome the cognitive fragmentation, data leakage risks, and unverified hallucinations prevalent in contemporary automated data science. Through rigorous architectural design, disciplined stage-gating, and adversarial peer review, ARIA advances the state-of-the-art across key methodological dimensions:</w:t>
       </w:r>
     </w:p>
     <w:p>
@@ -14429,7 +18668,7 @@
           <w:rFonts w:ascii="Times New Roman" w:hAnsi="Times New Roman"/>
           <w:sz w:val="24"/>
         </w:rPr>
-        <w:t>Formalization of the Eight-Specialist Lifecycle: We deconstructed the full end-to-end Data Science and Machine Learning lifecycle into eight dedicated specialist agents, each grounded in the published methodologies of renowned historical domain pioneers (Kimball, Celko, Tukey, Deming, Kaggle Grandmasters, Breiman, Rudin, and Tufte). This modular specialization completely eliminates the prompt interference and cognitive overloading that cripples monolithic LLMs.</w:t>
+        <w:t>Formalization of the Eight-Specialist Lifecycle: Deconstructed the full end-to-end data science lifecycle into eight dedicated specialist agents grounded in the published methodologies of renowned historical domain pioneers (Kimball, Celko, Tukey, Deming, Grandmasters, Breiman, Rudin, and Tufte). This modular specialization eliminates prompt interference and cognitive overloading.</w:t>
       </w:r>
     </w:p>
     <w:p>
@@ -14451,7 +18690,7 @@
           <w:rFonts w:ascii="Times New Roman" w:hAnsi="Times New Roman"/>
           <w:sz w:val="24"/>
         </w:rPr>
-        <w:t>The ARIA Council Protocol: We designed and implemented the first multi-agent adversarial peer-review mechanism in automated data science. By dynamically convening specialists to cross-examine analytical proposals from competing statistical, pipeline, modeling, and governance perspectives, ARIA intercepts and neutralizes methodological vulnerabilities—such as lookahead data leakage, high VIF collinearity, and tree-depth explosion—before any code is committed to execution.</w:t>
+        <w:t>The ARIA Council Protocol: Designed and implemented the first multi-agent adversarial peer-review mechanism in automated data science. By dynamically convening specialists to cross-examine analytical proposals from competing statistical, pipeline, and modeling perspectives, ARIA neutralizes lookahead leakage, collinearity, and overfitting before code execution.</w:t>
       </w:r>
     </w:p>
     <w:p>
@@ -14473,29 +18712,7 @@
           <w:rFonts w:ascii="Times New Roman" w:hAnsi="Times New Roman"/>
           <w:sz w:val="24"/>
         </w:rPr>
-        <w:t>Inviolable Architectural Invariants: ARIA established and enforced strict operational constraints, including a zero-leakage cross-validation isolation harness, deterministic ColumnTransformer serialization, and a zero raw LaTeX typography invariant that guarantees pristine, human-readable Word (.docx) deliverables across all platforms.</w:t>
-      </w:r>
-    </w:p>
-    <w:p>
-      <w:pPr>
-        <w:pStyle w:val="ListBullet"/>
-        <w:spacing w:line="312" w:lineRule="auto" w:after="80"/>
-        <w:jc w:val="both"/>
-      </w:pPr>
-      <w:r>
-        <w:rPr>
-          <w:rFonts w:ascii="Times New Roman" w:hAnsi="Times New Roman"/>
-          <w:b/>
-          <w:sz w:val="24"/>
-        </w:rPr>
-        <w:t xml:space="preserve">4. Concierge Orchestration: </w:t>
-      </w:r>
-      <w:r>
-        <w:rPr>
-          <w:rFonts w:ascii="Times New Roman" w:hAnsi="Times New Roman"/>
-          <w:sz w:val="24"/>
-        </w:rPr>
-        <w:t>The Executive Concierge Architecture: Through Alfred, our major-domo concierge, we proved that non-technical corporate leaders can commission complex, multi-agent data science pipelines using intuitive natural language while retaining full control via human confirmation gates.</w:t>
+        <w:t>Inviolable Architectural Invariants: Established strict operational constraints, including a zero-leakage cross-validation isolation harness, deterministic ColumnTransformer serialization, and a zero raw LaTeX typography invariant guaranteeing clean Word deliverables across all platforms.</w:t>
       </w:r>
     </w:p>
     <w:p>
@@ -14540,14 +18757,14 @@
           <w:b/>
           <w:sz w:val="24"/>
         </w:rPr>
-        <w:t xml:space="preserve">1. Elimination of Silent Failures: </w:t>
+        <w:t xml:space="preserve">1. Modeling Hygiene: </w:t>
       </w:r>
       <w:r>
         <w:rPr>
           <w:rFonts w:ascii="Times New Roman" w:hAnsi="Times New Roman"/>
           <w:sz w:val="24"/>
         </w:rPr>
-        <w:t>Democratizing Advanced Modeling Hygiene: Junior analysts and citizen data scientists frequently commit subtle data leakage errors (e.g. fitting scalers on the entire dataset) that cause disastrous production failures. ARIA automates elite-level Kaggle and MLOps hygiene, ensuring that all models deployed into production are mathematically isolated and leak-free.</w:t>
+        <w:t>Elimination of Silent Failures: Automates elite-level MLOps hygiene, ensuring that all models deployed into production are mathematically isolated, cross-validated without lookahead bias, and leak-free.</w:t>
       </w:r>
     </w:p>
     <w:p>
@@ -14562,14 +18779,14 @@
           <w:b/>
           <w:sz w:val="24"/>
         </w:rPr>
-        <w:t xml:space="preserve">2. Drastic Cycle-Time Compression: </w:t>
+        <w:t xml:space="preserve">2. Analytical Velocity: </w:t>
       </w:r>
       <w:r>
         <w:rPr>
           <w:rFonts w:ascii="Times New Roman" w:hAnsi="Times New Roman"/>
           <w:sz w:val="24"/>
         </w:rPr>
-        <w:t>Accelerating Analytical Velocity: In typical enterprise settings, transitioning an analytical question from warehouse SQL extraction to an executive brief requires weeks of coordination across multiple teams. ARIA compresses this lifecycle into minutes while maintaining publication-grade documentation and governance audits.</w:t>
+        <w:t>Drastic Cycle-Time Compression: Compresses the journey from warehouse SQL extraction to an executive brief from weeks to minutes while maintaining publication-grade documentation.</w:t>
       </w:r>
     </w:p>
     <w:p>
@@ -14584,14 +18801,14 @@
           <w:b/>
           <w:sz w:val="24"/>
         </w:rPr>
-        <w:t xml:space="preserve">3. Built-In AI Governance: </w:t>
+        <w:t xml:space="preserve">3. Regulatory Compliance: </w:t>
       </w:r>
       <w:r>
         <w:rPr>
           <w:rFonts w:ascii="Times New Roman" w:hAnsi="Times New Roman"/>
           <w:sz w:val="24"/>
         </w:rPr>
-        <w:t>Regulatory and Audit Compliance: With rising regulatory mandates regarding AI fairness and explainability (e.g. EU AI Act), ARIA's automated SHAP beeswarm attributions and cohort error slicing provide out-of-the-box model governance documentation required by compliance committees.</w:t>
+        <w:t>Built-In AI Governance: Out-of-the-box SHAP attributions, calibration curves, and cohort error slicing satisfy emerging regulatory mandates (e.g., EU AI Act) for compliance committees.</w:t>
       </w:r>
     </w:p>
     <w:p>
@@ -14636,14 +18853,14 @@
           <w:b/>
           <w:sz w:val="24"/>
         </w:rPr>
-        <w:t xml:space="preserve">1. Token Economics &amp; Latency: </w:t>
+        <w:t xml:space="preserve">1. Computational Overhead: </w:t>
       </w:r>
       <w:r>
         <w:rPr>
           <w:rFonts w:ascii="Times New Roman" w:hAnsi="Times New Roman"/>
           <w:sz w:val="24"/>
         </w:rPr>
-        <w:t>Computational &amp; Token Overhead: Convening multi-agent adversarial debates across 8 specialists increases LLM API token consumption and inference latency compared to simple single-agent prompting. However, this overhead is mitigated by our dynamic gating policy, which reserves the Council strictly for complex decisions.</w:t>
+        <w:t>Token Economics &amp; Latency: Convening multi-agent adversarial debates across 8 specialists increases LLM token consumption and latency, though this is mitigated by our dynamic gating policy.</w:t>
       </w:r>
     </w:p>
     <w:p>
@@ -14658,14 +18875,14 @@
           <w:b/>
           <w:sz w:val="24"/>
         </w:rPr>
-        <w:t xml:space="preserve">2. Foundation Model Reasoning: </w:t>
+        <w:t xml:space="preserve">2. Code Synthesis Dependencies: </w:t>
       </w:r>
       <w:r>
         <w:rPr>
           <w:rFonts w:ascii="Times New Roman" w:hAnsi="Times New Roman"/>
           <w:sz w:val="24"/>
         </w:rPr>
-        <w:t>Dependency on LLM Coding Competency: ARIA relies on the underlying LLM's capacity to synthesize syntactically valid Python and SQL. While self-verifying test assertions catch execution exceptions, highly non-standard database dialects can occasionally require fallback retries.</w:t>
+        <w:t>Foundation Model Reasoning: ARIA relies on the LLM's capacity to synthesize valid Python and SQL; non-standard database dialects can occasionally require fallback retries.</w:t>
       </w:r>
     </w:p>
     <w:p>
@@ -14680,14 +18897,14 @@
           <w:b/>
           <w:sz w:val="24"/>
         </w:rPr>
-        <w:t xml:space="preserve">3. Data Modality Scope: </w:t>
+        <w:t xml:space="preserve">3. Tabular Focus: </w:t>
       </w:r>
       <w:r>
         <w:rPr>
           <w:rFonts w:ascii="Times New Roman" w:hAnsi="Times New Roman"/>
           <w:sz w:val="24"/>
         </w:rPr>
-        <w:t>Tabular Domain Focus: The current implementation is tailored primarily for structured tabular and relational data. Complex multimodal inputs (e.g. raw unstructured video streams or biomedical 3D imaging) require dedicated specialized visual agents.</w:t>
+        <w:t>Data Modality Scope: The current implementation focuses on structured tabular and relational data. Complex unstructured multimodal inputs require dedicated visual and audio agents.</w:t>
       </w:r>
     </w:p>
     <w:p>
@@ -14732,14 +18949,14 @@
           <w:b/>
           <w:sz w:val="24"/>
         </w:rPr>
-        <w:t xml:space="preserve">1. Continuous Agent Memory: </w:t>
+        <w:t xml:space="preserve">1. Episodic Knowledge Graphs: </w:t>
       </w:r>
       <w:r>
         <w:rPr>
           <w:rFonts w:ascii="Times New Roman" w:hAnsi="Times New Roman"/>
           <w:sz w:val="24"/>
         </w:rPr>
-        <w:t>Episodic Knowledge Graphs &amp; Long-Term Memory: Integrating vector-indexed graph databases to allow specialists to accumulate institutional domain memory across historical projects.</w:t>
+        <w:t>Continuous Agent Memory: Integrating vector-indexed graph databases to allow specialists to accumulate institutional domain memory across historical enterprise projects.</w:t>
       </w:r>
     </w:p>
     <w:p>
@@ -14754,14 +18971,14 @@
           <w:b/>
           <w:sz w:val="24"/>
         </w:rPr>
-        <w:t xml:space="preserve">2. Continuous Production Monitoring: </w:t>
+        <w:t xml:space="preserve">2. Automated Drift Monitoring: </w:t>
       </w:r>
       <w:r>
         <w:rPr>
           <w:rFonts w:ascii="Times New Roman" w:hAnsi="Times New Roman"/>
           <w:sz w:val="24"/>
         </w:rPr>
-        <w:t>Automated Production Drift Monitoring: Extending Elena's mandate to real-time streaming inference, detecting covariate shift via Kolmogorov-Smirnov tests and triggering automated model retraining.</w:t>
+        <w:t>Continuous Production Monitoring: Extending Elena's mandate to streaming inference, detecting covariate shift via Kolmogorov-Smirnov tests and triggering automated model retraining.</w:t>
       </w:r>
     </w:p>
     <w:p>
@@ -14776,14 +18993,14 @@
           <w:b/>
           <w:sz w:val="24"/>
         </w:rPr>
-        <w:t xml:space="preserve">3. Causal AI Expansion: </w:t>
+        <w:t xml:space="preserve">3. Causal Inference Integration: </w:t>
       </w:r>
       <w:r>
         <w:rPr>
           <w:rFonts w:ascii="Times New Roman" w:hAnsi="Times New Roman"/>
           <w:sz w:val="24"/>
         </w:rPr>
-        <w:t>Causal Inference Integration: Introducing a ninth specialist agent inspired by Judea Pearl to conduct causal DAG discovery, do-calculus, and counterfactual policy simulation beyond pure statistical correlation.</w:t>
+        <w:t>Causal AI Expansion: Introducing a dedicated specialist agent to conduct causal DAG discovery, do-calculus, and counterfactual policy simulation beyond pure correlation.</w:t>
       </w:r>
     </w:p>
     <w:p>
@@ -14809,7 +19026,7 @@
     </w:p>
     <w:p>
       <w:pPr>
-        <w:spacing w:line="276" w:lineRule="auto" w:after="60"/>
+        <w:spacing w:line="276" w:lineRule="auto" w:after="50"/>
         <w:ind w:left="504" w:hanging="504"/>
       </w:pPr>
       <w:r>
@@ -14822,7 +19039,7 @@
     </w:p>
     <w:p>
       <w:pPr>
-        <w:spacing w:line="276" w:lineRule="auto" w:after="60"/>
+        <w:spacing w:line="276" w:lineRule="auto" w:after="50"/>
         <w:ind w:left="504" w:hanging="504"/>
       </w:pPr>
       <w:r>
@@ -14835,7 +19052,7 @@
     </w:p>
     <w:p>
       <w:pPr>
-        <w:spacing w:line="276" w:lineRule="auto" w:after="60"/>
+        <w:spacing w:line="276" w:lineRule="auto" w:after="50"/>
         <w:ind w:left="504" w:hanging="504"/>
       </w:pPr>
       <w:r>
@@ -14848,7 +19065,7 @@
     </w:p>
     <w:p>
       <w:pPr>
-        <w:spacing w:line="276" w:lineRule="auto" w:after="60"/>
+        <w:spacing w:line="276" w:lineRule="auto" w:after="50"/>
         <w:ind w:left="504" w:hanging="504"/>
       </w:pPr>
       <w:r>
@@ -14861,7 +19078,7 @@
     </w:p>
     <w:p>
       <w:pPr>
-        <w:spacing w:line="276" w:lineRule="auto" w:after="60"/>
+        <w:spacing w:line="276" w:lineRule="auto" w:after="50"/>
         <w:ind w:left="504" w:hanging="504"/>
       </w:pPr>
       <w:r>
@@ -14874,7 +19091,7 @@
     </w:p>
     <w:p>
       <w:pPr>
-        <w:spacing w:line="276" w:lineRule="auto" w:after="60"/>
+        <w:spacing w:line="276" w:lineRule="auto" w:after="50"/>
         <w:ind w:left="504" w:hanging="504"/>
       </w:pPr>
       <w:r>
@@ -14887,7 +19104,7 @@
     </w:p>
     <w:p>
       <w:pPr>
-        <w:spacing w:line="276" w:lineRule="auto" w:after="60"/>
+        <w:spacing w:line="276" w:lineRule="auto" w:after="50"/>
         <w:ind w:left="504" w:hanging="504"/>
       </w:pPr>
       <w:r>
@@ -14900,7 +19117,7 @@
     </w:p>
     <w:p>
       <w:pPr>
-        <w:spacing w:line="276" w:lineRule="auto" w:after="60"/>
+        <w:spacing w:line="276" w:lineRule="auto" w:after="50"/>
         <w:ind w:left="504" w:hanging="504"/>
       </w:pPr>
       <w:r>
@@ -14913,7 +19130,7 @@
     </w:p>
     <w:p>
       <w:pPr>
-        <w:spacing w:line="276" w:lineRule="auto" w:after="60"/>
+        <w:spacing w:line="276" w:lineRule="auto" w:after="50"/>
         <w:ind w:left="504" w:hanging="504"/>
       </w:pPr>
       <w:r>
@@ -14926,7 +19143,7 @@
     </w:p>
     <w:p>
       <w:pPr>
-        <w:spacing w:line="276" w:lineRule="auto" w:after="60"/>
+        <w:spacing w:line="276" w:lineRule="auto" w:after="50"/>
         <w:ind w:left="504" w:hanging="504"/>
       </w:pPr>
       <w:r>
@@ -14939,7 +19156,7 @@
     </w:p>
     <w:p>
       <w:pPr>
-        <w:spacing w:line="276" w:lineRule="auto" w:after="60"/>
+        <w:spacing w:line="276" w:lineRule="auto" w:after="50"/>
         <w:ind w:left="504" w:hanging="504"/>
       </w:pPr>
       <w:r>
@@ -14952,7 +19169,7 @@
     </w:p>
     <w:p>
       <w:pPr>
-        <w:spacing w:line="276" w:lineRule="auto" w:after="60"/>
+        <w:spacing w:line="276" w:lineRule="auto" w:after="50"/>
         <w:ind w:left="504" w:hanging="504"/>
       </w:pPr>
       <w:r>
@@ -14965,7 +19182,7 @@
     </w:p>
     <w:p>
       <w:pPr>
-        <w:spacing w:line="276" w:lineRule="auto" w:after="60"/>
+        <w:spacing w:line="276" w:lineRule="auto" w:after="50"/>
         <w:ind w:left="504" w:hanging="504"/>
       </w:pPr>
       <w:r>
@@ -14978,7 +19195,7 @@
     </w:p>
     <w:p>
       <w:pPr>
-        <w:spacing w:line="276" w:lineRule="auto" w:after="60"/>
+        <w:spacing w:line="276" w:lineRule="auto" w:after="50"/>
         <w:ind w:left="504" w:hanging="504"/>
       </w:pPr>
       <w:r>
@@ -14991,7 +19208,7 @@
     </w:p>
     <w:p>
       <w:pPr>
-        <w:spacing w:line="276" w:lineRule="auto" w:after="60"/>
+        <w:spacing w:line="276" w:lineRule="auto" w:after="50"/>
         <w:ind w:left="504" w:hanging="504"/>
       </w:pPr>
       <w:r>
@@ -15004,7 +19221,7 @@
     </w:p>
     <w:p>
       <w:pPr>
-        <w:spacing w:line="276" w:lineRule="auto" w:after="60"/>
+        <w:spacing w:line="276" w:lineRule="auto" w:after="50"/>
         <w:ind w:left="504" w:hanging="504"/>
       </w:pPr>
       <w:r>
@@ -15017,7 +19234,7 @@
     </w:p>
     <w:p>
       <w:pPr>
-        <w:spacing w:line="276" w:lineRule="auto" w:after="60"/>
+        <w:spacing w:line="276" w:lineRule="auto" w:after="50"/>
         <w:ind w:left="504" w:hanging="504"/>
       </w:pPr>
       <w:r>
@@ -15030,7 +19247,7 @@
     </w:p>
     <w:p>
       <w:pPr>
-        <w:spacing w:line="276" w:lineRule="auto" w:after="60"/>
+        <w:spacing w:line="276" w:lineRule="auto" w:after="50"/>
         <w:ind w:left="504" w:hanging="504"/>
       </w:pPr>
       <w:r>
@@ -15042,9 +19259,14 @@
       </w:r>
     </w:p>
     <w:p>
+      <w:r>
+        <w:br w:type="page"/>
+      </w:r>
+    </w:p>
+    <w:p>
       <w:pPr>
         <w:keepNext/>
-        <w:spacing w:before="320" w:after="160"/>
+        <w:spacing w:before="360" w:after="160"/>
         <w:jc w:val="left"/>
       </w:pPr>
       <w:r>
@@ -15054,13 +19276,13 @@
           <w:color w:val="1E3A8A"/>
           <w:sz w:val="30"/>
         </w:rPr>
-        <w:t>APPENDIX: SYSTEM PROMPTS &amp; PIPELINE ARTIFACTS</w:t>
+        <w:t>APPENDIX: SYSTEM PROMPTS, MATHEMATICAL SPECIFICATIONS &amp; ARTIFACTS</w:t>
       </w:r>
     </w:p>
     <w:p>
       <w:pPr>
         <w:keepNext/>
-        <w:spacing w:before="200" w:after="80"/>
+        <w:spacing w:before="280" w:after="120"/>
         <w:jc w:val="left"/>
       </w:pPr>
       <w:r>
@@ -15084,7 +19306,7 @@
           <w:color w:val="111827"/>
           <w:sz w:val="24"/>
         </w:rPr>
-        <w:t>Below is the verified behavioral kernel enforcing adversarial cross-examination within the ARIA Council (ds-agent-council):</w:t>
+        <w:t>The verified operational kernel enforcing adversarial peer-review within the ARIA Council (ds-agent-council) establishes four mandatory behavioral invariants:</w:t>
       </w:r>
     </w:p>
     <w:p>
@@ -15099,14 +19321,14 @@
           <w:b/>
           <w:sz w:val="24"/>
         </w:rPr>
-        <w:t xml:space="preserve">Invariant 1: </w:t>
+        <w:t xml:space="preserve">Invariant 1 (Gating): </w:t>
       </w:r>
       <w:r>
         <w:rPr>
           <w:rFonts w:ascii="Times New Roman" w:hAnsi="Times New Roman"/>
           <w:sz w:val="24"/>
         </w:rPr>
-        <w:t>Dynamic Gating: Routine data inspections bypass the Council. High-stakes feature engineering, imputation strategies, and modeling dilemmas MANDATE the Council roundtable.</w:t>
+        <w:t>Dynamic Gating: Routine data inspections bypass the Council. High-stakes feature engineering, imputation, and modeling dilemmas mandate the Council roundtable.</w:t>
       </w:r>
     </w:p>
     <w:p>
@@ -15121,7 +19343,7 @@
           <w:b/>
           <w:sz w:val="24"/>
         </w:rPr>
-        <w:t xml:space="preserve">Invariant 2: </w:t>
+        <w:t xml:space="preserve">Invariant 2 (Integrity): </w:t>
       </w:r>
       <w:r>
         <w:rPr>
@@ -15143,14 +19365,14 @@
           <w:b/>
           <w:sz w:val="24"/>
         </w:rPr>
-        <w:t xml:space="preserve">Invariant 3: </w:t>
+        <w:t xml:space="preserve">Invariant 3 (Typography): </w:t>
       </w:r>
       <w:r>
         <w:rPr>
           <w:rFonts w:ascii="Times New Roman" w:hAnsi="Times New Roman"/>
           <w:sz w:val="24"/>
         </w:rPr>
-        <w:t>Zero Raw LaTeX Standard: Equations and metrics must be output as clean inline code spans (e.g. FamilySize = SibSp + Parch + 1) or Unicode mathematical symbols (±, ², ≥, ≤, ×, ÷). Raw LaTeX syntax ($...$, \text{...}) is permanently forbidden.</w:t>
+        <w:t>Zero Raw LaTeX Standard: Equations and metrics must be output as clean inline code spans (e.g., FamilySize = SibSp + Parch + 1) or Unicode mathematical symbols (±, ², ≥, ≤, ×, ÷). Raw LaTeX syntax ($...$, \text{...}) is permanently forbidden.</w:t>
       </w:r>
     </w:p>
     <w:p>
@@ -15165,14 +19387,14 @@
           <w:b/>
           <w:sz w:val="24"/>
         </w:rPr>
-        <w:t xml:space="preserve">Invariant 4: </w:t>
+        <w:t xml:space="preserve">Invariant 4 (Control): </w:t>
       </w:r>
       <w:r>
         <w:rPr>
           <w:rFonts w:ascii="Times New Roman" w:hAnsi="Times New Roman"/>
           <w:sz w:val="24"/>
         </w:rPr>
-        <w:t>Human-in-the-Loop Confirmation Gate: No final Word deliverable is published without explicit user preview and sign-off.</w:t>
+        <w:t>Human Confirmation Gate: No final Word deliverable is published without explicit user preview and sign-off.</w:t>
       </w:r>
     </w:p>
     <w:p>
@@ -15203,6 +19425,88 @@
           <w:sz w:val="24"/>
         </w:rPr>
         <w:t>All experimental pipelines, Parquet extracts, trained model binaries, and Optuna databases generated during this research are archived in the ARIA repository structure (scripts/, data/, models/, reports/). The complete software artifact suite is fully reproducible via standard Python 3.10+ execution environments.</w:t>
+      </w:r>
+    </w:p>
+    <w:p>
+      <w:pPr>
+        <w:keepNext/>
+        <w:spacing w:before="280" w:after="120"/>
+        <w:jc w:val="left"/>
+      </w:pPr>
+      <w:r>
+        <w:rPr>
+          <w:rFonts w:ascii="Times New Roman" w:hAnsi="Times New Roman"/>
+          <w:b/>
+          <w:color w:val="1F2937"/>
+          <w:sz w:val="26"/>
+        </w:rPr>
+        <w:t>Appendix C: Verified Mathematical Formulation Dictionary</w:t>
+      </w:r>
+    </w:p>
+    <w:p>
+      <w:pPr>
+        <w:pStyle w:val="ListBullet"/>
+        <w:spacing w:line="312" w:lineRule="auto" w:after="80"/>
+        <w:jc w:val="both"/>
+      </w:pPr>
+      <w:r>
+        <w:rPr>
+          <w:rFonts w:ascii="Times New Roman" w:hAnsi="Times New Roman"/>
+          <w:b/>
+          <w:sz w:val="24"/>
+        </w:rPr>
+        <w:t xml:space="preserve">Feature Engineering: </w:t>
+      </w:r>
+      <w:r>
+        <w:rPr>
+          <w:rFonts w:ascii="Times New Roman" w:hAnsi="Times New Roman"/>
+          <w:sz w:val="24"/>
+        </w:rPr>
+        <w:t>FamilySize = SibSp + Parch + 1; Fare_Per_Person = Fare / max(FamilySize, Ticket_Freq); Is_Alone = 1 if FamilySize == 1 else 0.</w:t>
+      </w:r>
+    </w:p>
+    <w:p>
+      <w:pPr>
+        <w:pStyle w:val="ListBullet"/>
+        <w:spacing w:line="312" w:lineRule="auto" w:after="80"/>
+        <w:jc w:val="both"/>
+      </w:pPr>
+      <w:r>
+        <w:rPr>
+          <w:rFonts w:ascii="Times New Roman" w:hAnsi="Times New Roman"/>
+          <w:b/>
+          <w:sz w:val="24"/>
+        </w:rPr>
+        <w:t xml:space="preserve">Encodings: </w:t>
+      </w:r>
+      <w:r>
+        <w:rPr>
+          <w:rFonts w:ascii="Times New Roman" w:hAnsi="Times New Roman"/>
+          <w:sz w:val="24"/>
+        </w:rPr>
+        <w:t>x_sin = sin(2 * π * t / T), x_cos = cos(2 * π * t / T); Smoothed OOF Target: S_i = λ_i * y_mean_i + (1 - λ_i) * y_mean_global.</w:t>
+      </w:r>
+    </w:p>
+    <w:p>
+      <w:pPr>
+        <w:pStyle w:val="ListBullet"/>
+        <w:spacing w:line="312" w:lineRule="auto" w:after="80"/>
+        <w:jc w:val="both"/>
+      </w:pPr>
+      <w:r>
+        <w:rPr>
+          <w:rFonts w:ascii="Times New Roman" w:hAnsi="Times New Roman"/>
+          <w:b/>
+          <w:sz w:val="24"/>
+        </w:rPr>
+        <w:t xml:space="preserve">Model Diagnostics: </w:t>
+      </w:r>
+      <w:r>
+        <w:rPr>
+          <w:rFonts w:ascii="Times New Roman" w:hAnsi="Times New Roman"/>
+          <w:sz w:val="24"/>
+        </w:rPr>
+        <w:t>VIF_j = 1 / (1 - R_j²); Brier = (1/N) * Σ (p_i - y_i)²; F_β = (1 + β²) * (Precision * Recall) / (β² * Precision + Recall).</w:t>
       </w:r>
     </w:p>
     <w:sectPr>

--- a/reports/published/ARIA_Dissertation_MSc_Data_Science.docx
+++ b/reports/published/ARIA_Dissertation_MSc_Data_Science.docx
@@ -653,7 +653,7 @@
                 <w:color w:val="1F2937"/>
                 <w:sz w:val="20"/>
               </w:rPr>
-              <w:t>ii</w:t>
+              <w:t>2</w:t>
             </w:r>
           </w:p>
         </w:tc>
@@ -719,7 +719,7 @@
                 <w:color w:val="1F2937"/>
                 <w:sz w:val="20"/>
               </w:rPr>
-              <w:t>iii</w:t>
+              <w:t>3</w:t>
             </w:r>
           </w:p>
         </w:tc>
@@ -785,7 +785,7 @@
                 <w:color w:val="1F2937"/>
                 <w:sz w:val="20"/>
               </w:rPr>
-              <w:t>iv</w:t>
+              <w:t>4</w:t>
             </w:r>
           </w:p>
         </w:tc>
@@ -851,7 +851,7 @@
                 <w:color w:val="1F2937"/>
                 <w:sz w:val="20"/>
               </w:rPr>
-              <w:t>v</w:t>
+              <w:t>5</w:t>
             </w:r>
           </w:p>
         </w:tc>
@@ -917,7 +917,7 @@
                 <w:color w:val="1F2937"/>
                 <w:sz w:val="20"/>
               </w:rPr>
-              <w:t>vii</w:t>
+              <w:t>8</w:t>
             </w:r>
           </w:p>
         </w:tc>
@@ -983,7 +983,7 @@
                 <w:color w:val="1F2937"/>
                 <w:sz w:val="20"/>
               </w:rPr>
-              <w:t>viii</w:t>
+              <w:t>8</w:t>
             </w:r>
           </w:p>
         </w:tc>
@@ -1049,7 +1049,7 @@
                 <w:color w:val="1F2937"/>
                 <w:sz w:val="20"/>
               </w:rPr>
-              <w:t>ix</w:t>
+              <w:t>9</w:t>
             </w:r>
           </w:p>
         </w:tc>
@@ -1115,7 +1115,7 @@
                 <w:color w:val="1F2937"/>
                 <w:sz w:val="20"/>
               </w:rPr>
-              <w:t>1</w:t>
+              <w:t>10</w:t>
             </w:r>
           </w:p>
         </w:tc>
@@ -1181,7 +1181,7 @@
                 <w:color w:val="1F2937"/>
                 <w:sz w:val="20"/>
               </w:rPr>
-              <w:t>1</w:t>
+              <w:t>10</w:t>
             </w:r>
           </w:p>
         </w:tc>
@@ -1247,7 +1247,7 @@
                 <w:color w:val="1F2937"/>
                 <w:sz w:val="20"/>
               </w:rPr>
-              <w:t>2</w:t>
+              <w:t>10</w:t>
             </w:r>
           </w:p>
         </w:tc>
@@ -1313,7 +1313,7 @@
                 <w:color w:val="1F2937"/>
                 <w:sz w:val="20"/>
               </w:rPr>
-              <w:t>3</w:t>
+              <w:t>11</w:t>
             </w:r>
           </w:p>
         </w:tc>
@@ -1379,7 +1379,7 @@
                 <w:color w:val="1F2937"/>
                 <w:sz w:val="20"/>
               </w:rPr>
-              <w:t>4</w:t>
+              <w:t>12</w:t>
             </w:r>
           </w:p>
         </w:tc>
@@ -1445,7 +1445,7 @@
                 <w:color w:val="1F2937"/>
                 <w:sz w:val="20"/>
               </w:rPr>
-              <w:t>4</w:t>
+              <w:t>12</w:t>
             </w:r>
           </w:p>
         </w:tc>
@@ -1511,7 +1511,7 @@
                 <w:color w:val="1F2937"/>
                 <w:sz w:val="20"/>
               </w:rPr>
-              <w:t>5</w:t>
+              <w:t>14</w:t>
             </w:r>
           </w:p>
         </w:tc>
@@ -1577,7 +1577,7 @@
                 <w:color w:val="1F2937"/>
                 <w:sz w:val="20"/>
               </w:rPr>
-              <w:t>5</w:t>
+              <w:t>14</w:t>
             </w:r>
           </w:p>
         </w:tc>
@@ -1643,7 +1643,7 @@
                 <w:color w:val="1F2937"/>
                 <w:sz w:val="20"/>
               </w:rPr>
-              <w:t>7</w:t>
+              <w:t>15</w:t>
             </w:r>
           </w:p>
         </w:tc>
@@ -1709,7 +1709,7 @@
                 <w:color w:val="1F2937"/>
                 <w:sz w:val="20"/>
               </w:rPr>
-              <w:t>8</w:t>
+              <w:t>15</w:t>
             </w:r>
           </w:p>
         </w:tc>
@@ -1775,7 +1775,7 @@
                 <w:color w:val="1F2937"/>
                 <w:sz w:val="20"/>
               </w:rPr>
-              <w:t>10</w:t>
+              <w:t>18</w:t>
             </w:r>
           </w:p>
         </w:tc>
@@ -1809,7 +1809,7 @@
                 <w:color w:val="1F2937"/>
                 <w:sz w:val="20"/>
               </w:rPr>
-              <w:t xml:space="preserve">   2.5 Invariant Enforcement: Zero Leakage and Clean Typography</w:t>
+              <w:t xml:space="preserve">       2.4.2 Mathematical Formalization of Council Gating Function</w:t>
             </w:r>
           </w:p>
         </w:tc>
@@ -1841,7 +1841,7 @@
                 <w:color w:val="1F2937"/>
                 <w:sz w:val="20"/>
               </w:rPr>
-              <w:t>12</w:t>
+              <w:t>19</w:t>
             </w:r>
           </w:p>
         </w:tc>
@@ -1875,7 +1875,7 @@
                 <w:color w:val="1F2937"/>
                 <w:sz w:val="20"/>
               </w:rPr>
-              <w:t>CHAPTER 3: IMPLEMENTATION, METHODOLOGY &amp; EXPERIMENTAL EVALUATION</w:t>
+              <w:t xml:space="preserve">   2.5 Invariant Enforcement: Zero Leakage and Clean Typography</w:t>
             </w:r>
           </w:p>
         </w:tc>
@@ -1907,7 +1907,7 @@
                 <w:color w:val="1F2937"/>
                 <w:sz w:val="20"/>
               </w:rPr>
-              <w:t>13</w:t>
+              <w:t>20</w:t>
             </w:r>
           </w:p>
         </w:tc>
@@ -1941,7 +1941,7 @@
                 <w:color w:val="1F2937"/>
                 <w:sz w:val="20"/>
               </w:rPr>
-              <w:t xml:space="preserve">   3.1 Software Architecture &amp; Reproducible Execution Pipeline</w:t>
+              <w:t xml:space="preserve">   2.6 Formalization of Invariant Mathematical Contracts</w:t>
             </w:r>
           </w:p>
         </w:tc>
@@ -1973,7 +1973,7 @@
                 <w:color w:val="1F2937"/>
                 <w:sz w:val="20"/>
               </w:rPr>
-              <w:t>13</w:t>
+              <w:t>21</w:t>
             </w:r>
           </w:p>
         </w:tc>
@@ -2007,7 +2007,7 @@
                 <w:color w:val="1F2937"/>
                 <w:sz w:val="20"/>
               </w:rPr>
-              <w:t xml:space="preserve">   3.2 Experimental Setup &amp; Benchmark Datasets</w:t>
+              <w:t>CHAPTER 3: IMPLEMENTATION, METHODOLOGY &amp; EXPERIMENTAL EVALUATION</w:t>
             </w:r>
           </w:p>
         </w:tc>
@@ -2039,7 +2039,7 @@
                 <w:color w:val="1F2937"/>
                 <w:sz w:val="20"/>
               </w:rPr>
-              <w:t>14</w:t>
+              <w:t>22</w:t>
             </w:r>
           </w:p>
         </w:tc>
@@ -2073,7 +2073,7 @@
                 <w:color w:val="1F2937"/>
                 <w:sz w:val="20"/>
               </w:rPr>
-              <w:t xml:space="preserve">   3.3 Multi-Agent Ablation Analysis: Single-Agent vs. Council Debate</w:t>
+              <w:t xml:space="preserve">   3.1 Software Architecture &amp; Reproducible Execution Pipeline</w:t>
             </w:r>
           </w:p>
         </w:tc>
@@ -2105,7 +2105,7 @@
                 <w:color w:val="1F2937"/>
                 <w:sz w:val="20"/>
               </w:rPr>
-              <w:t>15</w:t>
+              <w:t>22</w:t>
             </w:r>
           </w:p>
         </w:tc>
@@ -2139,7 +2139,7 @@
                 <w:color w:val="1F2937"/>
                 <w:sz w:val="20"/>
               </w:rPr>
-              <w:t xml:space="preserve">   3.4 Signal Extraction &amp; High-Order Feature Engineering Impact</w:t>
+              <w:t xml:space="preserve">   3.2 Experimental Setup &amp; Benchmark Datasets</w:t>
             </w:r>
           </w:p>
         </w:tc>
@@ -2171,7 +2171,7 @@
                 <w:color w:val="1F2937"/>
                 <w:sz w:val="20"/>
               </w:rPr>
-              <w:t>16</w:t>
+              <w:t>22</w:t>
             </w:r>
           </w:p>
         </w:tc>
@@ -2205,7 +2205,7 @@
                 <w:color w:val="1F2937"/>
                 <w:sz w:val="20"/>
               </w:rPr>
-              <w:t xml:space="preserve">   3.5 Model Tournament &amp; Optuna Bayesian Optimization Trajectories</w:t>
+              <w:t xml:space="preserve">   3.3 Multi-Agent Ablation Analysis: Single-Agent vs. Council Debate</w:t>
             </w:r>
           </w:p>
         </w:tc>
@@ -2237,7 +2237,7 @@
                 <w:color w:val="1F2937"/>
                 <w:sz w:val="20"/>
               </w:rPr>
-              <w:t>17</w:t>
+              <w:t>23</w:t>
             </w:r>
           </w:p>
         </w:tc>
@@ -2271,7 +2271,7 @@
                 <w:color w:val="1F2937"/>
                 <w:sz w:val="20"/>
               </w:rPr>
-              <w:t xml:space="preserve">   3.6 Model Governance, SHAP Attribution &amp; Cohort Fairness Auditing</w:t>
+              <w:t xml:space="preserve">   3.4 Signal Extraction &amp; High-Order Feature Engineering Impact</w:t>
             </w:r>
           </w:p>
         </w:tc>
@@ -2303,7 +2303,7 @@
                 <w:color w:val="1F2937"/>
                 <w:sz w:val="20"/>
               </w:rPr>
-              <w:t>18</w:t>
+              <w:t>24</w:t>
             </w:r>
           </w:p>
         </w:tc>
@@ -2337,7 +2337,7 @@
                 <w:color w:val="1F2937"/>
                 <w:sz w:val="20"/>
               </w:rPr>
-              <w:t>CHAPTER 4: CONCLUSION, FUTURE SCOPE &amp; REFERENCES</w:t>
+              <w:t xml:space="preserve">       3.4.2 Intersectional Demographic Signal Analysis: Titanic Benchmark</w:t>
             </w:r>
           </w:p>
         </w:tc>
@@ -2369,7 +2369,7 @@
                 <w:color w:val="1F2937"/>
                 <w:sz w:val="20"/>
               </w:rPr>
-              <w:t>19</w:t>
+              <w:t>25</w:t>
             </w:r>
           </w:p>
         </w:tc>
@@ -2403,7 +2403,7 @@
                 <w:color w:val="1F2937"/>
                 <w:sz w:val="20"/>
               </w:rPr>
-              <w:t xml:space="preserve">   4.1 Summary of Scientific Contributions</w:t>
+              <w:t xml:space="preserve">   3.5 Model Tournament &amp; Optuna Bayesian Optimization Trajectories</w:t>
             </w:r>
           </w:p>
         </w:tc>
@@ -2435,7 +2435,7 @@
                 <w:color w:val="1F2937"/>
                 <w:sz w:val="20"/>
               </w:rPr>
-              <w:t>19</w:t>
+              <w:t>26</w:t>
             </w:r>
           </w:p>
         </w:tc>
@@ -2469,7 +2469,7 @@
                 <w:color w:val="1F2937"/>
                 <w:sz w:val="20"/>
               </w:rPr>
-              <w:t xml:space="preserve">   4.2 Industry Implications &amp; Enterprise MLOps Integration</w:t>
+              <w:t xml:space="preserve">       3.5.2 Hyperparameter Topologies &amp; Optuna Trajectories</w:t>
             </w:r>
           </w:p>
         </w:tc>
@@ -2501,7 +2501,7 @@
                 <w:color w:val="1F2937"/>
                 <w:sz w:val="20"/>
               </w:rPr>
-              <w:t>19</w:t>
+              <w:t>26</w:t>
             </w:r>
           </w:p>
         </w:tc>
@@ -2535,7 +2535,7 @@
                 <w:color w:val="1F2937"/>
                 <w:sz w:val="20"/>
               </w:rPr>
-              <w:t xml:space="preserve">   4.3 Limitations &amp; Failure Mode Analysis</w:t>
+              <w:t xml:space="preserve">   3.6 Model Governance, SHAP Attribution &amp; Cohort Fairness Auditing</w:t>
             </w:r>
           </w:p>
         </w:tc>
@@ -2567,7 +2567,7 @@
                 <w:color w:val="1F2937"/>
                 <w:sz w:val="20"/>
               </w:rPr>
-              <w:t>20</w:t>
+              <w:t>27</w:t>
             </w:r>
           </w:p>
         </w:tc>
@@ -2601,7 +2601,7 @@
                 <w:color w:val="1F2937"/>
                 <w:sz w:val="20"/>
               </w:rPr>
-              <w:t xml:space="preserve">   4.4 Future Directions &amp; Research Roadmap</w:t>
+              <w:t>CHAPTER 4: CONCLUSION, FUTURE SCOPE &amp; REFERENCES</w:t>
             </w:r>
           </w:p>
         </w:tc>
@@ -2633,7 +2633,7 @@
                 <w:color w:val="1F2937"/>
                 <w:sz w:val="20"/>
               </w:rPr>
-              <w:t>20</w:t>
+              <w:t>28</w:t>
             </w:r>
           </w:p>
         </w:tc>
@@ -2667,7 +2667,7 @@
                 <w:color w:val="1F2937"/>
                 <w:sz w:val="20"/>
               </w:rPr>
-              <w:t xml:space="preserve">   4.5 Academic References</w:t>
+              <w:t xml:space="preserve">   4.1 Summary of Scientific Contributions</w:t>
             </w:r>
           </w:p>
         </w:tc>
@@ -2699,7 +2699,7 @@
                 <w:color w:val="1F2937"/>
                 <w:sz w:val="20"/>
               </w:rPr>
-              <w:t>21</w:t>
+              <w:t>28</w:t>
             </w:r>
           </w:p>
         </w:tc>
@@ -2733,7 +2733,7 @@
                 <w:color w:val="1F2937"/>
                 <w:sz w:val="20"/>
               </w:rPr>
-              <w:t>APPENDIX: SYSTEM PROMPTS, MATHEMATICAL SPECIFICATIONS &amp; ARTIFACTS</w:t>
+              <w:t xml:space="preserve">   4.2 Practical Implications for Enterprise Analytics &amp; MLOps</w:t>
             </w:r>
           </w:p>
         </w:tc>
@@ -2765,7 +2765,271 @@
                 <w:color w:val="1F2937"/>
                 <w:sz w:val="20"/>
               </w:rPr>
-              <w:t>22</w:t>
+              <w:t>28</w:t>
+            </w:r>
+          </w:p>
+        </w:tc>
+      </w:tr>
+      <w:tr>
+        <w:tc>
+          <w:tcPr>
+            <w:tcW w:type="dxa" w:w="7200"/>
+            <w:shd w:fill="F8FAFC"/>
+            <w:tcMar>
+              <w:top w:w="90" w:type="dxa"/>
+              <w:bottom w:w="90" w:type="dxa"/>
+              <w:left w:w="120" w:type="dxa"/>
+              <w:right w:w="120" w:type="dxa"/>
+            </w:tcMar>
+            <w:tcBorders>
+              <w:top w:val="single" w:sz="4" w:space="0" w:color="E2E8F0"/>
+              <w:left w:val="single" w:sz="4" w:space="0" w:color="E2E8F0"/>
+              <w:bottom w:val="single" w:sz="4" w:space="0" w:color="E2E8F0"/>
+              <w:right w:val="single" w:sz="4" w:space="0" w:color="E2E8F0"/>
+            </w:tcBorders>
+          </w:tcPr>
+          <w:p>
+            <w:pPr>
+              <w:spacing w:after="0" w:line="276" w:lineRule="auto"/>
+              <w:jc w:val="left"/>
+            </w:pPr>
+            <w:r>
+              <w:rPr>
+                <w:rFonts w:ascii="Times New Roman" w:hAnsi="Times New Roman"/>
+                <w:color w:val="1F2937"/>
+                <w:sz w:val="20"/>
+              </w:rPr>
+              <w:t xml:space="preserve">   4.3 Limitations &amp; Failure Mode Analysis</w:t>
+            </w:r>
+          </w:p>
+        </w:tc>
+        <w:tc>
+          <w:tcPr>
+            <w:tcW w:type="dxa" w:w="1829"/>
+            <w:shd w:fill="F8FAFC"/>
+            <w:tcMar>
+              <w:top w:w="90" w:type="dxa"/>
+              <w:bottom w:w="90" w:type="dxa"/>
+              <w:left w:w="120" w:type="dxa"/>
+              <w:right w:w="120" w:type="dxa"/>
+            </w:tcMar>
+            <w:tcBorders>
+              <w:top w:val="single" w:sz="4" w:space="0" w:color="E2E8F0"/>
+              <w:left w:val="single" w:sz="4" w:space="0" w:color="E2E8F0"/>
+              <w:bottom w:val="single" w:sz="4" w:space="0" w:color="E2E8F0"/>
+              <w:right w:val="single" w:sz="4" w:space="0" w:color="E2E8F0"/>
+            </w:tcBorders>
+          </w:tcPr>
+          <w:p>
+            <w:pPr>
+              <w:spacing w:after="0" w:line="276" w:lineRule="auto"/>
+              <w:jc w:val="center"/>
+            </w:pPr>
+            <w:r>
+              <w:rPr>
+                <w:rFonts w:ascii="Times New Roman" w:hAnsi="Times New Roman"/>
+                <w:color w:val="1F2937"/>
+                <w:sz w:val="20"/>
+              </w:rPr>
+              <w:t>29</w:t>
+            </w:r>
+          </w:p>
+        </w:tc>
+      </w:tr>
+      <w:tr>
+        <w:tc>
+          <w:tcPr>
+            <w:tcW w:type="dxa" w:w="7200"/>
+            <w:shd w:fill="FFFFFF"/>
+            <w:tcMar>
+              <w:top w:w="90" w:type="dxa"/>
+              <w:bottom w:w="90" w:type="dxa"/>
+              <w:left w:w="120" w:type="dxa"/>
+              <w:right w:w="120" w:type="dxa"/>
+            </w:tcMar>
+            <w:tcBorders>
+              <w:top w:val="single" w:sz="4" w:space="0" w:color="E2E8F0"/>
+              <w:left w:val="single" w:sz="4" w:space="0" w:color="E2E8F0"/>
+              <w:bottom w:val="single" w:sz="4" w:space="0" w:color="E2E8F0"/>
+              <w:right w:val="single" w:sz="4" w:space="0" w:color="E2E8F0"/>
+            </w:tcBorders>
+          </w:tcPr>
+          <w:p>
+            <w:pPr>
+              <w:spacing w:after="0" w:line="276" w:lineRule="auto"/>
+              <w:jc w:val="left"/>
+            </w:pPr>
+            <w:r>
+              <w:rPr>
+                <w:rFonts w:ascii="Times New Roman" w:hAnsi="Times New Roman"/>
+                <w:color w:val="1F2937"/>
+                <w:sz w:val="20"/>
+              </w:rPr>
+              <w:t xml:space="preserve">   4.4 Future Directions &amp; Research Roadmap</w:t>
+            </w:r>
+          </w:p>
+        </w:tc>
+        <w:tc>
+          <w:tcPr>
+            <w:tcW w:type="dxa" w:w="1829"/>
+            <w:shd w:fill="FFFFFF"/>
+            <w:tcMar>
+              <w:top w:w="90" w:type="dxa"/>
+              <w:bottom w:w="90" w:type="dxa"/>
+              <w:left w:w="120" w:type="dxa"/>
+              <w:right w:w="120" w:type="dxa"/>
+            </w:tcMar>
+            <w:tcBorders>
+              <w:top w:val="single" w:sz="4" w:space="0" w:color="E2E8F0"/>
+              <w:left w:val="single" w:sz="4" w:space="0" w:color="E2E8F0"/>
+              <w:bottom w:val="single" w:sz="4" w:space="0" w:color="E2E8F0"/>
+              <w:right w:val="single" w:sz="4" w:space="0" w:color="E2E8F0"/>
+            </w:tcBorders>
+          </w:tcPr>
+          <w:p>
+            <w:pPr>
+              <w:spacing w:after="0" w:line="276" w:lineRule="auto"/>
+              <w:jc w:val="center"/>
+            </w:pPr>
+            <w:r>
+              <w:rPr>
+                <w:rFonts w:ascii="Times New Roman" w:hAnsi="Times New Roman"/>
+                <w:color w:val="1F2937"/>
+                <w:sz w:val="20"/>
+              </w:rPr>
+              <w:t>29</w:t>
+            </w:r>
+          </w:p>
+        </w:tc>
+      </w:tr>
+      <w:tr>
+        <w:tc>
+          <w:tcPr>
+            <w:tcW w:type="dxa" w:w="7200"/>
+            <w:shd w:fill="F8FAFC"/>
+            <w:tcMar>
+              <w:top w:w="90" w:type="dxa"/>
+              <w:bottom w:w="90" w:type="dxa"/>
+              <w:left w:w="120" w:type="dxa"/>
+              <w:right w:w="120" w:type="dxa"/>
+            </w:tcMar>
+            <w:tcBorders>
+              <w:top w:val="single" w:sz="4" w:space="0" w:color="E2E8F0"/>
+              <w:left w:val="single" w:sz="4" w:space="0" w:color="E2E8F0"/>
+              <w:bottom w:val="single" w:sz="4" w:space="0" w:color="E2E8F0"/>
+              <w:right w:val="single" w:sz="4" w:space="0" w:color="E2E8F0"/>
+            </w:tcBorders>
+          </w:tcPr>
+          <w:p>
+            <w:pPr>
+              <w:spacing w:after="0" w:line="276" w:lineRule="auto"/>
+              <w:jc w:val="left"/>
+            </w:pPr>
+            <w:r>
+              <w:rPr>
+                <w:rFonts w:ascii="Times New Roman" w:hAnsi="Times New Roman"/>
+                <w:color w:val="1F2937"/>
+                <w:sz w:val="20"/>
+              </w:rPr>
+              <w:t xml:space="preserve">   4.5 Academic References</w:t>
+            </w:r>
+          </w:p>
+        </w:tc>
+        <w:tc>
+          <w:tcPr>
+            <w:tcW w:type="dxa" w:w="1829"/>
+            <w:shd w:fill="F8FAFC"/>
+            <w:tcMar>
+              <w:top w:w="90" w:type="dxa"/>
+              <w:bottom w:w="90" w:type="dxa"/>
+              <w:left w:w="120" w:type="dxa"/>
+              <w:right w:w="120" w:type="dxa"/>
+            </w:tcMar>
+            <w:tcBorders>
+              <w:top w:val="single" w:sz="4" w:space="0" w:color="E2E8F0"/>
+              <w:left w:val="single" w:sz="4" w:space="0" w:color="E2E8F0"/>
+              <w:bottom w:val="single" w:sz="4" w:space="0" w:color="E2E8F0"/>
+              <w:right w:val="single" w:sz="4" w:space="0" w:color="E2E8F0"/>
+            </w:tcBorders>
+          </w:tcPr>
+          <w:p>
+            <w:pPr>
+              <w:spacing w:after="0" w:line="276" w:lineRule="auto"/>
+              <w:jc w:val="center"/>
+            </w:pPr>
+            <w:r>
+              <w:rPr>
+                <w:rFonts w:ascii="Times New Roman" w:hAnsi="Times New Roman"/>
+                <w:color w:val="1F2937"/>
+                <w:sz w:val="20"/>
+              </w:rPr>
+              <w:t>30</w:t>
+            </w:r>
+          </w:p>
+        </w:tc>
+      </w:tr>
+      <w:tr>
+        <w:tc>
+          <w:tcPr>
+            <w:tcW w:type="dxa" w:w="7200"/>
+            <w:shd w:fill="FFFFFF"/>
+            <w:tcMar>
+              <w:top w:w="90" w:type="dxa"/>
+              <w:bottom w:w="90" w:type="dxa"/>
+              <w:left w:w="120" w:type="dxa"/>
+              <w:right w:w="120" w:type="dxa"/>
+            </w:tcMar>
+            <w:tcBorders>
+              <w:top w:val="single" w:sz="4" w:space="0" w:color="E2E8F0"/>
+              <w:left w:val="single" w:sz="4" w:space="0" w:color="E2E8F0"/>
+              <w:bottom w:val="single" w:sz="4" w:space="0" w:color="E2E8F0"/>
+              <w:right w:val="single" w:sz="4" w:space="0" w:color="E2E8F0"/>
+            </w:tcBorders>
+          </w:tcPr>
+          <w:p>
+            <w:pPr>
+              <w:spacing w:after="0" w:line="276" w:lineRule="auto"/>
+              <w:jc w:val="left"/>
+            </w:pPr>
+            <w:r>
+              <w:rPr>
+                <w:rFonts w:ascii="Times New Roman" w:hAnsi="Times New Roman"/>
+                <w:color w:val="1F2937"/>
+                <w:sz w:val="20"/>
+              </w:rPr>
+              <w:t>APPENDIX: SYSTEM PROMPTS, MATHEMATICAL SPECIFICATIONS &amp; ARTIFACTS</w:t>
+            </w:r>
+          </w:p>
+        </w:tc>
+        <w:tc>
+          <w:tcPr>
+            <w:tcW w:type="dxa" w:w="1829"/>
+            <w:shd w:fill="FFFFFF"/>
+            <w:tcMar>
+              <w:top w:w="90" w:type="dxa"/>
+              <w:bottom w:w="90" w:type="dxa"/>
+              <w:left w:w="120" w:type="dxa"/>
+              <w:right w:w="120" w:type="dxa"/>
+            </w:tcMar>
+            <w:tcBorders>
+              <w:top w:val="single" w:sz="4" w:space="0" w:color="E2E8F0"/>
+              <w:left w:val="single" w:sz="4" w:space="0" w:color="E2E8F0"/>
+              <w:bottom w:val="single" w:sz="4" w:space="0" w:color="E2E8F0"/>
+              <w:right w:val="single" w:sz="4" w:space="0" w:color="E2E8F0"/>
+            </w:tcBorders>
+          </w:tcPr>
+          <w:p>
+            <w:pPr>
+              <w:spacing w:after="0" w:line="276" w:lineRule="auto"/>
+              <w:jc w:val="center"/>
+            </w:pPr>
+            <w:r>
+              <w:rPr>
+                <w:rFonts w:ascii="Times New Roman" w:hAnsi="Times New Roman"/>
+                <w:color w:val="1F2937"/>
+                <w:sz w:val="20"/>
+              </w:rPr>
+              <w:t>31</w:t>
             </w:r>
           </w:p>
         </w:tc>
@@ -3002,7 +3266,7 @@
                 <w:color w:val="1F2937"/>
                 <w:sz w:val="20"/>
               </w:rPr>
-              <w:t>6</w:t>
+              <w:t>14</w:t>
             </w:r>
           </w:p>
         </w:tc>
@@ -3100,7 +3364,7 @@
                 <w:color w:val="1F2937"/>
                 <w:sz w:val="20"/>
               </w:rPr>
-              <w:t>11</w:t>
+              <w:t>18</w:t>
             </w:r>
           </w:p>
         </w:tc>
@@ -3198,7 +3462,7 @@
                 <w:color w:val="1F2937"/>
                 <w:sz w:val="20"/>
               </w:rPr>
-              <w:t>14</w:t>
+              <w:t>22</w:t>
             </w:r>
           </w:p>
         </w:tc>
@@ -3296,7 +3560,7 @@
                 <w:color w:val="1F2937"/>
                 <w:sz w:val="20"/>
               </w:rPr>
-              <w:t>17</w:t>
+              <w:t>26</w:t>
             </w:r>
           </w:p>
         </w:tc>
@@ -3394,7 +3658,7 @@
                 <w:color w:val="1F2937"/>
                 <w:sz w:val="20"/>
               </w:rPr>
-              <w:t>18</w:t>
+              <w:t>27</w:t>
             </w:r>
           </w:p>
         </w:tc>
@@ -3492,7 +3756,7 @@
                 <w:color w:val="1F2937"/>
                 <w:sz w:val="20"/>
               </w:rPr>
-              <w:t>18</w:t>
+              <w:t>27</w:t>
             </w:r>
           </w:p>
         </w:tc>
@@ -3724,7 +3988,7 @@
                 <w:color w:val="1F2937"/>
                 <w:sz w:val="20"/>
               </w:rPr>
-              <w:t>2</w:t>
+              <w:t>11</w:t>
             </w:r>
           </w:p>
         </w:tc>
@@ -3822,7 +4086,7 @@
                 <w:color w:val="1F2937"/>
                 <w:sz w:val="20"/>
               </w:rPr>
-              <w:t>9</w:t>
+              <w:t>17</w:t>
             </w:r>
           </w:p>
         </w:tc>
@@ -3920,7 +4184,7 @@
                 <w:color w:val="1F2937"/>
                 <w:sz w:val="20"/>
               </w:rPr>
-              <w:t>11</w:t>
+              <w:t>19</w:t>
             </w:r>
           </w:p>
         </w:tc>
@@ -4018,7 +4282,7 @@
                 <w:color w:val="1F2937"/>
                 <w:sz w:val="20"/>
               </w:rPr>
-              <w:t>14</w:t>
+              <w:t>22</w:t>
             </w:r>
           </w:p>
         </w:tc>
@@ -4116,7 +4380,7 @@
                 <w:color w:val="1F2937"/>
                 <w:sz w:val="20"/>
               </w:rPr>
-              <w:t>15</w:t>
+              <w:t>23</w:t>
             </w:r>
           </w:p>
         </w:tc>
@@ -4214,7 +4478,7 @@
                 <w:color w:val="1F2937"/>
                 <w:sz w:val="20"/>
               </w:rPr>
-              <w:t>16</w:t>
+              <w:t>24</w:t>
             </w:r>
           </w:p>
         </w:tc>
@@ -4248,7 +4512,7 @@
                 <w:color w:val="1F2937"/>
                 <w:sz w:val="20"/>
               </w:rPr>
-              <w:t>Table 3.4</w:t>
+              <w:t>Table 3.3B</w:t>
             </w:r>
           </w:p>
         </w:tc>
@@ -4280,7 +4544,7 @@
                 <w:color w:val="1F2937"/>
                 <w:sz w:val="20"/>
               </w:rPr>
-              <w:t>Comprehensive Multi-Model Algorithm Tournament Performance</w:t>
+              <w:t>Titanic Demographic Survival Interaction Matrix</w:t>
             </w:r>
           </w:p>
         </w:tc>
@@ -4312,7 +4576,7 @@
                 <w:color w:val="1F2937"/>
                 <w:sz w:val="20"/>
               </w:rPr>
-              <w:t>17</w:t>
+              <w:t>25</w:t>
             </w:r>
           </w:p>
         </w:tc>
@@ -4346,7 +4610,7 @@
                 <w:color w:val="1F2937"/>
                 <w:sz w:val="20"/>
               </w:rPr>
-              <w:t>Table 3.5</w:t>
+              <w:t>Table 3.4</w:t>
             </w:r>
           </w:p>
         </w:tc>
@@ -4378,7 +4642,7 @@
                 <w:color w:val="1F2937"/>
                 <w:sz w:val="20"/>
               </w:rPr>
-              <w:t>Optuna Bayesian Optimization Search Hypercube Bounds</w:t>
+              <w:t>Comprehensive Multi-Model Algorithm Tournament Performance</w:t>
             </w:r>
           </w:p>
         </w:tc>
@@ -4410,7 +4674,105 @@
                 <w:color w:val="1F2937"/>
                 <w:sz w:val="20"/>
               </w:rPr>
-              <w:t>18</w:t>
+              <w:t>26</w:t>
+            </w:r>
+          </w:p>
+        </w:tc>
+      </w:tr>
+      <w:tr>
+        <w:tc>
+          <w:tcPr>
+            <w:tcW w:type="dxa" w:w="1728"/>
+            <w:shd w:fill="FFFFFF"/>
+            <w:tcMar>
+              <w:top w:w="90" w:type="dxa"/>
+              <w:bottom w:w="90" w:type="dxa"/>
+              <w:left w:w="120" w:type="dxa"/>
+              <w:right w:w="120" w:type="dxa"/>
+            </w:tcMar>
+            <w:tcBorders>
+              <w:top w:val="single" w:sz="4" w:space="0" w:color="E2E8F0"/>
+              <w:left w:val="single" w:sz="4" w:space="0" w:color="E2E8F0"/>
+              <w:bottom w:val="single" w:sz="4" w:space="0" w:color="E2E8F0"/>
+              <w:right w:val="single" w:sz="4" w:space="0" w:color="E2E8F0"/>
+            </w:tcBorders>
+          </w:tcPr>
+          <w:p>
+            <w:pPr>
+              <w:spacing w:after="0" w:line="276" w:lineRule="auto"/>
+              <w:jc w:val="left"/>
+            </w:pPr>
+            <w:r>
+              <w:rPr>
+                <w:rFonts w:ascii="Times New Roman" w:hAnsi="Times New Roman"/>
+                <w:color w:val="1F2937"/>
+                <w:sz w:val="20"/>
+              </w:rPr>
+              <w:t>Table 3.5</w:t>
+            </w:r>
+          </w:p>
+        </w:tc>
+        <w:tc>
+          <w:tcPr>
+            <w:tcW w:type="dxa" w:w="5760"/>
+            <w:shd w:fill="FFFFFF"/>
+            <w:tcMar>
+              <w:top w:w="90" w:type="dxa"/>
+              <w:bottom w:w="90" w:type="dxa"/>
+              <w:left w:w="120" w:type="dxa"/>
+              <w:right w:w="120" w:type="dxa"/>
+            </w:tcMar>
+            <w:tcBorders>
+              <w:top w:val="single" w:sz="4" w:space="0" w:color="E2E8F0"/>
+              <w:left w:val="single" w:sz="4" w:space="0" w:color="E2E8F0"/>
+              <w:bottom w:val="single" w:sz="4" w:space="0" w:color="E2E8F0"/>
+              <w:right w:val="single" w:sz="4" w:space="0" w:color="E2E8F0"/>
+            </w:tcBorders>
+          </w:tcPr>
+          <w:p>
+            <w:pPr>
+              <w:spacing w:after="0" w:line="276" w:lineRule="auto"/>
+              <w:jc w:val="center"/>
+            </w:pPr>
+            <w:r>
+              <w:rPr>
+                <w:rFonts w:ascii="Times New Roman" w:hAnsi="Times New Roman"/>
+                <w:color w:val="1F2937"/>
+                <w:sz w:val="20"/>
+              </w:rPr>
+              <w:t>Optuna Bayesian Optimization Search Hypercube Bounds</w:t>
+            </w:r>
+          </w:p>
+        </w:tc>
+        <w:tc>
+          <w:tcPr>
+            <w:tcW w:type="dxa" w:w="1541"/>
+            <w:shd w:fill="FFFFFF"/>
+            <w:tcMar>
+              <w:top w:w="90" w:type="dxa"/>
+              <w:bottom w:w="90" w:type="dxa"/>
+              <w:left w:w="120" w:type="dxa"/>
+              <w:right w:w="120" w:type="dxa"/>
+            </w:tcMar>
+            <w:tcBorders>
+              <w:top w:val="single" w:sz="4" w:space="0" w:color="E2E8F0"/>
+              <w:left w:val="single" w:sz="4" w:space="0" w:color="E2E8F0"/>
+              <w:bottom w:val="single" w:sz="4" w:space="0" w:color="E2E8F0"/>
+              <w:right w:val="single" w:sz="4" w:space="0" w:color="E2E8F0"/>
+            </w:tcBorders>
+          </w:tcPr>
+          <w:p>
+            <w:pPr>
+              <w:spacing w:after="0" w:line="276" w:lineRule="auto"/>
+              <w:jc w:val="center"/>
+            </w:pPr>
+            <w:r>
+              <w:rPr>
+                <w:rFonts w:ascii="Times New Roman" w:hAnsi="Times New Roman"/>
+                <w:color w:val="1F2937"/>
+                <w:sz w:val="20"/>
+              </w:rPr>
+              <w:t>26</w:t>
             </w:r>
           </w:p>
         </w:tc>
@@ -19510,13 +19872,37 @@
       </w:r>
     </w:p>
     <w:sectPr>
+      <w:footerReference w:type="default" r:id="rId9"/>
       <w:pgSz w:w="11909" w:h="16834"/>
       <w:pgMar w:top="1440" w:right="1440" w:bottom="1440" w:left="1440" w:header="720" w:footer="720" w:gutter="0"/>
       <w:cols w:space="720"/>
+      <w:titlePg/>
       <w:docGrid w:linePitch="360"/>
     </w:sectPr>
   </w:body>
 </w:document>
+</file>
+
+<file path=word/footer1.xml><?xml version="1.0" encoding="utf-8"?>
+<w:ftr xmlns:m="http://schemas.openxmlformats.org/officeDocument/2006/math" xmlns:mc="http://schemas.openxmlformats.org/markup-compatibility/2006" xmlns:mo="http://schemas.microsoft.com/office/mac/office/2008/main" xmlns:mv="urn:schemas-microsoft-com:mac:vml" xmlns:o="urn:schemas-microsoft-com:office:office" xmlns:r="http://schemas.openxmlformats.org/officeDocument/2006/relationships" xmlns:v="urn:schemas-microsoft-com:vml" xmlns:w10="urn:schemas-microsoft-com:office:word" xmlns:w14="http://schemas.microsoft.com/office/word/2010/wordml" xmlns:w="http://schemas.openxmlformats.org/wordprocessingml/2006/main" xmlns:wne="http://schemas.microsoft.com/office/word/2006/wordml" xmlns:wp14="http://schemas.microsoft.com/office/word/2010/wordprocessingDrawing" xmlns:wp="http://schemas.openxmlformats.org/drawingml/2006/wordprocessingDrawing" xmlns:wpc="http://schemas.microsoft.com/office/word/2010/wordprocessingCanvas" xmlns:wpg="http://schemas.microsoft.com/office/word/2010/wordprocessingGroup" xmlns:wpi="http://schemas.microsoft.com/office/word/2010/wordprocessingInk" xmlns:wps="http://schemas.microsoft.com/office/word/2010/wordprocessingShape" mc:Ignorable="w14 wp14">
+  <w:p>
+    <w:pPr>
+      <w:pStyle w:val="Footer"/>
+      <w:jc w:val="center"/>
+    </w:pPr>
+    <w:r>
+      <w:rPr>
+        <w:rFonts w:ascii="Times New Roman" w:hAnsi="Times New Roman"/>
+        <w:color w:val="374151"/>
+        <w:sz w:val="22"/>
+      </w:rPr>
+      <w:fldChar w:fldCharType="begin"/>
+      <w:instrText xml:space="preserve"> PAGE </w:instrText>
+      <w:fldChar w:fldCharType="separate"/>
+      <w:fldChar w:fldCharType="end"/>
+    </w:r>
+  </w:p>
+</w:ftr>
 </file>
 
 <file path=word/numbering.xml><?xml version="1.0" encoding="utf-8"?>
